--- a/outputs/Script_Soutenance.docx
+++ b/outputs/Script_Soutenance.docx
@@ -4,50 +4,1504 @@
   <w:body>
     <w:p>
       <w:pPr>
-        <w:spacing w:after="40"/>
+        <w:spacing w:before="80" w:after="40"/>
+        <w:pBdr>
+          <w:bottom w:val="single" w:sz="12" w:space="4" w:color="002255"/>
+        </w:pBdr>
       </w:pPr>
       <w:r>
         <w:rPr>
-          <w:rFonts w:ascii="Calibri" w:hAnsi="Calibri"/>
           <w:b/>
           <w:i w:val="0"/>
-          <w:color w:val="003E7E"/>
-          <w:sz w:val="44"/>
+          <w:color w:val="002255"/>
+          <w:sz w:val="40"/>
         </w:rPr>
-        <w:t>SCRIPT DE SOUTENANCE</w:t>
+        <w:t>ORAL DEFENSE SCRIPT — WORD FOR WORD</w:t>
       </w:r>
     </w:p>
     <w:p>
-      <w:pPr>
-        <w:spacing w:after="40"/>
-      </w:pPr>
       <w:r>
         <w:rPr>
-          <w:rFonts w:ascii="Calibri" w:hAnsi="Calibri"/>
           <w:b/>
           <w:i w:val="0"/>
-          <w:color w:val="2E5FA3"/>
+          <w:color w:val="002255"/>
           <w:sz w:val="24"/>
         </w:rPr>
         <w:t>The Role of Weather in French Day-Ahead Electricity Price Forecasting</w:t>
       </w:r>
     </w:p>
     <w:p>
+      <w:r>
+        <w:rPr>
+          <w:b w:val="0"/>
+          <w:i w:val="0"/>
+          <w:color w:val="555555"/>
+          <w:sz w:val="20"/>
+        </w:rPr>
+        <w:t>Leo Cambreleng &amp; Lyam Oumedjeber  ·  EDHEC MSc DAAI  ·  June 2026</w:t>
+      </w:r>
+    </w:p>
+    <w:p>
+      <w:r>
+        <w:rPr>
+          <w:b w:val="0"/>
+          <w:i/>
+          <w:color w:val="555555"/>
+          <w:sz w:val="20"/>
+        </w:rPr>
+        <w:t>FORMAT: 20 min presentation + Q&amp;A  ·  LEO speaks slides 1–7  ·  LYAM speaks slides 8–15  ·  Slide 16: both  ·  Target: ~17 min</w:t>
+      </w:r>
+    </w:p>
+    <w:p>
       <w:pPr>
-        <w:spacing w:after="200"/>
+        <w:spacing w:before="40" w:after="40"/>
         <w:pBdr>
-          <w:bottom w:val="single" w:sz="8" w:space="1" w:color="003E7E"/>
+          <w:bottom w:val="single" w:sz="4" w:space="1" w:color="CCCCCC"/>
+        </w:pBdr>
+      </w:pPr>
+    </w:p>
+    <w:p>
+      <w:pPr>
+        <w:spacing w:before="280" w:after="60"/>
+      </w:pPr>
+      <w:r>
+        <w:rPr>
+          <w:b/>
+          <w:i w:val="0"/>
+          <w:color w:val="002255"/>
+          <w:sz w:val="26"/>
+        </w:rPr>
+        <w:t xml:space="preserve">SLIDE 1 — TITLE   </w:t>
+      </w:r>
+      <w:r>
+        <w:rPr>
+          <w:b/>
+          <w:i w:val="0"/>
+          <w:color w:val="C8A032"/>
+          <w:sz w:val="24"/>
+        </w:rPr>
+        <w:t>[LEO]</w:t>
+      </w:r>
+      <w:r>
+        <w:rPr>
+          <w:b w:val="0"/>
+          <w:i/>
+          <w:color w:val="555555"/>
+          <w:sz w:val="22"/>
+        </w:rPr>
+        <w:t xml:space="preserve">  · ~20 s</w:t>
+      </w:r>
+    </w:p>
+    <w:p>
+      <w:pPr>
+        <w:spacing w:before="0" w:after="80"/>
+        <w:ind w:left="227"/>
+      </w:pPr>
+      <w:r>
+        <w:rPr>
+          <w:b w:val="0"/>
+          <w:i w:val="0"/>
+          <w:color w:val="212529"/>
+        </w:rPr>
+        <w:t>Good morning, Professor. I'm Leo Cambreleng, and with my co-author Lyam Oumedjeber, we're presenting our Master's thesis: "The Role of Weather in French Day-Ahead Electricity Price Forecasting." I'll cover the first half, then hand over to Lyam.</w:t>
+      </w:r>
+    </w:p>
+    <w:p>
+      <w:pPr>
+        <w:spacing w:before="40" w:after="40"/>
+        <w:pBdr>
+          <w:bottom w:val="single" w:sz="4" w:space="1" w:color="CCCCCC"/>
+        </w:pBdr>
+      </w:pPr>
+    </w:p>
+    <w:p>
+      <w:pPr>
+        <w:spacing w:before="280" w:after="60"/>
+      </w:pPr>
+      <w:r>
+        <w:rPr>
+          <w:b/>
+          <w:i w:val="0"/>
+          <w:color w:val="002255"/>
+          <w:sz w:val="26"/>
+        </w:rPr>
+        <w:t xml:space="preserve">SLIDE 2 — CONTEXT &amp; MOTIVATION   </w:t>
+      </w:r>
+      <w:r>
+        <w:rPr>
+          <w:b/>
+          <w:i w:val="0"/>
+          <w:color w:val="C8A032"/>
+          <w:sz w:val="24"/>
+        </w:rPr>
+        <w:t>[LEO]</w:t>
+      </w:r>
+      <w:r>
+        <w:rPr>
+          <w:b w:val="0"/>
+          <w:i/>
+          <w:color w:val="555555"/>
+          <w:sz w:val="22"/>
+        </w:rPr>
+        <w:t xml:space="preserve">  · ~1 min 30 s</w:t>
+      </w:r>
+    </w:p>
+    <w:p>
+      <w:pPr>
+        <w:spacing w:before="0" w:after="80"/>
+        <w:ind w:left="227"/>
+      </w:pPr>
+      <w:r>
+        <w:rPr>
+          <w:b w:val="0"/>
+          <w:i w:val="0"/>
+          <w:color w:val="212529"/>
+        </w:rPr>
+        <w:t>Why forecast French electricity prices — and why might weather help?</w:t>
+      </w:r>
+    </w:p>
+    <w:p>
+      <w:pPr>
+        <w:spacing w:before="0" w:after="80"/>
+        <w:ind w:left="227"/>
+      </w:pPr>
+      <w:r>
+        <w:rPr>
+          <w:b w:val="0"/>
+          <w:i w:val="0"/>
+          <w:color w:val="212529"/>
+        </w:rPr>
+        <w:t>First: electricity can't be stored. Supply and demand balance every hour, creating extreme volatility — prices can spike to several thousand euros per megawatt-hour.</w:t>
+      </w:r>
+    </w:p>
+    <w:p>
+      <w:pPr>
+        <w:spacing w:before="0" w:after="80"/>
+        <w:ind w:left="227"/>
+      </w:pPr>
+      <w:r>
+        <w:rPr>
+          <w:b w:val="0"/>
+          <w:i w:val="0"/>
+          <w:color w:val="212529"/>
+        </w:rPr>
+        <w:t>Second: France is unique. Around 70% of output is nuclear, and because heating is mostly electric, a one-degree temperature drop adds about 2.4 gigawatts of demand — the highest thermosensitivity in Europe.</w:t>
+      </w:r>
+    </w:p>
+    <w:p>
+      <w:pPr>
+        <w:spacing w:before="0" w:after="80"/>
+        <w:ind w:left="227"/>
+      </w:pPr>
+      <w:r>
+        <w:rPr>
+          <w:b w:val="0"/>
+          <w:i w:val="0"/>
+          <w:color w:val="212529"/>
+        </w:rPr>
+        <w:t>Third: the stakes are real. A one-euro improvement on a 100-megawatt book is worth about 876,000 euros per year.</w:t>
+      </w:r>
+    </w:p>
+    <w:p>
+      <w:pPr>
+        <w:spacing w:before="0" w:after="80"/>
+        <w:ind w:left="227"/>
+      </w:pPr>
+      <w:r>
+        <w:rPr>
+          <w:b w:val="0"/>
+          <w:i w:val="0"/>
+          <w:color w:val="212529"/>
+        </w:rPr>
+        <w:t>The question is: does weather actually help — or is that signal already captured by other variables?</w:t>
+      </w:r>
+    </w:p>
+    <w:p>
+      <w:pPr>
+        <w:spacing w:before="40" w:after="40"/>
+        <w:pBdr>
+          <w:bottom w:val="single" w:sz="4" w:space="1" w:color="CCCCCC"/>
+        </w:pBdr>
+      </w:pPr>
+    </w:p>
+    <w:p>
+      <w:pPr>
+        <w:spacing w:before="280" w:after="60"/>
+      </w:pPr>
+      <w:r>
+        <w:rPr>
+          <w:b/>
+          <w:i w:val="0"/>
+          <w:color w:val="002255"/>
+          <w:sz w:val="26"/>
+        </w:rPr>
+        <w:t xml:space="preserve">SLIDE 3 — RESEARCH QUESTION   </w:t>
+      </w:r>
+      <w:r>
+        <w:rPr>
+          <w:b/>
+          <w:i w:val="0"/>
+          <w:color w:val="C8A032"/>
+          <w:sz w:val="24"/>
+        </w:rPr>
+        <w:t>[LEO]</w:t>
+      </w:r>
+      <w:r>
+        <w:rPr>
+          <w:b w:val="0"/>
+          <w:i/>
+          <w:color w:val="555555"/>
+          <w:sz w:val="22"/>
+        </w:rPr>
+        <w:t xml:space="preserve">  · ~1 min</w:t>
+      </w:r>
+    </w:p>
+    <w:p>
+      <w:pPr>
+        <w:spacing w:before="0" w:after="80"/>
+        <w:ind w:left="227"/>
+      </w:pPr>
+      <w:r>
+        <w:rPr>
+          <w:b w:val="0"/>
+          <w:i w:val="0"/>
+          <w:color w:val="212529"/>
+        </w:rPr>
+        <w:t>We structured the thesis around four sub-questions.</w:t>
+      </w:r>
+    </w:p>
+    <w:p>
+      <w:pPr>
+        <w:spacing w:before="0" w:after="80"/>
+        <w:ind w:left="227"/>
+      </w:pPr>
+      <w:r>
+        <w:rPr>
+          <w:b w:val="0"/>
+          <w:i w:val="0"/>
+          <w:color w:val="212529"/>
+        </w:rPr>
+        <w:t>Can machine learning beat a naïve statistical benchmark? Do weather features add significant value beyond fundamentals alone? Does that value change between a stable market and a crisis — and why? And do better forecasts translate into real trading profit?</w:t>
+      </w:r>
+    </w:p>
+    <w:p>
+      <w:pPr>
+        <w:spacing w:before="0" w:after="80"/>
+        <w:ind w:left="227"/>
+      </w:pPr>
+      <w:r>
+        <w:rPr>
+          <w:b w:val="0"/>
+          <w:i w:val="0"/>
+          <w:color w:val="212529"/>
+        </w:rPr>
+        <w:t>These four questions map directly onto the slides ahead.</w:t>
+      </w:r>
+    </w:p>
+    <w:p>
+      <w:pPr>
+        <w:spacing w:before="40" w:after="40"/>
+        <w:pBdr>
+          <w:bottom w:val="single" w:sz="4" w:space="1" w:color="CCCCCC"/>
+        </w:pBdr>
+      </w:pPr>
+    </w:p>
+    <w:p>
+      <w:pPr>
+        <w:spacing w:before="280" w:after="60"/>
+      </w:pPr>
+      <w:r>
+        <w:rPr>
+          <w:b/>
+          <w:i w:val="0"/>
+          <w:color w:val="002255"/>
+          <w:sz w:val="26"/>
+        </w:rPr>
+        <w:t xml:space="preserve">SLIDE 4 — DATA   </w:t>
+      </w:r>
+      <w:r>
+        <w:rPr>
+          <w:b/>
+          <w:i w:val="0"/>
+          <w:color w:val="C8A032"/>
+          <w:sz w:val="24"/>
+        </w:rPr>
+        <w:t>[LEO]</w:t>
+      </w:r>
+      <w:r>
+        <w:rPr>
+          <w:b w:val="0"/>
+          <w:i/>
+          <w:color w:val="555555"/>
+          <w:sz w:val="22"/>
+        </w:rPr>
+        <w:t xml:space="preserve">  · ~1 min</w:t>
+      </w:r>
+    </w:p>
+    <w:p>
+      <w:pPr>
+        <w:spacing w:before="0" w:after="80"/>
+        <w:ind w:left="227"/>
+      </w:pPr>
+      <w:r>
+        <w:rPr>
+          <w:b w:val="0"/>
+          <w:i w:val="0"/>
+          <w:color w:val="212529"/>
+        </w:rPr>
+        <w:t>Our dataset covers January 2018 to April 2025 — around 64,000 hourly observations from four public sources.</w:t>
+      </w:r>
+    </w:p>
+    <w:p>
+      <w:pPr>
+        <w:spacing w:before="0" w:after="80"/>
+        <w:ind w:left="227"/>
+      </w:pPr>
+      <w:r>
+        <w:rPr>
+          <w:b w:val="0"/>
+          <w:i w:val="0"/>
+          <w:color w:val="212529"/>
+        </w:rPr>
+        <w:t>ENTSO-E for prices, load forecast, generation, and cross-border flows. ERA5 from ECMWF for weather — temperature, wind, solar, precipitation. TTF gas and ARA coal for fuel prices. In total, 35 engineered features.</w:t>
+      </w:r>
+    </w:p>
+    <w:p>
+      <w:pPr>
+        <w:spacing w:before="0" w:after="80"/>
+        <w:ind w:left="227"/>
+      </w:pPr>
+      <w:r>
+        <w:rPr>
+          <w:b w:val="0"/>
+          <w:i w:val="0"/>
+          <w:color w:val="212529"/>
+        </w:rPr>
+        <w:t>One key point: the data spans three very different regimes — pre-crisis, the 2022 energy crisis where prices briefly exceeded 1,000 euros, and post-crisis normalisation. That heterogeneity is central to our results.</w:t>
+      </w:r>
+    </w:p>
+    <w:p>
+      <w:pPr>
+        <w:spacing w:before="40" w:after="40"/>
+        <w:pBdr>
+          <w:bottom w:val="single" w:sz="4" w:space="1" w:color="CCCCCC"/>
+        </w:pBdr>
+      </w:pPr>
+    </w:p>
+    <w:p>
+      <w:pPr>
+        <w:spacing w:before="280" w:after="60"/>
+      </w:pPr>
+      <w:r>
+        <w:rPr>
+          <w:b/>
+          <w:i w:val="0"/>
+          <w:color w:val="002255"/>
+          <w:sz w:val="26"/>
+        </w:rPr>
+        <w:t xml:space="preserve">SLIDE 5 — METHODOLOGY   </w:t>
+      </w:r>
+      <w:r>
+        <w:rPr>
+          <w:b/>
+          <w:i w:val="0"/>
+          <w:color w:val="C8A032"/>
+          <w:sz w:val="24"/>
+        </w:rPr>
+        <w:t>[LEO]</w:t>
+      </w:r>
+      <w:r>
+        <w:rPr>
+          <w:b w:val="0"/>
+          <w:i/>
+          <w:color w:val="555555"/>
+          <w:sz w:val="22"/>
+        </w:rPr>
+        <w:t xml:space="preserve">  · ~1 min</w:t>
+      </w:r>
+    </w:p>
+    <w:p>
+      <w:pPr>
+        <w:spacing w:before="0" w:after="80"/>
+        <w:ind w:left="227"/>
+      </w:pPr>
+      <w:r>
+        <w:rPr>
+          <w:b w:val="0"/>
+          <w:i w:val="0"/>
+          <w:color w:val="212529"/>
+        </w:rPr>
+        <w:t>We used a four-model ablation design.</w:t>
+      </w:r>
+    </w:p>
+    <w:p>
+      <w:pPr>
+        <w:spacing w:before="0" w:after="80"/>
+        <w:ind w:left="227"/>
+      </w:pPr>
+      <w:r>
+        <w:rPr>
+          <w:b w:val="0"/>
+          <w:i w:val="0"/>
+          <w:color w:val="212529"/>
+        </w:rPr>
+        <w:t>Model A is the naïve benchmark: the price from the same hour last week. Model B is a Random Forest on 27 features — no weather. Model C is our main model: Random Forest with all 35 features including weather. Model D is XGBoost with the same 35 features.</w:t>
+      </w:r>
+    </w:p>
+    <w:p>
+      <w:pPr>
+        <w:spacing w:before="0" w:after="80"/>
+        <w:ind w:left="227"/>
+      </w:pPr>
+      <w:r>
+        <w:rPr>
+          <w:b w:val="0"/>
+          <w:i w:val="0"/>
+          <w:color w:val="212529"/>
+        </w:rPr>
+        <w:t>The key comparison is C versus B: same architecture, same data — only the weather features differ. This isolates weather's marginal contribution, tested out-of-sample with the Diebold-Mariano test.</w:t>
+      </w:r>
+    </w:p>
+    <w:p>
+      <w:pPr>
+        <w:spacing w:before="40" w:after="40"/>
+        <w:pBdr>
+          <w:bottom w:val="single" w:sz="4" w:space="1" w:color="CCCCCC"/>
+        </w:pBdr>
+      </w:pPr>
+    </w:p>
+    <w:p>
+      <w:pPr>
+        <w:spacing w:before="280" w:after="60"/>
+      </w:pPr>
+      <w:r>
+        <w:rPr>
+          <w:b/>
+          <w:i w:val="0"/>
+          <w:color w:val="002255"/>
+          <w:sz w:val="26"/>
+        </w:rPr>
+        <w:t xml:space="preserve">SLIDE 6 — RESULTS — STABLE REGIME   </w:t>
+      </w:r>
+      <w:r>
+        <w:rPr>
+          <w:b/>
+          <w:i w:val="0"/>
+          <w:color w:val="C8A032"/>
+          <w:sz w:val="24"/>
+        </w:rPr>
+        <w:t>[LEO]</w:t>
+      </w:r>
+      <w:r>
+        <w:rPr>
+          <w:b w:val="0"/>
+          <w:i/>
+          <w:color w:val="555555"/>
+          <w:sz w:val="22"/>
+        </w:rPr>
+        <w:t xml:space="preserve">  · ~1 min 30 s</w:t>
+      </w:r>
+    </w:p>
+    <w:p>
+      <w:pPr>
+        <w:spacing w:before="0" w:after="80"/>
+        <w:ind w:left="227"/>
+      </w:pPr>
+      <w:r>
+        <w:rPr>
+          <w:b w:val="0"/>
+          <w:i w:val="0"/>
+          <w:color w:val="212529"/>
+        </w:rPr>
+        <w:t>On the stable test period — May 2024 to April 2025, 8,640 observations — the naïve benchmark gives a MAE of 33 euros and an R-squared of 0.16.</w:t>
+      </w:r>
+    </w:p>
+    <w:p>
+      <w:pPr>
+        <w:spacing w:before="0" w:after="80"/>
+        <w:ind w:left="227"/>
+      </w:pPr>
+      <w:r>
+        <w:rPr>
+          <w:b w:val="0"/>
+          <w:i w:val="0"/>
+          <w:color w:val="212529"/>
+        </w:rPr>
+        <w:t>Both Random Forest models cut that error by 49%, bringing MAE to 16.9 euros and R-squared to 0.78.</w:t>
+      </w:r>
+    </w:p>
+    <w:p>
+      <w:pPr>
+        <w:spacing w:before="0" w:after="80"/>
+        <w:ind w:left="227"/>
+      </w:pPr>
+      <w:r>
+        <w:rPr>
+          <w:b w:val="0"/>
+          <w:i w:val="0"/>
+          <w:color w:val="212529"/>
+        </w:rPr>
+        <w:t>Now the critical number: Model C with weather, 16.94. Model B without weather, 16.95. One hundredth of a euro. XGBoost underperforms at 19.14.</w:t>
+      </w:r>
+    </w:p>
+    <w:p>
+      <w:pPr>
+        <w:spacing w:before="0" w:after="80"/>
+        <w:ind w:left="227"/>
+      </w:pPr>
+      <w:r>
+        <w:rPr>
+          <w:b w:val="0"/>
+          <w:i w:val="0"/>
+          <w:color w:val="212529"/>
+        </w:rPr>
+        <w:t>Machine learning clearly works — but weather, in this regime, adds essentially nothing.</w:t>
+      </w:r>
+    </w:p>
+    <w:p>
+      <w:pPr>
+        <w:spacing w:before="40" w:after="40"/>
+        <w:pBdr>
+          <w:bottom w:val="single" w:sz="4" w:space="1" w:color="CCCCCC"/>
+        </w:pBdr>
+      </w:pPr>
+    </w:p>
+    <w:p>
+      <w:pPr>
+        <w:spacing w:before="280" w:after="60"/>
+      </w:pPr>
+      <w:r>
+        <w:rPr>
+          <w:b/>
+          <w:i w:val="0"/>
+          <w:color w:val="002255"/>
+          <w:sz w:val="26"/>
+        </w:rPr>
+        <w:t xml:space="preserve">SLIDE 7 — CENTRAL FINDING   </w:t>
+      </w:r>
+      <w:r>
+        <w:rPr>
+          <w:b/>
+          <w:i w:val="0"/>
+          <w:color w:val="C8A032"/>
+          <w:sz w:val="24"/>
+        </w:rPr>
+        <w:t>[LEO]</w:t>
+      </w:r>
+      <w:r>
+        <w:rPr>
+          <w:b w:val="0"/>
+          <w:i/>
+          <w:color w:val="555555"/>
+          <w:sz w:val="22"/>
+        </w:rPr>
+        <w:t xml:space="preserve">  · ~1 min</w:t>
+      </w:r>
+    </w:p>
+    <w:p>
+      <w:pPr>
+        <w:spacing w:before="0" w:after="80"/>
+        <w:ind w:left="227"/>
+      </w:pPr>
+      <w:r>
+        <w:rPr>
+          <w:b w:val="0"/>
+          <w:i w:val="0"/>
+          <w:color w:val="212529"/>
+        </w:rPr>
+        <w:t>The statistical test confirms it. The Diebold-Mariano test for C versus B gives p = 0.572 — not significant.</w:t>
+      </w:r>
+    </w:p>
+    <w:p>
+      <w:pPr>
+        <w:spacing w:before="0" w:after="80"/>
+        <w:ind w:left="227"/>
+      </w:pPr>
+      <w:r>
+        <w:rPr>
+          <w:b w:val="0"/>
+          <w:i w:val="0"/>
+          <w:color w:val="212529"/>
+        </w:rPr>
+        <w:t>But test either RF model against the naïve benchmark, and the DM statistic is around minus 53, with p below 0.001. Machine learning adds massive, unambiguous value. Weather does not — in this regime.</w:t>
+      </w:r>
+    </w:p>
+    <w:p>
+      <w:pPr>
+        <w:spacing w:before="0" w:after="80"/>
+        <w:ind w:left="227"/>
+      </w:pPr>
+      <w:r>
+        <w:rPr>
+          <w:b w:val="0"/>
+          <w:i w:val="0"/>
+          <w:color w:val="212529"/>
+        </w:rPr>
+        <w:t>Why? And is it always the case? I hand over to Lyam.</w:t>
+      </w:r>
+    </w:p>
+    <w:p>
+      <w:pPr>
+        <w:spacing w:before="40" w:after="40"/>
+        <w:ind w:left="227"/>
+      </w:pPr>
+      <w:r>
+        <w:rPr>
+          <w:b w:val="0"/>
+          <w:i/>
+          <w:color w:val="555555"/>
+          <w:sz w:val="20"/>
+        </w:rPr>
+        <w:t>→  "I'll hand over to Lyam, who will explain the mechanism and then show what happens in the 2022 crisis."</w:t>
+      </w:r>
+    </w:p>
+    <w:p>
+      <w:pPr>
+        <w:spacing w:before="40" w:after="40"/>
+        <w:pBdr>
+          <w:bottom w:val="single" w:sz="4" w:space="1" w:color="CCCCCC"/>
+        </w:pBdr>
+      </w:pPr>
+    </w:p>
+    <w:p>
+      <w:pPr>
+        <w:spacing w:before="280" w:after="60"/>
+      </w:pPr>
+      <w:r>
+        <w:rPr>
+          <w:b/>
+          <w:i w:val="0"/>
+          <w:color w:val="002255"/>
+          <w:sz w:val="26"/>
+        </w:rPr>
+        <w:t xml:space="preserve">SLIDE 8 — FEATURE IMPORTANCE   </w:t>
+      </w:r>
+      <w:r>
+        <w:rPr>
+          <w:b/>
+          <w:i w:val="0"/>
+          <w:color w:val="C8A032"/>
+          <w:sz w:val="24"/>
+        </w:rPr>
+        <w:t>[LYAM]</w:t>
+      </w:r>
+      <w:r>
+        <w:rPr>
+          <w:b w:val="0"/>
+          <w:i/>
+          <w:color w:val="555555"/>
+          <w:sz w:val="22"/>
+        </w:rPr>
+        <w:t xml:space="preserve">  · ~1 min</w:t>
+      </w:r>
+    </w:p>
+    <w:p>
+      <w:pPr>
+        <w:spacing w:before="0" w:after="80"/>
+        <w:ind w:left="227"/>
+      </w:pPr>
+      <w:r>
+        <w:rPr>
+          <w:b w:val="0"/>
+          <w:i w:val="0"/>
+          <w:color w:val="212529"/>
+        </w:rPr>
+        <w:t>Thank you, Leo. The feature importance chart explains why weather is redundant.</w:t>
+      </w:r>
+    </w:p>
+    <w:p>
+      <w:pPr>
+        <w:spacing w:before="0" w:after="80"/>
+        <w:ind w:left="227"/>
+      </w:pPr>
+      <w:r>
+        <w:rPr>
+          <w:b w:val="0"/>
+          <w:i w:val="0"/>
+          <w:color w:val="212529"/>
+        </w:rPr>
+        <w:t>Price lags dominate: the 24-hour lag alone contributes 21% of importance, and lags plus rolling means account for about 70%. Then fuel prices: TTF gas 8%, ARA coal 6%, nuclear availability 2%. All weather variables combined: just 2.2%.</w:t>
+      </w:r>
+    </w:p>
+    <w:p>
+      <w:pPr>
+        <w:spacing w:before="0" w:after="80"/>
+        <w:ind w:left="227"/>
+      </w:pPr>
+      <w:r>
+        <w:rPr>
+          <w:b w:val="0"/>
+          <w:i w:val="0"/>
+          <w:color w:val="212529"/>
+        </w:rPr>
+        <w:t>Weather's signal is already captured by other features — the next slide explains exactly how.</w:t>
+      </w:r>
+    </w:p>
+    <w:p>
+      <w:pPr>
+        <w:spacing w:before="40" w:after="40"/>
+        <w:pBdr>
+          <w:bottom w:val="single" w:sz="4" w:space="1" w:color="CCCCCC"/>
+        </w:pBdr>
+      </w:pPr>
+    </w:p>
+    <w:p>
+      <w:pPr>
+        <w:spacing w:before="280" w:after="60"/>
+      </w:pPr>
+      <w:r>
+        <w:rPr>
+          <w:b/>
+          <w:i w:val="0"/>
+          <w:color w:val="002255"/>
+          <w:sz w:val="26"/>
+        </w:rPr>
+        <w:t xml:space="preserve">SLIDE 9 — INFORMATION REDUNDANCY HYPOTHESIS   </w:t>
+      </w:r>
+      <w:r>
+        <w:rPr>
+          <w:b/>
+          <w:i w:val="0"/>
+          <w:color w:val="C8A032"/>
+          <w:sz w:val="24"/>
+        </w:rPr>
+        <w:t>[LYAM]</w:t>
+      </w:r>
+      <w:r>
+        <w:rPr>
+          <w:b w:val="0"/>
+          <w:i/>
+          <w:color w:val="555555"/>
+          <w:sz w:val="22"/>
+        </w:rPr>
+        <w:t xml:space="preserve">  · ~1 min 30 s</w:t>
+      </w:r>
+    </w:p>
+    <w:p>
+      <w:pPr>
+        <w:spacing w:before="0" w:after="80"/>
+        <w:ind w:left="227"/>
+      </w:pPr>
+      <w:r>
+        <w:rPr>
+          <w:b w:val="0"/>
+          <w:i w:val="0"/>
+          <w:color w:val="212529"/>
+        </w:rPr>
+        <w:t>We call this the Information Redundancy Hypothesis. Three channels explain it.</w:t>
+      </w:r>
+    </w:p>
+    <w:p>
+      <w:pPr>
+        <w:spacing w:before="0" w:after="80"/>
+        <w:ind w:left="227"/>
+      </w:pPr>
+      <w:r>
+        <w:rPr>
+          <w:b w:val="0"/>
+          <w:i w:val="0"/>
+          <w:color w:val="212529"/>
+        </w:rPr>
+        <w:t>One: the RTE load forecast is built on temperature data. Including it means the model is already conditioning on weather-driven demand. Raw temperature adds nothing new.</w:t>
+      </w:r>
+    </w:p>
+    <w:p>
+      <w:pPr>
+        <w:spacing w:before="0" w:after="80"/>
+        <w:ind w:left="227"/>
+      </w:pPr>
+      <w:r>
+        <w:rPr>
+          <w:b w:val="0"/>
+          <w:i w:val="0"/>
+          <w:color w:val="212529"/>
+        </w:rPr>
+        <w:t>Two: TTF gas prices aggregate pan-European heating demand. When it's cold across Europe, gas demand rises, TTF rises. The commodity market does the weather encoding for us.</w:t>
+      </w:r>
+    </w:p>
+    <w:p>
+      <w:pPr>
+        <w:spacing w:before="0" w:after="80"/>
+        <w:ind w:left="227"/>
+      </w:pPr>
+      <w:r>
+        <w:rPr>
+          <w:b w:val="0"/>
+          <w:i w:val="0"/>
+          <w:color w:val="212529"/>
+        </w:rPr>
+        <w:t>Three: in France, nuclear availability explains so much price variance that little remains for weather to explain.</w:t>
+      </w:r>
+    </w:p>
+    <w:p>
+      <w:pPr>
+        <w:spacing w:before="0" w:after="80"/>
+        <w:ind w:left="227"/>
+      </w:pPr>
+      <w:r>
+        <w:rPr>
+          <w:b w:val="0"/>
+          <w:i w:val="0"/>
+          <w:color w:val="212529"/>
+        </w:rPr>
+        <w:t>These three channels make weather redundant — as long as they're intact. In 2022, they were not.</w:t>
+      </w:r>
+    </w:p>
+    <w:p>
+      <w:pPr>
+        <w:spacing w:before="40" w:after="40"/>
+        <w:ind w:left="227"/>
+      </w:pPr>
+      <w:r>
+        <w:rPr>
+          <w:b w:val="0"/>
+          <w:i/>
+          <w:color w:val="555555"/>
+          <w:sz w:val="20"/>
+        </w:rPr>
+        <w:t>→  "But this only holds when those three channels are working. In 2022, they all broke at once."</w:t>
+      </w:r>
+    </w:p>
+    <w:p>
+      <w:pPr>
+        <w:spacing w:before="40" w:after="40"/>
+        <w:pBdr>
+          <w:bottom w:val="single" w:sz="4" w:space="1" w:color="CCCCCC"/>
+        </w:pBdr>
+      </w:pPr>
+    </w:p>
+    <w:p>
+      <w:pPr>
+        <w:spacing w:before="280" w:after="60"/>
+      </w:pPr>
+      <w:r>
+        <w:rPr>
+          <w:b/>
+          <w:i w:val="0"/>
+          <w:color w:val="002255"/>
+          <w:sz w:val="26"/>
+        </w:rPr>
+        <w:t xml:space="preserve">SLIDE 10 — 2022 CRISIS REVERSAL   </w:t>
+      </w:r>
+      <w:r>
+        <w:rPr>
+          <w:b/>
+          <w:i w:val="0"/>
+          <w:color w:val="C8A032"/>
+          <w:sz w:val="24"/>
+        </w:rPr>
+        <w:t>[LYAM]</w:t>
+      </w:r>
+      <w:r>
+        <w:rPr>
+          <w:b w:val="0"/>
+          <w:i/>
+          <w:color w:val="555555"/>
+          <w:sz w:val="22"/>
+        </w:rPr>
+        <w:t xml:space="preserve">  · ~1 min 30 s</w:t>
+      </w:r>
+    </w:p>
+    <w:p>
+      <w:pPr>
+        <w:spacing w:before="0" w:after="80"/>
+        <w:ind w:left="227"/>
+      </w:pPr>
+      <w:r>
+        <w:rPr>
+          <w:b w:val="0"/>
+          <w:i w:val="0"/>
+          <w:color w:val="212529"/>
+        </w:rPr>
+        <w:t>We retrained on 2018–2021 and tested on the full year 2022 — a strict temporal split.</w:t>
+      </w:r>
+    </w:p>
+    <w:p>
+      <w:pPr>
+        <w:spacing w:before="0" w:after="80"/>
+        <w:ind w:left="227"/>
+      </w:pPr>
+      <w:r>
+        <w:rPr>
+          <w:b w:val="0"/>
+          <w:i w:val="0"/>
+          <w:color w:val="212529"/>
+        </w:rPr>
+        <w:t>The contrast is stark. Stable period: DM statistic minus 0.565, p = 0.572 — not significant. Crisis 2022: DM statistic minus 13.27, p below 0.001.</w:t>
+      </w:r>
+    </w:p>
+    <w:p>
+      <w:pPr>
+        <w:spacing w:before="0" w:after="80"/>
+        <w:ind w:left="227"/>
+      </w:pPr>
+      <w:r>
+        <w:rPr>
+          <w:b w:val="0"/>
+          <w:i w:val="0"/>
+          <w:color w:val="212529"/>
+        </w:rPr>
+        <w:t>All models degrade sharply: naïve MAE goes from 33 to 73 euros, RF from 17 to 67. But Model C now beats Model B by 0.73 euros per megawatt-hour — statistically huge because it's consistent across nearly 8,760 hours.</w:t>
+      </w:r>
+    </w:p>
+    <w:p>
+      <w:pPr>
+        <w:spacing w:before="0" w:after="80"/>
+        <w:ind w:left="227"/>
+      </w:pPr>
+      <w:r>
+        <w:rPr>
+          <w:b w:val="0"/>
+          <w:i w:val="0"/>
+          <w:color w:val="212529"/>
+        </w:rPr>
+        <w:t>XGBoost degrades the most at 76 euros MAE — confirming RF as the more robust architecture under stress.</w:t>
+      </w:r>
+    </w:p>
+    <w:p>
+      <w:pPr>
+        <w:spacing w:before="40" w:after="40"/>
+        <w:pBdr>
+          <w:bottom w:val="single" w:sz="4" w:space="1" w:color="CCCCCC"/>
+        </w:pBdr>
+      </w:pPr>
+    </w:p>
+    <w:p>
+      <w:pPr>
+        <w:spacing w:before="280" w:after="60"/>
+      </w:pPr>
+      <w:r>
+        <w:rPr>
+          <w:b/>
+          <w:i w:val="0"/>
+          <w:color w:val="002255"/>
+          <w:sz w:val="26"/>
+        </w:rPr>
+        <w:t xml:space="preserve">SLIDE 11 — WHY THE CRISIS BREAKS REDUNDANCY   </w:t>
+      </w:r>
+      <w:r>
+        <w:rPr>
+          <w:b/>
+          <w:i w:val="0"/>
+          <w:color w:val="C8A032"/>
+          <w:sz w:val="24"/>
+        </w:rPr>
+        <w:t>[LYAM]</w:t>
+      </w:r>
+      <w:r>
+        <w:rPr>
+          <w:b w:val="0"/>
+          <w:i/>
+          <w:color w:val="555555"/>
+          <w:sz w:val="22"/>
+        </w:rPr>
+        <w:t xml:space="preserve">  · ~1 min 30 s</w:t>
+      </w:r>
+    </w:p>
+    <w:p>
+      <w:pPr>
+        <w:spacing w:before="0" w:after="80"/>
+        <w:ind w:left="227"/>
+      </w:pPr>
+      <w:r>
+        <w:rPr>
+          <w:b w:val="0"/>
+          <w:i w:val="0"/>
+          <w:color w:val="212529"/>
+        </w:rPr>
+        <w:t>All three redundancy channels break simultaneously in 2022.</w:t>
+      </w:r>
+    </w:p>
+    <w:p>
+      <w:pPr>
+        <w:spacing w:before="0" w:after="80"/>
+        <w:ind w:left="227"/>
+      </w:pPr>
+      <w:r>
+        <w:rPr>
+          <w:b w:val="0"/>
+          <w:i w:val="0"/>
+          <w:color w:val="212529"/>
+        </w:rPr>
+        <w:t>One: TTF decouples from local weather. The Russian gas shock drove prices by geopolitics, not temperature. TTF no longer encodes the weather signal.</w:t>
+      </w:r>
+    </w:p>
+    <w:p>
+      <w:pPr>
+        <w:spacing w:before="0" w:after="80"/>
+        <w:ind w:left="227"/>
+      </w:pPr>
+      <w:r>
+        <w:rPr>
+          <w:b w:val="0"/>
+          <w:i w:val="0"/>
+          <w:color w:val="212529"/>
+        </w:rPr>
+        <w:t>Two: nuclear constraints amplify the temperature effect. With availability at just 40% — around 25 of 63 gigawatts — there was no buffer. Every cold degree fed directly into price.</w:t>
+      </w:r>
+    </w:p>
+    <w:p>
+      <w:pPr>
+        <w:spacing w:before="0" w:after="80"/>
+        <w:ind w:left="227"/>
+      </w:pPr>
+      <w:r>
+        <w:rPr>
+          <w:b w:val="0"/>
+          <w:i w:val="0"/>
+          <w:color w:val="212529"/>
+        </w:rPr>
+        <w:t>Three: signal-to-noise rises. When prices swing by hundreds of euros, the direct temperature effect becomes large enough to measure statistically.</w:t>
+      </w:r>
+    </w:p>
+    <w:p>
+      <w:pPr>
+        <w:spacing w:before="0" w:after="80"/>
+        <w:ind w:left="227"/>
+      </w:pPr>
+      <w:r>
+        <w:rPr>
+          <w:b w:val="0"/>
+          <w:i w:val="0"/>
+          <w:color w:val="212529"/>
+        </w:rPr>
+        <w:t>Takeaway: weather's value is not fixed — it's regime-dependent.</w:t>
+      </w:r>
+    </w:p>
+    <w:p>
+      <w:pPr>
+        <w:spacing w:before="40" w:after="40"/>
+        <w:pBdr>
+          <w:bottom w:val="single" w:sz="4" w:space="1" w:color="CCCCCC"/>
+        </w:pBdr>
+      </w:pPr>
+    </w:p>
+    <w:p>
+      <w:pPr>
+        <w:spacing w:before="280" w:after="60"/>
+      </w:pPr>
+      <w:r>
+        <w:rPr>
+          <w:b/>
+          <w:i w:val="0"/>
+          <w:color w:val="002255"/>
+          <w:sz w:val="26"/>
+        </w:rPr>
+        <w:t xml:space="preserve">SLIDE 12 — ECONOMIC VALUE — TRADING BACKTEST   </w:t>
+      </w:r>
+      <w:r>
+        <w:rPr>
+          <w:b/>
+          <w:i w:val="0"/>
+          <w:color w:val="C8A032"/>
+          <w:sz w:val="24"/>
+        </w:rPr>
+        <w:t>[LYAM]</w:t>
+      </w:r>
+      <w:r>
+        <w:rPr>
+          <w:b w:val="0"/>
+          <w:i/>
+          <w:color w:val="555555"/>
+          <w:sz w:val="22"/>
+        </w:rPr>
+        <w:t xml:space="preserve">  · ~1 min</w:t>
+      </w:r>
+    </w:p>
+    <w:p>
+      <w:pPr>
+        <w:spacing w:before="0" w:after="80"/>
+        <w:ind w:left="227"/>
+      </w:pPr>
+      <w:r>
+        <w:rPr>
+          <w:b w:val="0"/>
+          <w:i w:val="0"/>
+          <w:color w:val="212529"/>
+        </w:rPr>
+        <w:t>Do better forecasts make money? We ran a day-ahead directional strategy at 0.30 euros per megawatt-hour — the central cost scenario.</w:t>
+      </w:r>
+    </w:p>
+    <w:p>
+      <w:pPr>
+        <w:spacing w:before="0" w:after="80"/>
+        <w:ind w:left="227"/>
+      </w:pPr>
+      <w:r>
+        <w:rPr>
+          <w:b w:val="0"/>
+          <w:i w:val="0"/>
+          <w:color w:val="212529"/>
+        </w:rPr>
+        <w:t>The naïve strategy earns 85,000 euros per megawatt but with a drawdown of 2,367 euros and a Calmar ratio of 37. Both RF models earn around 137,000, with a drawdown five times smaller — 422 euros — and a Calmar of 328.</w:t>
+      </w:r>
+    </w:p>
+    <w:p>
+      <w:pPr>
+        <w:spacing w:before="0" w:after="80"/>
+        <w:ind w:left="227"/>
+      </w:pPr>
+      <w:r>
+        <w:rPr>
+          <w:b w:val="0"/>
+          <w:i w:val="0"/>
+          <w:color w:val="212529"/>
+        </w:rPr>
+        <w:t>XGBoost earns slightly more in gross profit but its drawdown is 1,351 euros, three times RF's. RF posts positive Sharpe ratios every single month. Real skill, not luck.</w:t>
+      </w:r>
+    </w:p>
+    <w:p>
+      <w:pPr>
+        <w:spacing w:before="40" w:after="40"/>
+        <w:pBdr>
+          <w:bottom w:val="single" w:sz="4" w:space="1" w:color="CCCCCC"/>
+        </w:pBdr>
+      </w:pPr>
+    </w:p>
+    <w:p>
+      <w:pPr>
+        <w:spacing w:before="280" w:after="60"/>
+      </w:pPr>
+      <w:r>
+        <w:rPr>
+          <w:b/>
+          <w:i w:val="0"/>
+          <w:color w:val="002255"/>
+          <w:sz w:val="26"/>
+        </w:rPr>
+        <w:t xml:space="preserve">SLIDE 13 — ROBUSTNESS CHECKS   </w:t>
+      </w:r>
+      <w:r>
+        <w:rPr>
+          <w:b/>
+          <w:i w:val="0"/>
+          <w:color w:val="C8A032"/>
+          <w:sz w:val="24"/>
+        </w:rPr>
+        <w:t>[LYAM]</w:t>
+      </w:r>
+      <w:r>
+        <w:rPr>
+          <w:b w:val="0"/>
+          <w:i/>
+          <w:color w:val="555555"/>
+          <w:sz w:val="22"/>
+        </w:rPr>
+        <w:t xml:space="preserve">  · ~30 s</w:t>
+      </w:r>
+    </w:p>
+    <w:p>
+      <w:pPr>
+        <w:spacing w:before="0" w:after="80"/>
+        <w:ind w:left="227"/>
+      </w:pPr>
+      <w:r>
+        <w:rPr>
+          <w:b w:val="0"/>
+          <w:i w:val="0"/>
+          <w:color w:val="212529"/>
+        </w:rPr>
+        <w:t>Quick robustness check. RF's Sharpe ratio across the three cost scenarios moves from 19.51 to 19.16 — under two percent degradation. Positive Sharpe every month. The DM non-significance result holds across multiple sub-periods. The conclusions don't depend on our specific cost assumptions.</w:t>
+      </w:r>
+    </w:p>
+    <w:p>
+      <w:pPr>
+        <w:spacing w:before="40" w:after="40"/>
+        <w:pBdr>
+          <w:bottom w:val="single" w:sz="4" w:space="1" w:color="CCCCCC"/>
+        </w:pBdr>
+      </w:pPr>
+    </w:p>
+    <w:p>
+      <w:pPr>
+        <w:spacing w:before="280" w:after="60"/>
+      </w:pPr>
+      <w:r>
+        <w:rPr>
+          <w:b/>
+          <w:i w:val="0"/>
+          <w:color w:val="002255"/>
+          <w:sz w:val="26"/>
+        </w:rPr>
+        <w:t xml:space="preserve">SLIDE 14 — LIMITATIONS &amp; FUTURE WORK   </w:t>
+      </w:r>
+      <w:r>
+        <w:rPr>
+          <w:b/>
+          <w:i w:val="0"/>
+          <w:color w:val="C8A032"/>
+          <w:sz w:val="24"/>
+        </w:rPr>
+        <w:t>[LYAM]</w:t>
+      </w:r>
+      <w:r>
+        <w:rPr>
+          <w:b w:val="0"/>
+          <w:i/>
+          <w:color w:val="555555"/>
+          <w:sz w:val="22"/>
+        </w:rPr>
+        <w:t xml:space="preserve">  · ~45 s</w:t>
+      </w:r>
+    </w:p>
+    <w:p>
+      <w:pPr>
+        <w:spacing w:before="0" w:after="80"/>
+        <w:ind w:left="227"/>
+      </w:pPr>
+      <w:r>
+        <w:rPr>
+          <w:b w:val="0"/>
+          <w:i w:val="0"/>
+          <w:color w:val="212529"/>
+        </w:rPr>
+        <w:t>Six honest limitations.</w:t>
+      </w:r>
+    </w:p>
+    <w:p>
+      <w:pPr>
+        <w:spacing w:before="0" w:after="80"/>
+        <w:ind w:left="227"/>
+      </w:pPr>
+      <w:r>
+        <w:rPr>
+          <w:b w:val="0"/>
+          <w:i w:val="0"/>
+          <w:color w:val="212529"/>
+        </w:rPr>
+        <w:t>ERA5 is perfect hindsight weather — in production you'd use forecasts with 10–30% error, so our result is an upper bound. We didn't do walk-forward retraining. Carbon prices were excluded. XGBoost wasn't tuned — Bayesian optimisation could close the gap. We only cover France; other markets may differ. And transaction costs are flat — large books would face liquidity constraints.</w:t>
+      </w:r>
+    </w:p>
+    <w:p>
+      <w:pPr>
+        <w:spacing w:before="0" w:after="80"/>
+        <w:ind w:left="227"/>
+      </w:pPr>
+      <w:r>
+        <w:rPr>
+          <w:b w:val="0"/>
+          <w:i w:val="0"/>
+          <w:color w:val="212529"/>
+        </w:rPr>
+        <w:t>These define the perimeter of what we can claim.</w:t>
+      </w:r>
+    </w:p>
+    <w:p>
+      <w:pPr>
+        <w:spacing w:before="40" w:after="40"/>
+        <w:pBdr>
+          <w:bottom w:val="single" w:sz="4" w:space="1" w:color="CCCCCC"/>
+        </w:pBdr>
+      </w:pPr>
+    </w:p>
+    <w:p>
+      <w:pPr>
+        <w:spacing w:before="280" w:after="60"/>
+      </w:pPr>
+      <w:r>
+        <w:rPr>
+          <w:b/>
+          <w:i w:val="0"/>
+          <w:color w:val="002255"/>
+          <w:sz w:val="26"/>
+        </w:rPr>
+        <w:t xml:space="preserve">SLIDE 15 — CONCLUSIONS   </w:t>
+      </w:r>
+      <w:r>
+        <w:rPr>
+          <w:b/>
+          <w:i w:val="0"/>
+          <w:color w:val="C8A032"/>
+          <w:sz w:val="24"/>
+        </w:rPr>
+        <w:t>[LYAM]</w:t>
+      </w:r>
+      <w:r>
+        <w:rPr>
+          <w:b w:val="0"/>
+          <w:i/>
+          <w:color w:val="555555"/>
+          <w:sz w:val="22"/>
+        </w:rPr>
+        <w:t xml:space="preserve">  · ~1 min 30 s</w:t>
+      </w:r>
+    </w:p>
+    <w:p>
+      <w:pPr>
+        <w:spacing w:before="0" w:after="80"/>
+        <w:ind w:left="227"/>
+      </w:pPr>
+      <w:r>
+        <w:rPr>
+          <w:b w:val="0"/>
+          <w:i w:val="0"/>
+          <w:color w:val="212529"/>
+        </w:rPr>
+        <w:t>Four takeaways.</w:t>
+      </w:r>
+    </w:p>
+    <w:p>
+      <w:pPr>
+        <w:spacing w:before="0" w:after="80"/>
+        <w:ind w:left="227"/>
+      </w:pPr>
+      <w:r>
+        <w:rPr>
+          <w:b w:val="0"/>
+          <w:i w:val="0"/>
+          <w:color w:val="212529"/>
+        </w:rPr>
+        <w:t>One: machine learning decisively beats the naïve benchmark — minus 49% MAE, R-squared 0.78, confirmed across all twelve months.</w:t>
+      </w:r>
+    </w:p>
+    <w:p>
+      <w:pPr>
+        <w:spacing w:before="0" w:after="80"/>
+        <w:ind w:left="227"/>
+      </w:pPr>
+      <w:r>
+        <w:rPr>
+          <w:b w:val="0"/>
+          <w:i w:val="0"/>
+          <w:color w:val="212529"/>
+        </w:rPr>
+        <w:t>Two: the value of weather is regime-dependent. Non-significant in stable conditions, highly significant in the 2022 crisis. That's our core contribution.</w:t>
+      </w:r>
+    </w:p>
+    <w:p>
+      <w:pPr>
+        <w:spacing w:before="0" w:after="80"/>
+        <w:ind w:left="227"/>
+      </w:pPr>
+      <w:r>
+        <w:rPr>
+          <w:b w:val="0"/>
+          <w:i w:val="0"/>
+          <w:color w:val="212529"/>
+        </w:rPr>
+        <w:t>Three: Random Forest outperforms XGBoost on risk-adjusted metrics — Calmar 328 versus 107 — and holds up better under stress.</w:t>
+      </w:r>
+    </w:p>
+    <w:p>
+      <w:pPr>
+        <w:spacing w:before="0" w:after="80"/>
+        <w:ind w:left="227"/>
+      </w:pPr>
+      <w:r>
+        <w:rPr>
+          <w:b w:val="0"/>
+          <w:i w:val="0"/>
+          <w:color w:val="212529"/>
+        </w:rPr>
+        <w:t>Four: the forecasts create real economic value — 137,000 euros per megawatt per year, drawdown five times smaller than the benchmark.</w:t>
+      </w:r>
+    </w:p>
+    <w:p>
+      <w:pPr>
+        <w:spacing w:before="0" w:after="80"/>
+        <w:ind w:left="227"/>
+      </w:pPr>
+      <w:r>
+        <w:rPr>
+          <w:b w:val="0"/>
+          <w:i w:val="0"/>
+          <w:color w:val="212529"/>
+        </w:rPr>
+        <w:t>The practical implication: don't always include or always exclude weather. Build a regime detector. Thank you very much.</w:t>
+      </w:r>
+    </w:p>
+    <w:p>
+      <w:pPr>
+        <w:spacing w:before="40" w:after="40"/>
+        <w:pBdr>
+          <w:bottom w:val="single" w:sz="4" w:space="1" w:color="CCCCCC"/>
+        </w:pBdr>
+      </w:pPr>
+    </w:p>
+    <w:p>
+      <w:pPr>
+        <w:spacing w:before="280" w:after="60"/>
+      </w:pPr>
+      <w:r>
+        <w:rPr>
+          <w:b/>
+          <w:i w:val="0"/>
+          <w:color w:val="002255"/>
+          <w:sz w:val="26"/>
+        </w:rPr>
+        <w:t xml:space="preserve">SLIDE 16 — QUESTIONS   </w:t>
+      </w:r>
+      <w:r>
+        <w:rPr>
+          <w:b/>
+          <w:i w:val="0"/>
+          <w:color w:val="C8A032"/>
+          <w:sz w:val="24"/>
+        </w:rPr>
+        <w:t>[LEO + LYAM]</w:t>
+      </w:r>
+      <w:r>
+        <w:rPr>
+          <w:b w:val="0"/>
+          <w:i/>
+          <w:color w:val="555555"/>
+          <w:sz w:val="22"/>
+        </w:rPr>
+        <w:t xml:space="preserve">  · ~20 s</w:t>
+      </w:r>
+    </w:p>
+    <w:p>
+      <w:pPr>
+        <w:spacing w:before="0" w:after="80"/>
+        <w:ind w:left="227"/>
+      </w:pPr>
+      <w:r>
+        <w:rPr>
+          <w:b w:val="0"/>
+          <w:i/>
+          <w:color w:val="555555"/>
+        </w:rPr>
+        <w:t>[Smile. Pause 2–3 seconds. Let the examiner speak first.]</w:t>
+      </w:r>
+    </w:p>
+    <w:p>
+      <w:pPr>
+        <w:spacing w:before="0" w:after="80"/>
+        <w:ind w:left="227"/>
+      </w:pPr>
+      <w:r>
+        <w:rPr>
+          <w:b w:val="0"/>
+          <w:i/>
+          <w:color w:val="555555"/>
+        </w:rPr>
+        <w:t>[If silence: "Would you like us to start with any particular aspect of the methodology?"]</w:t>
+      </w:r>
+    </w:p>
+    <w:p>
+      <w:pPr>
+        <w:spacing w:before="40" w:after="40"/>
+        <w:pBdr>
+          <w:bottom w:val="single" w:sz="4" w:space="1" w:color="CCCCCC"/>
+        </w:pBdr>
+      </w:pPr>
+    </w:p>
+    <w:p/>
+    <w:p>
+      <w:pPr>
+        <w:spacing w:before="80" w:after="40"/>
+        <w:pBdr>
+          <w:bottom w:val="single" w:sz="12" w:space="4" w:color="002255"/>
         </w:pBdr>
       </w:pPr>
       <w:r>
         <w:rPr>
-          <w:rFonts w:ascii="Calibri" w:hAnsi="Calibri"/>
-          <w:b w:val="0"/>
+          <w:b/>
           <w:i w:val="0"/>
-          <w:color w:val="505050"/>
-          <w:sz w:val="20"/>
+          <w:color w:val="002255"/>
+          <w:sz w:val="40"/>
         </w:rPr>
-        <w:t>Leo Cambreleng &amp; Lyam Oumedjeber  ·  EDHEC MSc DAAI  ·  Juin 2026  ·  20 min exposé + 10 min Q&amp;A</w:t>
+        <w:t>TIMING REFERENCE</w:t>
       </w:r>
     </w:p>
     <w:tbl>
@@ -57,2806 +1511,20 @@
         <w:tblLook w:firstColumn="1" w:firstRow="1" w:lastColumn="0" w:lastRow="0" w:noHBand="0" w:noVBand="1" w:val="04A0"/>
       </w:tblPr>
       <w:tblGrid>
-        <w:gridCol w:w="3024"/>
-        <w:gridCol w:w="3024"/>
-        <w:gridCol w:w="3024"/>
+        <w:gridCol w:w="3135"/>
+        <w:gridCol w:w="3135"/>
+        <w:gridCol w:w="3135"/>
       </w:tblGrid>
       <w:tr>
         <w:tc>
           <w:tcPr>
-            <w:tcW w:type="dxa" w:w="3024"/>
-            <w:shd w:val="clear" w:color="auto" w:fill="EBF3FB"/>
+            <w:tcW w:type="dxa" w:w="4535"/>
+            <w:shd w:val="clear" w:color="auto" w:fill="002255"/>
           </w:tcPr>
           <w:p>
-            <w:pPr>
-              <w:jc w:val="center"/>
-            </w:pPr>
             <w:r>
               <w:rPr>
-                <w:rFonts w:ascii="Calibri" w:hAnsi="Calibri"/>
                 <w:b/>
-                <w:i w:val="0"/>
-                <w:color w:val="005AA0"/>
-                <w:sz w:val="20"/>
-              </w:rPr>
-              <w:t>LEO  (slides 1–7)</w:t>
-            </w:r>
-          </w:p>
-        </w:tc>
-        <w:tc>
-          <w:tcPr>
-            <w:tcW w:type="dxa" w:w="3024"/>
-            <w:shd w:val="clear" w:color="auto" w:fill="EBF5EB"/>
-          </w:tcPr>
-          <w:p>
-            <w:pPr>
-              <w:jc w:val="center"/>
-            </w:pPr>
-            <w:r>
-              <w:rPr>
-                <w:rFonts w:ascii="Calibri" w:hAnsi="Calibri"/>
-                <w:b/>
-                <w:i w:val="0"/>
-                <w:color w:val="008250"/>
-                <w:sz w:val="20"/>
-              </w:rPr>
-              <w:t>LYAM  (slides 8–13)</w:t>
-            </w:r>
-          </w:p>
-        </w:tc>
-        <w:tc>
-          <w:tcPr>
-            <w:tcW w:type="dxa" w:w="3024"/>
-            <w:shd w:val="clear" w:color="auto" w:fill="FFF9E6"/>
-          </w:tcPr>
-          <w:p>
-            <w:pPr>
-              <w:jc w:val="center"/>
-            </w:pPr>
-            <w:r>
-              <w:rPr>
-                <w:rFonts w:ascii="Calibri" w:hAnsi="Calibri"/>
-                <w:b/>
-                <w:i w:val="0"/>
-                <w:color w:val="823C00"/>
-                <w:sz w:val="20"/>
-              </w:rPr>
-              <w:t>LES DEUX  (slide 14)</w:t>
-            </w:r>
-          </w:p>
-        </w:tc>
-      </w:tr>
-    </w:tbl>
-    <w:p>
-      <w:pPr>
-        <w:spacing w:after="80"/>
-      </w:pPr>
-    </w:p>
-    <w:p>
-      <w:pPr>
-        <w:spacing w:before="280" w:after="80"/>
-        <w:pBdr>
-          <w:bottom w:val="single" w:sz="4" w:space="1" w:color="003E7E"/>
-        </w:pBdr>
-      </w:pPr>
-      <w:r>
-        <w:rPr>
-          <w:rFonts w:ascii="Calibri" w:hAnsi="Calibri"/>
-          <w:b/>
-          <w:i w:val="0"/>
-          <w:color w:val="003E7E"/>
-          <w:sz w:val="24"/>
-        </w:rPr>
-        <w:t>SLIDE 1 — TITRE</w:t>
-      </w:r>
-      <w:r>
-        <w:rPr>
-          <w:rFonts w:ascii="Calibri" w:hAnsi="Calibri"/>
-          <w:b w:val="0"/>
-          <w:i w:val="0"/>
-          <w:color w:val="787878"/>
-          <w:sz w:val="20"/>
-        </w:rPr>
-        <w:t xml:space="preserve">   [30s]</w:t>
-      </w:r>
-    </w:p>
-    <w:p>
-      <w:pPr>
-        <w:spacing w:after="120"/>
-      </w:pPr>
-      <w:r>
-        <w:rPr>
-          <w:rFonts w:ascii="Calibri" w:hAnsi="Calibri"/>
-          <w:b/>
-          <w:i w:val="0"/>
-          <w:color w:val="005AA0"/>
-          <w:sz w:val="26"/>
-        </w:rPr>
-        <w:t>[LEO · ~30 secondes]</w:t>
-      </w:r>
-    </w:p>
-    <w:tbl>
-      <w:tblPr>
-        <w:tblStyle w:val="TableGrid"/>
-        <w:tblW w:type="auto" w:w="0"/>
-        <w:tblLook w:firstColumn="1" w:firstRow="1" w:lastColumn="0" w:lastRow="0" w:noHBand="0" w:noVBand="1" w:val="04A0"/>
-      </w:tblPr>
-      <w:tblGrid>
-        <w:gridCol w:w="9072"/>
-      </w:tblGrid>
-      <w:tr>
-        <w:tc>
-          <w:tcPr>
-            <w:tcW w:type="dxa" w:w="9072"/>
-            <w:shd w:val="clear" w:color="auto" w:fill="EBF3FB"/>
-            <w:tcBorders>
-              <w:top w:val="nil"/>
-              <w:bottom w:val="nil"/>
-              <w:right w:val="nil"/>
-              <w:left w:val="single" w:sz="24" w:color="0050A0"/>
-            </w:tcBorders>
-            <w:tcMar>
-              <w:top w:w="100" w:type="dxa"/>
-              <w:bottom w:w="100" w:type="dxa"/>
-              <w:left w:w="200" w:type="dxa"/>
-              <w:right w:w="120" w:type="dxa"/>
-            </w:tcMar>
-          </w:tcPr>
-          <w:p>
-            <w:pPr>
-              <w:spacing w:after="80"/>
-            </w:pPr>
-            <w:r>
-              <w:rPr>
-                <w:rFonts w:ascii="Calibri" w:hAnsi="Calibri"/>
-                <w:b w:val="0"/>
-                <w:i w:val="0"/>
-                <w:sz w:val="22"/>
-              </w:rPr>
-              <w:t>Good morning, Professor. Thank you for joining us.</w:t>
-            </w:r>
-          </w:p>
-          <w:p>
-            <w:pPr>
-              <w:spacing w:after="120"/>
-            </w:pPr>
-          </w:p>
-          <w:p>
-            <w:pPr>
-              <w:spacing w:after="80"/>
-            </w:pPr>
-            <w:r>
-              <w:rPr>
-                <w:rFonts w:ascii="Calibri" w:hAnsi="Calibri"/>
-                <w:b w:val="0"/>
-                <w:i w:val="0"/>
-                <w:sz w:val="22"/>
-              </w:rPr>
-              <w:t>My name is Leo Cambreleng, and alongside my co-author Lyam Oumedjeber, I am presenting our Master's thesis from the MSc in Data Analysis and AI at EDHEC Business School.</w:t>
-            </w:r>
-          </w:p>
-          <w:p>
-            <w:pPr>
-              <w:spacing w:after="120"/>
-            </w:pPr>
-          </w:p>
-          <w:p>
-            <w:pPr>
-              <w:spacing w:after="80"/>
-            </w:pPr>
-            <w:r>
-              <w:rPr>
-                <w:rFonts w:ascii="Calibri" w:hAnsi="Calibri"/>
-                <w:b w:val="0"/>
-                <w:i w:val="0"/>
-                <w:sz w:val="22"/>
-              </w:rPr>
-              <w:t xml:space="preserve">Our thesis is titled: </w:t>
-            </w:r>
-            <w:r>
-              <w:rPr>
-                <w:rFonts w:ascii="Calibri" w:hAnsi="Calibri"/>
-                <w:b w:val="0"/>
-                <w:i/>
-                <w:sz w:val="22"/>
-              </w:rPr>
-              <w:t>The Role of Weather in French Day-Ahead Electricity Price Forecasting: A Random Forest Approach.</w:t>
-            </w:r>
-            <w:r>
-              <w:rPr>
-                <w:rFonts w:ascii="Calibri" w:hAnsi="Calibri"/>
-                <w:b w:val="0"/>
-                <w:i w:val="0"/>
-                <w:sz w:val="22"/>
-              </w:rPr>
-            </w:r>
-          </w:p>
-          <w:p>
-            <w:pPr>
-              <w:spacing w:after="120"/>
-            </w:pPr>
-          </w:p>
-          <w:p>
-            <w:pPr>
-              <w:spacing w:after="80"/>
-            </w:pPr>
-            <w:r>
-              <w:rPr>
-                <w:rFonts w:ascii="Calibri" w:hAnsi="Calibri"/>
-                <w:b w:val="0"/>
-                <w:i w:val="0"/>
-                <w:sz w:val="22"/>
-              </w:rPr>
-              <w:t>We were supervised by Professor Milos Vulanovic. I will cover the first half — context, data, and the stable-regime results — and Lyam will take over for the crisis analysis, the trading backtest, and our conclusions.</w:t>
-            </w:r>
-          </w:p>
-        </w:tc>
-      </w:tr>
-    </w:tbl>
-    <w:p>
-      <w:pPr>
-        <w:spacing w:after="40"/>
-      </w:pPr>
-    </w:p>
-    <w:p>
-      <w:pPr>
-        <w:spacing w:before="280" w:after="80"/>
-        <w:pBdr>
-          <w:bottom w:val="single" w:sz="4" w:space="1" w:color="003E7E"/>
-        </w:pBdr>
-      </w:pPr>
-      <w:r>
-        <w:rPr>
-          <w:rFonts w:ascii="Calibri" w:hAnsi="Calibri"/>
-          <w:b/>
-          <w:i w:val="0"/>
-          <w:color w:val="003E7E"/>
-          <w:sz w:val="24"/>
-        </w:rPr>
-        <w:t>SLIDE 2 — CONTEXT &amp; MOTIVATION</w:t>
-      </w:r>
-      <w:r>
-        <w:rPr>
-          <w:rFonts w:ascii="Calibri" w:hAnsi="Calibri"/>
-          <w:b w:val="0"/>
-          <w:i w:val="0"/>
-          <w:color w:val="787878"/>
-          <w:sz w:val="20"/>
-        </w:rPr>
-        <w:t xml:space="preserve">   [2min]</w:t>
-      </w:r>
-    </w:p>
-    <w:p>
-      <w:pPr>
-        <w:spacing w:after="120"/>
-      </w:pPr>
-      <w:r>
-        <w:rPr>
-          <w:rFonts w:ascii="Calibri" w:hAnsi="Calibri"/>
-          <w:b/>
-          <w:i w:val="0"/>
-          <w:color w:val="005AA0"/>
-          <w:sz w:val="26"/>
-        </w:rPr>
-        <w:t>[LEO · ~2 minutes]</w:t>
-      </w:r>
-    </w:p>
-    <w:tbl>
-      <w:tblPr>
-        <w:tblStyle w:val="TableGrid"/>
-        <w:tblW w:type="auto" w:w="0"/>
-        <w:tblLook w:firstColumn="1" w:firstRow="1" w:lastColumn="0" w:lastRow="0" w:noHBand="0" w:noVBand="1" w:val="04A0"/>
-      </w:tblPr>
-      <w:tblGrid>
-        <w:gridCol w:w="9072"/>
-      </w:tblGrid>
-      <w:tr>
-        <w:tc>
-          <w:tcPr>
-            <w:tcW w:type="dxa" w:w="9072"/>
-            <w:shd w:val="clear" w:color="auto" w:fill="EBF3FB"/>
-            <w:tcBorders>
-              <w:top w:val="nil"/>
-              <w:bottom w:val="nil"/>
-              <w:right w:val="nil"/>
-              <w:left w:val="single" w:sz="24" w:color="0050A0"/>
-            </w:tcBorders>
-            <w:tcMar>
-              <w:top w:w="100" w:type="dxa"/>
-              <w:bottom w:w="100" w:type="dxa"/>
-              <w:left w:w="200" w:type="dxa"/>
-              <w:right w:w="120" w:type="dxa"/>
-            </w:tcMar>
-          </w:tcPr>
-          <w:p>
-            <w:pPr>
-              <w:spacing w:after="80"/>
-            </w:pPr>
-            <w:r>
-              <w:rPr>
-                <w:rFonts w:ascii="Calibri" w:hAnsi="Calibri"/>
-                <w:b w:val="0"/>
-                <w:i w:val="0"/>
-                <w:sz w:val="22"/>
-              </w:rPr>
-              <w:t>Let me start with the question that motivated this work: why is forecasting French electricity prices so difficult — and why might weather matter?</w:t>
-            </w:r>
-          </w:p>
-          <w:p>
-            <w:pPr>
-              <w:spacing w:after="120"/>
-            </w:pPr>
-          </w:p>
-          <w:p>
-            <w:pPr>
-              <w:spacing w:after="80"/>
-            </w:pPr>
-            <w:r>
-              <w:rPr>
-                <w:rFonts w:ascii="Calibri" w:hAnsi="Calibri"/>
-                <w:b w:val="0"/>
-                <w:i w:val="0"/>
-                <w:sz w:val="22"/>
-              </w:rPr>
-              <w:t>First, electricity cannot be stored at scale. This means supply and demand must clear instantaneously every single hour. The result is a price series unlike any other financial asset: extreme volatility, strong intraday seasonality, and spikes that can reach several thousand euros per megawatt-hour during scarcity episodes.</w:t>
-            </w:r>
-          </w:p>
-          <w:p>
-            <w:pPr>
-              <w:spacing w:after="120"/>
-            </w:pPr>
-          </w:p>
-          <w:p>
-            <w:pPr>
-              <w:spacing w:after="80"/>
-            </w:pPr>
-            <w:r>
-              <w:rPr>
-                <w:rFonts w:ascii="Calibri" w:hAnsi="Calibri"/>
-                <w:b w:val="0"/>
-                <w:i w:val="0"/>
-                <w:sz w:val="22"/>
-              </w:rPr>
-              <w:t>Second, France is a structurally special market. It operates roughly 63 gigawatts of nuclear capacity — around 70% of annual electricity output. And because French residential heating is predominantly electric, the system has a thermosensitivity of approximately 2.4 gigawatts per degree Celsius in winter — the highest in Europe. That means a cold snap of five degrees adds around 12 gigawatts of demand almost instantly.</w:t>
-            </w:r>
-          </w:p>
-          <w:p>
-            <w:pPr>
-              <w:spacing w:after="120"/>
-            </w:pPr>
-          </w:p>
-          <w:p>
-            <w:pPr>
-              <w:spacing w:after="80"/>
-            </w:pPr>
-            <w:r>
-              <w:rPr>
-                <w:rFonts w:ascii="Calibri" w:hAnsi="Calibri"/>
-                <w:b w:val="0"/>
-                <w:i w:val="0"/>
-                <w:sz w:val="22"/>
-              </w:rPr>
-              <w:t>Third, the economic stakes of accurate forecasting are very real. A one euro per megawatt-hour improvement in forecast accuracy, on a 100-megawatt portfolio, is worth roughly 876,000 euros per year.</w:t>
-            </w:r>
-          </w:p>
-          <w:p>
-            <w:pPr>
-              <w:spacing w:after="120"/>
-            </w:pPr>
-          </w:p>
-          <w:p>
-            <w:pPr>
-              <w:spacing w:after="80"/>
-            </w:pPr>
-            <w:r>
-              <w:rPr>
-                <w:rFonts w:ascii="Calibri" w:hAnsi="Calibri"/>
-                <w:b w:val="0"/>
-                <w:i w:val="0"/>
-                <w:sz w:val="22"/>
-              </w:rPr>
-              <w:t>So our starting question is: given all of this, does adding weather data to a forecasting model actually help — or is that signal already captured elsewhere?</w:t>
-            </w:r>
-          </w:p>
-        </w:tc>
-      </w:tr>
-    </w:tbl>
-    <w:p>
-      <w:pPr>
-        <w:spacing w:after="40"/>
-      </w:pPr>
-    </w:p>
-    <w:p>
-      <w:pPr>
-        <w:spacing w:before="280" w:after="80"/>
-        <w:pBdr>
-          <w:bottom w:val="single" w:sz="4" w:space="1" w:color="003E7E"/>
-        </w:pBdr>
-      </w:pPr>
-      <w:r>
-        <w:rPr>
-          <w:rFonts w:ascii="Calibri" w:hAnsi="Calibri"/>
-          <w:b/>
-          <w:i w:val="0"/>
-          <w:color w:val="003E7E"/>
-          <w:sz w:val="24"/>
-        </w:rPr>
-        <w:t>SLIDE 3 — RESEARCH QUESTION</w:t>
-      </w:r>
-      <w:r>
-        <w:rPr>
-          <w:rFonts w:ascii="Calibri" w:hAnsi="Calibri"/>
-          <w:b w:val="0"/>
-          <w:i w:val="0"/>
-          <w:color w:val="787878"/>
-          <w:sz w:val="20"/>
-        </w:rPr>
-        <w:t xml:space="preserve">   [1min30]</w:t>
-      </w:r>
-    </w:p>
-    <w:p>
-      <w:pPr>
-        <w:spacing w:after="120"/>
-      </w:pPr>
-      <w:r>
-        <w:rPr>
-          <w:rFonts w:ascii="Calibri" w:hAnsi="Calibri"/>
-          <w:b/>
-          <w:i w:val="0"/>
-          <w:color w:val="005AA0"/>
-          <w:sz w:val="26"/>
-        </w:rPr>
-        <w:t>[LEO · ~1 min 30s]</w:t>
-      </w:r>
-    </w:p>
-    <w:tbl>
-      <w:tblPr>
-        <w:tblStyle w:val="TableGrid"/>
-        <w:tblW w:type="auto" w:w="0"/>
-        <w:tblLook w:firstColumn="1" w:firstRow="1" w:lastColumn="0" w:lastRow="0" w:noHBand="0" w:noVBand="1" w:val="04A0"/>
-      </w:tblPr>
-      <w:tblGrid>
-        <w:gridCol w:w="9072"/>
-      </w:tblGrid>
-      <w:tr>
-        <w:tc>
-          <w:tcPr>
-            <w:tcW w:type="dxa" w:w="9072"/>
-            <w:shd w:val="clear" w:color="auto" w:fill="EBF3FB"/>
-            <w:tcBorders>
-              <w:top w:val="nil"/>
-              <w:bottom w:val="nil"/>
-              <w:right w:val="nil"/>
-              <w:left w:val="single" w:sz="24" w:color="0050A0"/>
-            </w:tcBorders>
-            <w:tcMar>
-              <w:top w:w="100" w:type="dxa"/>
-              <w:bottom w:w="100" w:type="dxa"/>
-              <w:left w:w="200" w:type="dxa"/>
-              <w:right w:w="120" w:type="dxa"/>
-            </w:tcMar>
-          </w:tcPr>
-          <w:p>
-            <w:pPr>
-              <w:spacing w:after="80"/>
-            </w:pPr>
-            <w:r>
-              <w:rPr>
-                <w:rFonts w:ascii="Calibri" w:hAnsi="Calibri"/>
-                <w:b w:val="0"/>
-                <w:i w:val="0"/>
-                <w:sz w:val="22"/>
-              </w:rPr>
-              <w:t>We decomposed our central question into four sub-questions, shown on this slide.</w:t>
-            </w:r>
-          </w:p>
-          <w:p>
-            <w:pPr>
-              <w:spacing w:after="120"/>
-            </w:pPr>
-          </w:p>
-          <w:p>
-            <w:pPr>
-              <w:spacing w:after="80"/>
-            </w:pPr>
-            <w:r>
-              <w:rPr>
-                <w:rFonts w:ascii="Calibri" w:hAnsi="Calibri"/>
-                <w:b w:val="0"/>
-                <w:i w:val="0"/>
-                <w:sz w:val="22"/>
-              </w:rPr>
-              <w:t>The first is whether machine learning models — specifically Random Forest and XGBoost — can substantially outperform a naïve statistical benchmark.</w:t>
-            </w:r>
-          </w:p>
-          <w:p>
-            <w:pPr>
-              <w:spacing w:after="120"/>
-            </w:pPr>
-          </w:p>
-          <w:p>
-            <w:pPr>
-              <w:spacing w:after="80"/>
-            </w:pPr>
-            <w:r>
-              <w:rPr>
-                <w:rFonts w:ascii="Calibri" w:hAnsi="Calibri"/>
-                <w:b w:val="0"/>
-                <w:i w:val="0"/>
-                <w:sz w:val="22"/>
-              </w:rPr>
-              <w:t>The second is whether adding meteorological features produces a statistically significant improvement over a model built on market fundamentals alone.</w:t>
-            </w:r>
-          </w:p>
-          <w:p>
-            <w:pPr>
-              <w:spacing w:after="120"/>
-            </w:pPr>
-          </w:p>
-          <w:p>
-            <w:pPr>
-              <w:spacing w:after="80"/>
-            </w:pPr>
-            <w:r>
-              <w:rPr>
-                <w:rFonts w:ascii="Calibri" w:hAnsi="Calibri"/>
-                <w:b w:val="0"/>
-                <w:i w:val="0"/>
-                <w:sz w:val="22"/>
-              </w:rPr>
-              <w:t>The third — and this is our core contribution — is whether that value differs between a stable market regime and an extreme-stress regime like the 2022 energy crisis, and why.</w:t>
-            </w:r>
-          </w:p>
-          <w:p>
-            <w:pPr>
-              <w:spacing w:after="120"/>
-            </w:pPr>
-          </w:p>
-          <w:p>
-            <w:pPr>
-              <w:spacing w:after="80"/>
-            </w:pPr>
-            <w:r>
-              <w:rPr>
-                <w:rFonts w:ascii="Calibri" w:hAnsi="Calibri"/>
-                <w:b w:val="0"/>
-                <w:i w:val="0"/>
-                <w:sz w:val="22"/>
-              </w:rPr>
-              <w:t>And the fourth is whether the predictive improvements translate into real economic value through a day-ahead trading strategy with realistic transaction costs.</w:t>
-            </w:r>
-          </w:p>
-          <w:p>
-            <w:pPr>
-              <w:spacing w:after="120"/>
-            </w:pPr>
-          </w:p>
-          <w:p>
-            <w:pPr>
-              <w:spacing w:after="80"/>
-            </w:pPr>
-            <w:r>
-              <w:rPr>
-                <w:rFonts w:ascii="Calibri" w:hAnsi="Calibri"/>
-                <w:b w:val="0"/>
-                <w:i w:val="0"/>
-                <w:sz w:val="22"/>
-              </w:rPr>
-              <w:t>These four questions structure the entire thesis, and we will answer each of them over the next slides.</w:t>
-            </w:r>
-          </w:p>
-        </w:tc>
-      </w:tr>
-    </w:tbl>
-    <w:p>
-      <w:pPr>
-        <w:spacing w:after="40"/>
-      </w:pPr>
-    </w:p>
-    <w:p>
-      <w:pPr>
-        <w:spacing w:before="280" w:after="80"/>
-        <w:pBdr>
-          <w:bottom w:val="single" w:sz="4" w:space="1" w:color="003E7E"/>
-        </w:pBdr>
-      </w:pPr>
-      <w:r>
-        <w:rPr>
-          <w:rFonts w:ascii="Calibri" w:hAnsi="Calibri"/>
-          <w:b/>
-          <w:i w:val="0"/>
-          <w:color w:val="003E7E"/>
-          <w:sz w:val="24"/>
-        </w:rPr>
-        <w:t>SLIDE 4 — DATA</w:t>
-      </w:r>
-      <w:r>
-        <w:rPr>
-          <w:rFonts w:ascii="Calibri" w:hAnsi="Calibri"/>
-          <w:b w:val="0"/>
-          <w:i w:val="0"/>
-          <w:color w:val="787878"/>
-          <w:sz w:val="20"/>
-        </w:rPr>
-        <w:t xml:space="preserve">   [1min30]</w:t>
-      </w:r>
-    </w:p>
-    <w:p>
-      <w:pPr>
-        <w:spacing w:after="120"/>
-      </w:pPr>
-      <w:r>
-        <w:rPr>
-          <w:rFonts w:ascii="Calibri" w:hAnsi="Calibri"/>
-          <w:b/>
-          <w:i w:val="0"/>
-          <w:color w:val="005AA0"/>
-          <w:sz w:val="26"/>
-        </w:rPr>
-        <w:t>[LEO · ~1 min 30s]</w:t>
-      </w:r>
-    </w:p>
-    <w:tbl>
-      <w:tblPr>
-        <w:tblStyle w:val="TableGrid"/>
-        <w:tblW w:type="auto" w:w="0"/>
-        <w:tblLook w:firstColumn="1" w:firstRow="1" w:lastColumn="0" w:lastRow="0" w:noHBand="0" w:noVBand="1" w:val="04A0"/>
-      </w:tblPr>
-      <w:tblGrid>
-        <w:gridCol w:w="9072"/>
-      </w:tblGrid>
-      <w:tr>
-        <w:tc>
-          <w:tcPr>
-            <w:tcW w:type="dxa" w:w="9072"/>
-            <w:shd w:val="clear" w:color="auto" w:fill="EBF3FB"/>
-            <w:tcBorders>
-              <w:top w:val="nil"/>
-              <w:bottom w:val="nil"/>
-              <w:right w:val="nil"/>
-              <w:left w:val="single" w:sz="24" w:color="0050A0"/>
-            </w:tcBorders>
-            <w:tcMar>
-              <w:top w:w="100" w:type="dxa"/>
-              <w:bottom w:w="100" w:type="dxa"/>
-              <w:left w:w="200" w:type="dxa"/>
-              <w:right w:w="120" w:type="dxa"/>
-            </w:tcMar>
-          </w:tcPr>
-          <w:p>
-            <w:pPr>
-              <w:spacing w:after="80"/>
-            </w:pPr>
-            <w:r>
-              <w:rPr>
-                <w:rFonts w:ascii="Calibri" w:hAnsi="Calibri"/>
-                <w:b w:val="0"/>
-                <w:i w:val="0"/>
-                <w:sz w:val="22"/>
-              </w:rPr>
-              <w:t>Our dataset spans January 2018 to April 2025, giving us approximately 64,000 hourly observations drawn from four public sources.</w:t>
-            </w:r>
-          </w:p>
-          <w:p>
-            <w:pPr>
-              <w:spacing w:after="120"/>
-            </w:pPr>
-          </w:p>
-          <w:p>
-            <w:pPr>
-              <w:spacing w:after="80"/>
-            </w:pPr>
-            <w:r>
-              <w:rPr>
-                <w:rFonts w:ascii="Calibri" w:hAnsi="Calibri"/>
-                <w:b w:val="0"/>
-                <w:i w:val="0"/>
-                <w:sz w:val="22"/>
-              </w:rPr>
-              <w:t>From ENTSO-E, we collected hourly day-ahead prices, the load forecast published by RTE, generation by source, and net cross-border flows with Germany, Spain, the UK, and Belgium.</w:t>
-            </w:r>
-          </w:p>
-          <w:p>
-            <w:pPr>
-              <w:spacing w:after="120"/>
-            </w:pPr>
-          </w:p>
-          <w:p>
-            <w:pPr>
-              <w:spacing w:after="80"/>
-            </w:pPr>
-            <w:r>
-              <w:rPr>
-                <w:rFonts w:ascii="Calibri" w:hAnsi="Calibri"/>
-                <w:b w:val="0"/>
-                <w:i w:val="0"/>
-                <w:sz w:val="22"/>
-              </w:rPr>
-              <w:t>For weather data, we used ERA5 reanalysis from ECMWF — this gives us temperature at 2 metres, wind speed, solar irradiance, and precipitation, aggregated to a spatial mean over France.</w:t>
-            </w:r>
-          </w:p>
-          <w:p>
-            <w:pPr>
-              <w:spacing w:after="120"/>
-            </w:pPr>
-          </w:p>
-          <w:p>
-            <w:pPr>
-              <w:spacing w:after="80"/>
-            </w:pPr>
-            <w:r>
-              <w:rPr>
-                <w:rFonts w:ascii="Calibri" w:hAnsi="Calibri"/>
-                <w:b w:val="0"/>
-                <w:i w:val="0"/>
-                <w:sz w:val="22"/>
-              </w:rPr>
-              <w:t>For fuel prices, we included TTF natural gas and ARA coal, which together determine the marginal cost of thermal generation.</w:t>
-            </w:r>
-          </w:p>
-          <w:p>
-            <w:pPr>
-              <w:spacing w:after="120"/>
-            </w:pPr>
-          </w:p>
-          <w:p>
-            <w:pPr>
-              <w:spacing w:after="80"/>
-            </w:pPr>
-            <w:r>
-              <w:rPr>
-                <w:rFonts w:ascii="Calibri" w:hAnsi="Calibri"/>
-                <w:b w:val="0"/>
-                <w:i w:val="0"/>
-                <w:sz w:val="22"/>
-              </w:rPr>
-              <w:t>Finally, we engineered 35 features in total: calendar variables with cyclic encoding, price lags and rolling means, the fundamental variables, cross-border flows, and the weather features including Heating Degree Days and a Weather Stress Index.</w:t>
-            </w:r>
-          </w:p>
-          <w:p>
-            <w:pPr>
-              <w:spacing w:after="120"/>
-            </w:pPr>
-          </w:p>
-          <w:p>
-            <w:pPr>
-              <w:spacing w:after="80"/>
-            </w:pPr>
-            <w:r>
-              <w:rPr>
-                <w:rFonts w:ascii="Calibri" w:hAnsi="Calibri"/>
-                <w:b w:val="0"/>
-                <w:i w:val="0"/>
-                <w:sz w:val="22"/>
-              </w:rPr>
-              <w:t>One important detail: our data spans three structurally distinct regimes — pre-crisis 2018 to 2021, the 2022 energy crisis where prices briefly exceeded 1,000 euros per megawatt-hour, and the post-crisis normalisation from 2023 onwards. This heterogeneity is central to our results.</w:t>
-            </w:r>
-          </w:p>
-        </w:tc>
-      </w:tr>
-    </w:tbl>
-    <w:p>
-      <w:pPr>
-        <w:spacing w:after="40"/>
-      </w:pPr>
-    </w:p>
-    <w:p>
-      <w:pPr>
-        <w:spacing w:before="280" w:after="80"/>
-        <w:pBdr>
-          <w:bottom w:val="single" w:sz="4" w:space="1" w:color="003E7E"/>
-        </w:pBdr>
-      </w:pPr>
-      <w:r>
-        <w:rPr>
-          <w:rFonts w:ascii="Calibri" w:hAnsi="Calibri"/>
-          <w:b/>
-          <w:i w:val="0"/>
-          <w:color w:val="003E7E"/>
-          <w:sz w:val="24"/>
-        </w:rPr>
-        <w:t>SLIDE 5 — METHODOLOGY</w:t>
-      </w:r>
-      <w:r>
-        <w:rPr>
-          <w:rFonts w:ascii="Calibri" w:hAnsi="Calibri"/>
-          <w:b w:val="0"/>
-          <w:i w:val="0"/>
-          <w:color w:val="787878"/>
-          <w:sz w:val="20"/>
-        </w:rPr>
-        <w:t xml:space="preserve">   [1min30]</w:t>
-      </w:r>
-    </w:p>
-    <w:p>
-      <w:pPr>
-        <w:spacing w:after="120"/>
-      </w:pPr>
-      <w:r>
-        <w:rPr>
-          <w:rFonts w:ascii="Calibri" w:hAnsi="Calibri"/>
-          <w:b/>
-          <w:i w:val="0"/>
-          <w:color w:val="005AA0"/>
-          <w:sz w:val="26"/>
-        </w:rPr>
-        <w:t>[LEO · ~1 min 30s]</w:t>
-      </w:r>
-    </w:p>
-    <w:tbl>
-      <w:tblPr>
-        <w:tblStyle w:val="TableGrid"/>
-        <w:tblW w:type="auto" w:w="0"/>
-        <w:tblLook w:firstColumn="1" w:firstRow="1" w:lastColumn="0" w:lastRow="0" w:noHBand="0" w:noVBand="1" w:val="04A0"/>
-      </w:tblPr>
-      <w:tblGrid>
-        <w:gridCol w:w="9072"/>
-      </w:tblGrid>
-      <w:tr>
-        <w:tc>
-          <w:tcPr>
-            <w:tcW w:type="dxa" w:w="9072"/>
-            <w:shd w:val="clear" w:color="auto" w:fill="EBF3FB"/>
-            <w:tcBorders>
-              <w:top w:val="nil"/>
-              <w:bottom w:val="nil"/>
-              <w:right w:val="nil"/>
-              <w:left w:val="single" w:sz="24" w:color="0050A0"/>
-            </w:tcBorders>
-            <w:tcMar>
-              <w:top w:w="100" w:type="dxa"/>
-              <w:bottom w:w="100" w:type="dxa"/>
-              <w:left w:w="200" w:type="dxa"/>
-              <w:right w:w="120" w:type="dxa"/>
-            </w:tcMar>
-          </w:tcPr>
-          <w:p>
-            <w:pPr>
-              <w:spacing w:after="80"/>
-            </w:pPr>
-            <w:r>
-              <w:rPr>
-                <w:rFonts w:ascii="Calibri" w:hAnsi="Calibri"/>
-                <w:b w:val="0"/>
-                <w:i w:val="0"/>
-                <w:sz w:val="22"/>
-              </w:rPr>
-              <w:t>Our methodological contribution is a nested four-model ablation design.</w:t>
-            </w:r>
-          </w:p>
-          <w:p>
-            <w:pPr>
-              <w:spacing w:after="120"/>
-            </w:pPr>
-          </w:p>
-          <w:p>
-            <w:pPr>
-              <w:spacing w:after="80"/>
-            </w:pPr>
-            <w:r>
-              <w:rPr>
-                <w:rFonts w:ascii="Calibri" w:hAnsi="Calibri"/>
-                <w:b w:val="0"/>
-                <w:i w:val="0"/>
-                <w:sz w:val="22"/>
-              </w:rPr>
-              <w:t>Model A is our naïve benchmark — it predicts the price using the value from exactly 168 hours ago, the same hour of the previous week. This exploits the strong weekly seasonality of electricity prices and is the standard benchmark in the forecasting literature.</w:t>
-            </w:r>
-          </w:p>
-          <w:p>
-            <w:pPr>
-              <w:spacing w:after="120"/>
-            </w:pPr>
-          </w:p>
-          <w:p>
-            <w:pPr>
-              <w:spacing w:after="80"/>
-            </w:pPr>
-            <w:r>
-              <w:rPr>
-                <w:rFonts w:ascii="Calibri" w:hAnsi="Calibri"/>
-                <w:b w:val="0"/>
-                <w:i w:val="0"/>
-                <w:sz w:val="22"/>
-              </w:rPr>
-              <w:t>Model B is a Random Forest trained on 27 features — everything except meteorological data. This is our ablation baseline.</w:t>
-            </w:r>
-          </w:p>
-          <w:p>
-            <w:pPr>
-              <w:spacing w:after="120"/>
-            </w:pPr>
-          </w:p>
-          <w:p>
-            <w:pPr>
-              <w:spacing w:after="80"/>
-            </w:pPr>
-            <w:r>
-              <w:rPr>
-                <w:rFonts w:ascii="Calibri" w:hAnsi="Calibri"/>
-                <w:b w:val="0"/>
-                <w:i w:val="0"/>
-                <w:sz w:val="22"/>
-              </w:rPr>
-              <w:t>Model C is our main model — a Random Forest with all 35 features, including the full weather set.</w:t>
-            </w:r>
-          </w:p>
-          <w:p>
-            <w:pPr>
-              <w:spacing w:after="120"/>
-            </w:pPr>
-          </w:p>
-          <w:p>
-            <w:pPr>
-              <w:spacing w:after="80"/>
-            </w:pPr>
-            <w:r>
-              <w:rPr>
-                <w:rFonts w:ascii="Calibri" w:hAnsi="Calibri"/>
-                <w:b w:val="0"/>
-                <w:i w:val="0"/>
-                <w:sz w:val="22"/>
-              </w:rPr>
-              <w:t>And Model D is an XGBoost model with the same 35 features, as a more expressive alternative.</w:t>
-            </w:r>
-          </w:p>
-          <w:p>
-            <w:pPr>
-              <w:spacing w:after="120"/>
-            </w:pPr>
-          </w:p>
-          <w:p>
-            <w:pPr>
-              <w:spacing w:after="80"/>
-            </w:pPr>
-            <w:r>
-              <w:rPr>
-                <w:rFonts w:ascii="Calibri" w:hAnsi="Calibri"/>
-                <w:b w:val="0"/>
-                <w:i w:val="0"/>
-                <w:sz w:val="22"/>
-              </w:rPr>
-              <w:t>The key comparison is C versus B: by holding the architecture constant and changing only the weather features, we isolate the marginal contribution of meteorology to forecast accuracy. This is then evaluated out-of-sample using the Diebold-Mariano test with the Harvey-Leybourne-Newbold correction for finite samples.</w:t>
-            </w:r>
-          </w:p>
-        </w:tc>
-      </w:tr>
-    </w:tbl>
-    <w:p>
-      <w:pPr>
-        <w:spacing w:after="40"/>
-      </w:pPr>
-    </w:p>
-    <w:p>
-      <w:pPr>
-        <w:spacing w:before="280" w:after="80"/>
-        <w:pBdr>
-          <w:bottom w:val="single" w:sz="4" w:space="1" w:color="003E7E"/>
-        </w:pBdr>
-      </w:pPr>
-      <w:r>
-        <w:rPr>
-          <w:rFonts w:ascii="Calibri" w:hAnsi="Calibri"/>
-          <w:b/>
-          <w:i w:val="0"/>
-          <w:color w:val="003E7E"/>
-          <w:sz w:val="24"/>
-        </w:rPr>
-        <w:t>SLIDE 6 — RESULTS — STABLE REGIME</w:t>
-      </w:r>
-      <w:r>
-        <w:rPr>
-          <w:rFonts w:ascii="Calibri" w:hAnsi="Calibri"/>
-          <w:b w:val="0"/>
-          <w:i w:val="0"/>
-          <w:color w:val="787878"/>
-          <w:sz w:val="20"/>
-        </w:rPr>
-        <w:t xml:space="preserve">   [2min]</w:t>
-      </w:r>
-    </w:p>
-    <w:p>
-      <w:pPr>
-        <w:spacing w:after="120"/>
-      </w:pPr>
-      <w:r>
-        <w:rPr>
-          <w:rFonts w:ascii="Calibri" w:hAnsi="Calibri"/>
-          <w:b/>
-          <w:i w:val="0"/>
-          <w:color w:val="005AA0"/>
-          <w:sz w:val="26"/>
-        </w:rPr>
-        <w:t>[LEO · ~2 minutes]</w:t>
-      </w:r>
-    </w:p>
-    <w:tbl>
-      <w:tblPr>
-        <w:tblStyle w:val="TableGrid"/>
-        <w:tblW w:type="auto" w:w="0"/>
-        <w:tblLook w:firstColumn="1" w:firstRow="1" w:lastColumn="0" w:lastRow="0" w:noHBand="0" w:noVBand="1" w:val="04A0"/>
-      </w:tblPr>
-      <w:tblGrid>
-        <w:gridCol w:w="9072"/>
-      </w:tblGrid>
-      <w:tr>
-        <w:tc>
-          <w:tcPr>
-            <w:tcW w:type="dxa" w:w="9072"/>
-            <w:shd w:val="clear" w:color="auto" w:fill="EBF3FB"/>
-            <w:tcBorders>
-              <w:top w:val="nil"/>
-              <w:bottom w:val="nil"/>
-              <w:right w:val="nil"/>
-              <w:left w:val="single" w:sz="24" w:color="0050A0"/>
-            </w:tcBorders>
-            <w:tcMar>
-              <w:top w:w="100" w:type="dxa"/>
-              <w:bottom w:w="100" w:type="dxa"/>
-              <w:left w:w="200" w:type="dxa"/>
-              <w:right w:w="120" w:type="dxa"/>
-            </w:tcMar>
-          </w:tcPr>
-          <w:p>
-            <w:pPr>
-              <w:spacing w:after="80"/>
-            </w:pPr>
-            <w:r>
-              <w:rPr>
-                <w:rFonts w:ascii="Calibri" w:hAnsi="Calibri"/>
-                <w:b w:val="0"/>
-                <w:i w:val="0"/>
-                <w:sz w:val="22"/>
-              </w:rPr>
-              <w:t>Let me now show you the results on our stable test period — May 2024 to April 2025, 8,640 hourly observations, strictly out-of-sample.</w:t>
-            </w:r>
-          </w:p>
-          <w:p>
-            <w:pPr>
-              <w:spacing w:after="120"/>
-            </w:pPr>
-          </w:p>
-          <w:p>
-            <w:pPr>
-              <w:spacing w:after="80"/>
-            </w:pPr>
-            <w:r>
-              <w:rPr>
-                <w:rFonts w:ascii="Calibri" w:hAnsi="Calibri"/>
-                <w:b w:val="0"/>
-                <w:i w:val="0"/>
-                <w:sz w:val="22"/>
-              </w:rPr>
-              <w:t>The naïve benchmark achieves a Mean Absolute Error of 33.09 euros per megawatt-hour and an R-squared of 0.16. That 33 euros of average error is still economically significant.</w:t>
-            </w:r>
-          </w:p>
-          <w:p>
-            <w:pPr>
-              <w:spacing w:after="120"/>
-            </w:pPr>
-          </w:p>
-          <w:p>
-            <w:pPr>
-              <w:spacing w:after="80"/>
-            </w:pPr>
-            <w:r>
-              <w:rPr>
-                <w:rFonts w:ascii="Calibri" w:hAnsi="Calibri"/>
-                <w:b w:val="0"/>
-                <w:i w:val="0"/>
-                <w:sz w:val="22"/>
-              </w:rPr>
-              <w:t>Both Random Forest models reduce that error by 49%, bringing the MAE down to around 16.9 euros per megawatt-hour and the R-squared up to 0.776. This improvement is statistically massive, as we will see on the next slide.</w:t>
-            </w:r>
-          </w:p>
-          <w:p>
-            <w:pPr>
-              <w:spacing w:after="120"/>
-            </w:pPr>
-          </w:p>
-          <w:p>
-            <w:pPr>
-              <w:spacing w:after="80"/>
-            </w:pPr>
-            <w:r>
-              <w:rPr>
-                <w:rFonts w:ascii="Calibri" w:hAnsi="Calibri"/>
-                <w:b w:val="0"/>
-                <w:i w:val="0"/>
-                <w:sz w:val="22"/>
-              </w:rPr>
-              <w:t>Now, the critical comparison: Model C, with weather, achieves a MAE of 16.94. Model B, without weather, achieves 16.95. The difference is one hundredth of a euro per megawatt-hour. Essentially zero.</w:t>
-            </w:r>
-          </w:p>
-          <w:p>
-            <w:pPr>
-              <w:spacing w:after="120"/>
-            </w:pPr>
-          </w:p>
-          <w:p>
-            <w:pPr>
-              <w:spacing w:after="80"/>
-            </w:pPr>
-            <w:r>
-              <w:rPr>
-                <w:rFonts w:ascii="Calibri" w:hAnsi="Calibri"/>
-                <w:b w:val="0"/>
-                <w:i w:val="0"/>
-                <w:sz w:val="22"/>
-              </w:rPr>
-              <w:t>XGBoost, with the same 35 features, actually underperforms both Random Forest models, reaching a MAE of 19.14.</w:t>
-            </w:r>
-          </w:p>
-          <w:p>
-            <w:pPr>
-              <w:spacing w:after="120"/>
-            </w:pPr>
-          </w:p>
-          <w:p>
-            <w:pPr>
-              <w:spacing w:after="80"/>
-            </w:pPr>
-            <w:r>
-              <w:rPr>
-                <w:rFonts w:ascii="Calibri" w:hAnsi="Calibri"/>
-                <w:b w:val="0"/>
-                <w:i w:val="0"/>
-                <w:sz w:val="22"/>
-              </w:rPr>
-              <w:t>So the first takeaway is clear: machine learning dramatically beats the naïve benchmark. But weather, in this regime, adds almost nothing.</w:t>
-            </w:r>
-          </w:p>
-        </w:tc>
-      </w:tr>
-    </w:tbl>
-    <w:p>
-      <w:pPr>
-        <w:spacing w:after="40"/>
-      </w:pPr>
-    </w:p>
-    <w:p>
-      <w:pPr>
-        <w:spacing w:before="280" w:after="80"/>
-        <w:pBdr>
-          <w:bottom w:val="single" w:sz="4" w:space="1" w:color="003E7E"/>
-        </w:pBdr>
-      </w:pPr>
-      <w:r>
-        <w:rPr>
-          <w:rFonts w:ascii="Calibri" w:hAnsi="Calibri"/>
-          <w:b/>
-          <w:i w:val="0"/>
-          <w:color w:val="003E7E"/>
-          <w:sz w:val="24"/>
-        </w:rPr>
-        <w:t>SLIDE 7 — CENTRAL FINDING</w:t>
-      </w:r>
-      <w:r>
-        <w:rPr>
-          <w:rFonts w:ascii="Calibri" w:hAnsi="Calibri"/>
-          <w:b w:val="0"/>
-          <w:i w:val="0"/>
-          <w:color w:val="787878"/>
-          <w:sz w:val="20"/>
-        </w:rPr>
-        <w:t xml:space="preserve">   [1min30]</w:t>
-      </w:r>
-    </w:p>
-    <w:p>
-      <w:pPr>
-        <w:spacing w:after="120"/>
-      </w:pPr>
-      <w:r>
-        <w:rPr>
-          <w:rFonts w:ascii="Calibri" w:hAnsi="Calibri"/>
-          <w:b/>
-          <w:i w:val="0"/>
-          <w:color w:val="005AA0"/>
-          <w:sz w:val="26"/>
-        </w:rPr>
-        <w:t>[LEO · ~1 min 30s  ➜  passage à LYAM]</w:t>
-      </w:r>
-    </w:p>
-    <w:tbl>
-      <w:tblPr>
-        <w:tblStyle w:val="TableGrid"/>
-        <w:tblW w:type="auto" w:w="0"/>
-        <w:tblLook w:firstColumn="1" w:firstRow="1" w:lastColumn="0" w:lastRow="0" w:noHBand="0" w:noVBand="1" w:val="04A0"/>
-      </w:tblPr>
-      <w:tblGrid>
-        <w:gridCol w:w="9072"/>
-      </w:tblGrid>
-      <w:tr>
-        <w:tc>
-          <w:tcPr>
-            <w:tcW w:type="dxa" w:w="9072"/>
-            <w:shd w:val="clear" w:color="auto" w:fill="EBF3FB"/>
-            <w:tcBorders>
-              <w:top w:val="nil"/>
-              <w:bottom w:val="nil"/>
-              <w:right w:val="nil"/>
-              <w:left w:val="single" w:sz="24" w:color="0050A0"/>
-            </w:tcBorders>
-            <w:tcMar>
-              <w:top w:w="100" w:type="dxa"/>
-              <w:bottom w:w="100" w:type="dxa"/>
-              <w:left w:w="200" w:type="dxa"/>
-              <w:right w:w="120" w:type="dxa"/>
-            </w:tcMar>
-          </w:tcPr>
-          <w:p>
-            <w:pPr>
-              <w:spacing w:after="80"/>
-            </w:pPr>
-            <w:r>
-              <w:rPr>
-                <w:rFonts w:ascii="Calibri" w:hAnsi="Calibri"/>
-                <w:b w:val="0"/>
-                <w:i w:val="0"/>
-                <w:sz w:val="22"/>
-              </w:rPr>
-              <w:t>This slide formalises that observation with a statistical test.</w:t>
-            </w:r>
-          </w:p>
-          <w:p>
-            <w:pPr>
-              <w:spacing w:after="120"/>
-            </w:pPr>
-          </w:p>
-          <w:p>
-            <w:pPr>
-              <w:spacing w:after="80"/>
-            </w:pPr>
-            <w:r>
-              <w:rPr>
-                <w:rFonts w:ascii="Calibri" w:hAnsi="Calibri"/>
-                <w:b w:val="0"/>
-                <w:i w:val="0"/>
-                <w:sz w:val="22"/>
-              </w:rPr>
-              <w:t>The Diebold-Mariano test comparing Model C to Model B gives a test statistic of minus 0.565 and a p-value of 0.572. We fail to reject the null hypothesis of equal predictive accuracy. Weather is statistically non-significant in the stable regime.</w:t>
-            </w:r>
-          </w:p>
-          <w:p>
-            <w:pPr>
-              <w:spacing w:after="120"/>
-            </w:pPr>
-          </w:p>
-          <w:p>
-            <w:pPr>
-              <w:spacing w:after="80"/>
-            </w:pPr>
-            <w:r>
-              <w:rPr>
-                <w:rFonts w:ascii="Calibri" w:hAnsi="Calibri"/>
-                <w:b w:val="0"/>
-                <w:i w:val="0"/>
-                <w:sz w:val="22"/>
-              </w:rPr>
-              <w:t>But look at the other comparisons. When we test whether either Random Forest beats the naïve benchmark, the DM statistic is around minus 53, with a p-value below 0.001. The gain from machine learning is massive and unambiguous.</w:t>
-            </w:r>
-          </w:p>
-          <w:p>
-            <w:pPr>
-              <w:spacing w:after="120"/>
-            </w:pPr>
-          </w:p>
-          <w:p>
-            <w:pPr>
-              <w:spacing w:after="80"/>
-            </w:pPr>
-            <w:r>
-              <w:rPr>
-                <w:rFonts w:ascii="Calibri" w:hAnsi="Calibri"/>
-                <w:b w:val="0"/>
-                <w:i w:val="0"/>
-                <w:sz w:val="22"/>
-              </w:rPr>
-              <w:t xml:space="preserve">And when we test XGBoost against the RF-weather model, the statistic is </w:t>
-            </w:r>
-            <w:r>
-              <w:rPr>
-                <w:rFonts w:ascii="Calibri" w:hAnsi="Calibri"/>
-                <w:b w:val="0"/>
-                <w:i/>
-                <w:sz w:val="22"/>
-              </w:rPr>
-              <w:t>positive</w:t>
-            </w:r>
-            <w:r>
-              <w:rPr>
-                <w:rFonts w:ascii="Calibri" w:hAnsi="Calibri"/>
-                <w:b w:val="0"/>
-                <w:i w:val="0"/>
-                <w:sz w:val="22"/>
-              </w:rPr>
-              <w:t xml:space="preserve"> — meaning XGBoost is significantly worse than our main model.</w:t>
-            </w:r>
-          </w:p>
-          <w:p>
-            <w:pPr>
-              <w:spacing w:after="120"/>
-            </w:pPr>
-          </w:p>
-          <w:p>
-            <w:pPr>
-              <w:spacing w:after="80"/>
-            </w:pPr>
-            <w:r>
-              <w:rPr>
-                <w:rFonts w:ascii="Calibri" w:hAnsi="Calibri"/>
-                <w:b w:val="0"/>
-                <w:i w:val="0"/>
-                <w:sz w:val="22"/>
-              </w:rPr>
-              <w:t>So: machine learning adds robust value, but weather does not add anything beyond what is already in the load forecast and gas prices.</w:t>
-            </w:r>
-          </w:p>
-          <w:p>
-            <w:pPr>
-              <w:spacing w:after="120"/>
-            </w:pPr>
-          </w:p>
-          <w:p>
-            <w:pPr>
-              <w:spacing w:after="80"/>
-            </w:pPr>
-            <w:r>
-              <w:rPr>
-                <w:rFonts w:ascii="Calibri" w:hAnsi="Calibri"/>
-                <w:b w:val="0"/>
-                <w:i w:val="0"/>
-                <w:sz w:val="22"/>
-              </w:rPr>
-              <w:t>Why? And is this always true? I will hand over to Lyam, who will explain the mechanism and then show what happens when we stress-test this in the 2022 crisis.</w:t>
-            </w:r>
-          </w:p>
-        </w:tc>
-      </w:tr>
-    </w:tbl>
-    <w:p>
-      <w:pPr>
-        <w:spacing w:after="40"/>
-      </w:pPr>
-    </w:p>
-    <w:p>
-      <w:pPr>
-        <w:spacing w:before="280" w:after="80"/>
-        <w:pBdr>
-          <w:bottom w:val="single" w:sz="4" w:space="1" w:color="003E7E"/>
-        </w:pBdr>
-      </w:pPr>
-      <w:r>
-        <w:rPr>
-          <w:rFonts w:ascii="Calibri" w:hAnsi="Calibri"/>
-          <w:b/>
-          <w:i w:val="0"/>
-          <w:color w:val="003E7E"/>
-          <w:sz w:val="24"/>
-        </w:rPr>
-        <w:t>SLIDE 8 — FEATURE IMPORTANCE</w:t>
-      </w:r>
-      <w:r>
-        <w:rPr>
-          <w:rFonts w:ascii="Calibri" w:hAnsi="Calibri"/>
-          <w:b w:val="0"/>
-          <w:i w:val="0"/>
-          <w:color w:val="787878"/>
-          <w:sz w:val="20"/>
-        </w:rPr>
-        <w:t xml:space="preserve">   [1min30]</w:t>
-      </w:r>
-    </w:p>
-    <w:p>
-      <w:pPr>
-        <w:spacing w:after="120"/>
-      </w:pPr>
-      <w:r>
-        <w:rPr>
-          <w:rFonts w:ascii="Calibri" w:hAnsi="Calibri"/>
-          <w:b/>
-          <w:i w:val="0"/>
-          <w:color w:val="008250"/>
-          <w:sz w:val="26"/>
-        </w:rPr>
-        <w:t>[LYAM · ~1 min 30s]</w:t>
-      </w:r>
-    </w:p>
-    <w:tbl>
-      <w:tblPr>
-        <w:tblStyle w:val="TableGrid"/>
-        <w:tblW w:type="auto" w:w="0"/>
-        <w:tblLook w:firstColumn="1" w:firstRow="1" w:lastColumn="0" w:lastRow="0" w:noHBand="0" w:noVBand="1" w:val="04A0"/>
-      </w:tblPr>
-      <w:tblGrid>
-        <w:gridCol w:w="9072"/>
-      </w:tblGrid>
-      <w:tr>
-        <w:tc>
-          <w:tcPr>
-            <w:tcW w:type="dxa" w:w="9072"/>
-            <w:shd w:val="clear" w:color="auto" w:fill="EBF5EB"/>
-            <w:tcBorders>
-              <w:top w:val="nil"/>
-              <w:bottom w:val="nil"/>
-              <w:right w:val="nil"/>
-              <w:left w:val="single" w:sz="24" w:color="008040"/>
-            </w:tcBorders>
-            <w:tcMar>
-              <w:top w:w="100" w:type="dxa"/>
-              <w:bottom w:w="100" w:type="dxa"/>
-              <w:left w:w="200" w:type="dxa"/>
-              <w:right w:w="120" w:type="dxa"/>
-            </w:tcMar>
-          </w:tcPr>
-          <w:p>
-            <w:pPr>
-              <w:spacing w:after="80"/>
-            </w:pPr>
-            <w:r>
-              <w:rPr>
-                <w:rFonts w:ascii="Calibri" w:hAnsi="Calibri"/>
-                <w:b w:val="0"/>
-                <w:i w:val="0"/>
-                <w:sz w:val="22"/>
-              </w:rPr>
-              <w:t>Thank you, Leo. Let me start by showing you where the predictive power actually comes from — and this will explain why weather is redundant in the stable regime.</w:t>
-            </w:r>
-          </w:p>
-          <w:p>
-            <w:pPr>
-              <w:spacing w:after="120"/>
-            </w:pPr>
-          </w:p>
-          <w:p>
-            <w:pPr>
-              <w:spacing w:after="80"/>
-            </w:pPr>
-            <w:r>
-              <w:rPr>
-                <w:rFonts w:ascii="Calibri" w:hAnsi="Calibri"/>
-                <w:b w:val="0"/>
-                <w:i w:val="0"/>
-                <w:sz w:val="22"/>
-              </w:rPr>
-              <w:t>The feature importance from our Random Forest shows that price lags dominate. The 24-hour lag alone contributes 20.7% of total importance. Lags and rolling means together account for approximately 70%.</w:t>
-            </w:r>
-          </w:p>
-          <w:p>
-            <w:pPr>
-              <w:spacing w:after="120"/>
-            </w:pPr>
-          </w:p>
-          <w:p>
-            <w:pPr>
-              <w:spacing w:after="80"/>
-            </w:pPr>
-            <w:r>
-              <w:rPr>
-                <w:rFonts w:ascii="Calibri" w:hAnsi="Calibri"/>
-                <w:b w:val="0"/>
-                <w:i w:val="0"/>
-                <w:sz w:val="22"/>
-              </w:rPr>
-              <w:t>After that, fuel prices: TTF gas at 8.3%, ARA coal at 6%. Nuclear availability at roughly 2%.</w:t>
-            </w:r>
-          </w:p>
-          <w:p>
-            <w:pPr>
-              <w:spacing w:after="120"/>
-            </w:pPr>
-          </w:p>
-          <w:p>
-            <w:pPr>
-              <w:spacing w:after="80"/>
-            </w:pPr>
-            <w:r>
-              <w:rPr>
-                <w:rFonts w:ascii="Calibri" w:hAnsi="Calibri"/>
-                <w:b w:val="0"/>
-                <w:i w:val="0"/>
-                <w:sz w:val="22"/>
-              </w:rPr>
-              <w:t>And all weather features combined — temperature, wind speed, solar radiation, Heating Degree Days, the Weather Stress Index — account for approximately 2.2% of total importance.</w:t>
-            </w:r>
-          </w:p>
-          <w:p>
-            <w:pPr>
-              <w:spacing w:after="120"/>
-            </w:pPr>
-          </w:p>
-          <w:p>
-            <w:pPr>
-              <w:spacing w:after="80"/>
-            </w:pPr>
-            <w:r>
-              <w:rPr>
-                <w:rFonts w:ascii="Calibri" w:hAnsi="Calibri"/>
-                <w:b w:val="0"/>
-                <w:i w:val="0"/>
-                <w:sz w:val="22"/>
-              </w:rPr>
-              <w:t>This is fully consistent with our DM test result. Weather is not a primary driver of French day-ahead prices in the stable regime. Its signal is already captured elsewhere — and the next slide explains exactly how.</w:t>
-            </w:r>
-          </w:p>
-        </w:tc>
-      </w:tr>
-    </w:tbl>
-    <w:p>
-      <w:pPr>
-        <w:spacing w:after="40"/>
-      </w:pPr>
-    </w:p>
-    <w:p>
-      <w:pPr>
-        <w:spacing w:before="280" w:after="80"/>
-        <w:pBdr>
-          <w:bottom w:val="single" w:sz="4" w:space="1" w:color="003E7E"/>
-        </w:pBdr>
-      </w:pPr>
-      <w:r>
-        <w:rPr>
-          <w:rFonts w:ascii="Calibri" w:hAnsi="Calibri"/>
-          <w:b/>
-          <w:i w:val="0"/>
-          <w:color w:val="003E7E"/>
-          <w:sz w:val="24"/>
-        </w:rPr>
-        <w:t>SLIDE 9 — INFORMATION REDUNDANCY HYPOTHESIS</w:t>
-      </w:r>
-      <w:r>
-        <w:rPr>
-          <w:rFonts w:ascii="Calibri" w:hAnsi="Calibri"/>
-          <w:b w:val="0"/>
-          <w:i w:val="0"/>
-          <w:color w:val="787878"/>
-          <w:sz w:val="20"/>
-        </w:rPr>
-        <w:t xml:space="preserve">   [2min]</w:t>
-      </w:r>
-    </w:p>
-    <w:p>
-      <w:pPr>
-        <w:spacing w:after="120"/>
-      </w:pPr>
-      <w:r>
-        <w:rPr>
-          <w:rFonts w:ascii="Calibri" w:hAnsi="Calibri"/>
-          <w:b/>
-          <w:i w:val="0"/>
-          <w:color w:val="008250"/>
-          <w:sz w:val="26"/>
-        </w:rPr>
-        <w:t>[LYAM · ~2 minutes]</w:t>
-      </w:r>
-    </w:p>
-    <w:tbl>
-      <w:tblPr>
-        <w:tblStyle w:val="TableGrid"/>
-        <w:tblW w:type="auto" w:w="0"/>
-        <w:tblLook w:firstColumn="1" w:firstRow="1" w:lastColumn="0" w:lastRow="0" w:noHBand="0" w:noVBand="1" w:val="04A0"/>
-      </w:tblPr>
-      <w:tblGrid>
-        <w:gridCol w:w="9072"/>
-      </w:tblGrid>
-      <w:tr>
-        <w:tc>
-          <w:tcPr>
-            <w:tcW w:type="dxa" w:w="9072"/>
-            <w:shd w:val="clear" w:color="auto" w:fill="EBF5EB"/>
-            <w:tcBorders>
-              <w:top w:val="nil"/>
-              <w:bottom w:val="nil"/>
-              <w:right w:val="nil"/>
-              <w:left w:val="single" w:sz="24" w:color="008040"/>
-            </w:tcBorders>
-            <w:tcMar>
-              <w:top w:w="100" w:type="dxa"/>
-              <w:bottom w:w="100" w:type="dxa"/>
-              <w:left w:w="200" w:type="dxa"/>
-              <w:right w:w="120" w:type="dxa"/>
-            </w:tcMar>
-          </w:tcPr>
-          <w:p>
-            <w:pPr>
-              <w:spacing w:after="80"/>
-            </w:pPr>
-            <w:r>
-              <w:rPr>
-                <w:rFonts w:ascii="Calibri" w:hAnsi="Calibri"/>
-                <w:b w:val="0"/>
-                <w:i w:val="0"/>
-                <w:sz w:val="22"/>
-              </w:rPr>
-              <w:t xml:space="preserve">We call this the </w:t>
-            </w:r>
-            <w:r>
-              <w:rPr>
-                <w:rFonts w:ascii="Calibri" w:hAnsi="Calibri"/>
-                <w:b w:val="0"/>
-                <w:i/>
-                <w:sz w:val="22"/>
-              </w:rPr>
-              <w:t>Information Redundancy Hypothesis</w:t>
-            </w:r>
-            <w:r>
-              <w:rPr>
-                <w:rFonts w:ascii="Calibri" w:hAnsi="Calibri"/>
-                <w:b w:val="0"/>
-                <w:i w:val="0"/>
-                <w:sz w:val="22"/>
-              </w:rPr>
-              <w:t>, and it rests on three mechanisms.</w:t>
-            </w:r>
-          </w:p>
-          <w:p>
-            <w:pPr>
-              <w:spacing w:after="120"/>
-            </w:pPr>
-          </w:p>
-          <w:p>
-            <w:pPr>
-              <w:spacing w:after="80"/>
-            </w:pPr>
-            <w:r>
-              <w:rPr>
-                <w:rFonts w:ascii="Calibri" w:hAnsi="Calibri"/>
-                <w:b w:val="0"/>
-                <w:i w:val="0"/>
-                <w:sz w:val="22"/>
-              </w:rPr>
-              <w:t>The first is that the load forecast is equivalent to temperature. RTE publishes an hourly load forecast each morning, and that forecast is itself built using temperature data. So when our model receives the load forecast as a feature, it is already implicitly conditioning on weather-driven demand. The raw temperature variable adds no new information.</w:t>
-            </w:r>
-          </w:p>
-          <w:p>
-            <w:pPr>
-              <w:spacing w:after="120"/>
-            </w:pPr>
-          </w:p>
-          <w:p>
-            <w:pPr>
-              <w:spacing w:after="80"/>
-            </w:pPr>
-            <w:r>
-              <w:rPr>
-                <w:rFonts w:ascii="Calibri" w:hAnsi="Calibri"/>
-                <w:b w:val="0"/>
-                <w:i w:val="0"/>
-                <w:sz w:val="22"/>
-              </w:rPr>
-              <w:t>The second is that TTF gas prices are equivalent to European weather. Gas is the marginal fuel in the European power system. When it is cold across the continent — in Germany, France, Spain — demand for gas rises, and TTF rises with it. So TTF aggregates pan-European weather into a single commodity price. Again, the raw temperature variable is redundant.</w:t>
-            </w:r>
-          </w:p>
-          <w:p>
-            <w:pPr>
-              <w:spacing w:after="120"/>
-            </w:pPr>
-          </w:p>
-          <w:p>
-            <w:pPr>
-              <w:spacing w:after="80"/>
-            </w:pPr>
-            <w:r>
-              <w:rPr>
-                <w:rFonts w:ascii="Calibri" w:hAnsi="Calibri"/>
-                <w:b w:val="0"/>
-                <w:i w:val="0"/>
-                <w:sz w:val="22"/>
-              </w:rPr>
-              <w:t>The third is nuclear dominance. In France, nuclear capacity explains a large share of price variance independently of weather. The nuclear availability ratio is a much stronger direct driver of prices than daily temperature.</w:t>
-            </w:r>
-          </w:p>
-          <w:p>
-            <w:pPr>
-              <w:spacing w:after="120"/>
-            </w:pPr>
-          </w:p>
-          <w:p>
-            <w:pPr>
-              <w:spacing w:after="80"/>
-            </w:pPr>
-            <w:r>
-              <w:rPr>
-                <w:rFonts w:ascii="Calibri" w:hAnsi="Calibri"/>
-                <w:b w:val="0"/>
-                <w:i w:val="0"/>
-                <w:sz w:val="22"/>
-              </w:rPr>
-              <w:t>Together, these three channels explain why, in normal market conditions, adding weather variables to a model already equipped with the load forecast, TTF, and nuclear availability does not improve accuracy. The weather signal is already priced in.</w:t>
-            </w:r>
-          </w:p>
-          <w:p>
-            <w:pPr>
-              <w:spacing w:after="120"/>
-            </w:pPr>
-          </w:p>
-          <w:p>
-            <w:pPr>
-              <w:spacing w:after="80"/>
-            </w:pPr>
-            <w:r>
-              <w:rPr>
-                <w:rFonts w:ascii="Calibri" w:hAnsi="Calibri"/>
-                <w:b w:val="0"/>
-                <w:i w:val="0"/>
-                <w:sz w:val="22"/>
-              </w:rPr>
-              <w:t>But this reasoning relies on these three channels being intact. In 2022, they were not.</w:t>
-            </w:r>
-          </w:p>
-        </w:tc>
-      </w:tr>
-    </w:tbl>
-    <w:p>
-      <w:pPr>
-        <w:spacing w:after="40"/>
-      </w:pPr>
-    </w:p>
-    <w:p>
-      <w:pPr>
-        <w:spacing w:before="280" w:after="80"/>
-        <w:pBdr>
-          <w:bottom w:val="single" w:sz="4" w:space="1" w:color="003E7E"/>
-        </w:pBdr>
-      </w:pPr>
-      <w:r>
-        <w:rPr>
-          <w:rFonts w:ascii="Calibri" w:hAnsi="Calibri"/>
-          <w:b/>
-          <w:i w:val="0"/>
-          <w:color w:val="003E7E"/>
-          <w:sz w:val="24"/>
-        </w:rPr>
-        <w:t>SLIDE 10 — ROBUSTNESS — 2022 CRISIS</w:t>
-      </w:r>
-      <w:r>
-        <w:rPr>
-          <w:rFonts w:ascii="Calibri" w:hAnsi="Calibri"/>
-          <w:b w:val="0"/>
-          <w:i w:val="0"/>
-          <w:color w:val="787878"/>
-          <w:sz w:val="20"/>
-        </w:rPr>
-        <w:t xml:space="preserve">   [2min]</w:t>
-      </w:r>
-    </w:p>
-    <w:p>
-      <w:pPr>
-        <w:spacing w:after="120"/>
-      </w:pPr>
-      <w:r>
-        <w:rPr>
-          <w:rFonts w:ascii="Calibri" w:hAnsi="Calibri"/>
-          <w:b/>
-          <w:i w:val="0"/>
-          <w:color w:val="008250"/>
-          <w:sz w:val="26"/>
-        </w:rPr>
-        <w:t>[LYAM · ~2 minutes]</w:t>
-      </w:r>
-    </w:p>
-    <w:tbl>
-      <w:tblPr>
-        <w:tblStyle w:val="TableGrid"/>
-        <w:tblW w:type="auto" w:w="0"/>
-        <w:tblLook w:firstColumn="1" w:firstRow="1" w:lastColumn="0" w:lastRow="0" w:noHBand="0" w:noVBand="1" w:val="04A0"/>
-      </w:tblPr>
-      <w:tblGrid>
-        <w:gridCol w:w="9072"/>
-      </w:tblGrid>
-      <w:tr>
-        <w:tc>
-          <w:tcPr>
-            <w:tcW w:type="dxa" w:w="9072"/>
-            <w:shd w:val="clear" w:color="auto" w:fill="EBF5EB"/>
-            <w:tcBorders>
-              <w:top w:val="nil"/>
-              <w:bottom w:val="nil"/>
-              <w:right w:val="nil"/>
-              <w:left w:val="single" w:sz="24" w:color="008040"/>
-            </w:tcBorders>
-            <w:tcMar>
-              <w:top w:w="100" w:type="dxa"/>
-              <w:bottom w:w="100" w:type="dxa"/>
-              <w:left w:w="200" w:type="dxa"/>
-              <w:right w:w="120" w:type="dxa"/>
-            </w:tcMar>
-          </w:tcPr>
-          <w:p>
-            <w:pPr>
-              <w:spacing w:after="80"/>
-            </w:pPr>
-            <w:r>
-              <w:rPr>
-                <w:rFonts w:ascii="Calibri" w:hAnsi="Calibri"/>
-                <w:b w:val="0"/>
-                <w:i w:val="0"/>
-                <w:sz w:val="22"/>
-              </w:rPr>
-              <w:t>To test the regime-dependence of our finding, we retrained the models on data from 2018 to 2021 and tested them on the full year 2022 — a strict temporal split with no data leakage.</w:t>
-            </w:r>
-          </w:p>
-          <w:p>
-            <w:pPr>
-              <w:spacing w:after="120"/>
-            </w:pPr>
-          </w:p>
-          <w:p>
-            <w:pPr>
-              <w:spacing w:after="80"/>
-            </w:pPr>
-            <w:r>
-              <w:rPr>
-                <w:rFonts w:ascii="Calibri" w:hAnsi="Calibri"/>
-                <w:b w:val="0"/>
-                <w:i w:val="0"/>
-                <w:sz w:val="22"/>
-              </w:rPr>
-              <w:t>The contrast between the two regimes is stark.</w:t>
-            </w:r>
-          </w:p>
-          <w:p>
-            <w:pPr>
-              <w:spacing w:after="120"/>
-            </w:pPr>
-          </w:p>
-          <w:p>
-            <w:pPr>
-              <w:spacing w:after="80"/>
-            </w:pPr>
-            <w:r>
-              <w:rPr>
-                <w:rFonts w:ascii="Calibri" w:hAnsi="Calibri"/>
-                <w:b w:val="0"/>
-                <w:i w:val="0"/>
-                <w:sz w:val="22"/>
-              </w:rPr>
-              <w:t>In the stable period: DM statistic of minus 0.565, p-value 0.572 — not significant.</w:t>
-            </w:r>
-          </w:p>
-          <w:p>
-            <w:pPr>
-              <w:spacing w:after="120"/>
-            </w:pPr>
-          </w:p>
-          <w:p>
-            <w:pPr>
-              <w:spacing w:after="80"/>
-            </w:pPr>
-            <w:r>
-              <w:rPr>
-                <w:rFonts w:ascii="Calibri" w:hAnsi="Calibri"/>
-                <w:b w:val="0"/>
-                <w:i w:val="0"/>
-                <w:sz w:val="22"/>
-              </w:rPr>
-              <w:t>In the 2022 crisis: DM statistic of minus 13.27, p-value below 0.001 — three stars.</w:t>
-            </w:r>
-          </w:p>
-          <w:p>
-            <w:pPr>
-              <w:spacing w:after="120"/>
-            </w:pPr>
-          </w:p>
-          <w:p>
-            <w:pPr>
-              <w:spacing w:after="80"/>
-            </w:pPr>
-            <w:r>
-              <w:rPr>
-                <w:rFonts w:ascii="Calibri" w:hAnsi="Calibri"/>
-                <w:b w:val="0"/>
-                <w:i w:val="0"/>
-                <w:sz w:val="22"/>
-              </w:rPr>
-              <w:t>The sign of the statistic is the same — Model C with weather is better than Model B without — but in the stable regime the effect is too small to distinguish from noise. In 2022, it is one of the strongest DM statistics we have seen in this literature.</w:t>
-            </w:r>
-          </w:p>
-          <w:p>
-            <w:pPr>
-              <w:spacing w:after="120"/>
-            </w:pPr>
-          </w:p>
-          <w:p>
-            <w:pPr>
-              <w:spacing w:after="80"/>
-            </w:pPr>
-            <w:r>
-              <w:rPr>
-                <w:rFonts w:ascii="Calibri" w:hAnsi="Calibri"/>
-                <w:b w:val="0"/>
-                <w:i w:val="0"/>
-                <w:sz w:val="22"/>
-              </w:rPr>
-              <w:t>In terms of raw accuracy, all models degrade sharply in 2022. The naïve MAE goes from 33 to 73 euros. The RF models go from 16.9 to around 66 to 67 euros. The market was simply very hard to forecast during a geopolitical shock of that magnitude.</w:t>
-            </w:r>
-          </w:p>
-          <w:p>
-            <w:pPr>
-              <w:spacing w:after="120"/>
-            </w:pPr>
-          </w:p>
-          <w:p>
-            <w:pPr>
-              <w:spacing w:after="80"/>
-            </w:pPr>
-            <w:r>
-              <w:rPr>
-                <w:rFonts w:ascii="Calibri" w:hAnsi="Calibri"/>
-                <w:b w:val="0"/>
-                <w:i w:val="0"/>
-                <w:sz w:val="22"/>
-              </w:rPr>
-              <w:t>But Model C now beats Model B by 0.73 euros per megawatt-hour on average — and that small difference, consistent across nearly 8,760 hours, is statistically enormous. XGBoost degrades most in the crisis, reaching a MAE of 76 euros — 14% worse than RF — confirming that Random Forest is the more robust architecture under stress.</w:t>
-            </w:r>
-          </w:p>
-        </w:tc>
-      </w:tr>
-    </w:tbl>
-    <w:p>
-      <w:pPr>
-        <w:spacing w:after="40"/>
-      </w:pPr>
-    </w:p>
-    <w:p>
-      <w:pPr>
-        <w:spacing w:before="280" w:after="80"/>
-        <w:pBdr>
-          <w:bottom w:val="single" w:sz="4" w:space="1" w:color="003E7E"/>
-        </w:pBdr>
-      </w:pPr>
-      <w:r>
-        <w:rPr>
-          <w:rFonts w:ascii="Calibri" w:hAnsi="Calibri"/>
-          <w:b/>
-          <w:i w:val="0"/>
-          <w:color w:val="003E7E"/>
-          <w:sz w:val="24"/>
-        </w:rPr>
-        <w:t>SLIDE 11 — WHY THE CRISIS BREAKS THE REDUNDANCY</w:t>
-      </w:r>
-      <w:r>
-        <w:rPr>
-          <w:rFonts w:ascii="Calibri" w:hAnsi="Calibri"/>
-          <w:b w:val="0"/>
-          <w:i w:val="0"/>
-          <w:color w:val="787878"/>
-          <w:sz w:val="20"/>
-        </w:rPr>
-        <w:t xml:space="preserve">   [2min]</w:t>
-      </w:r>
-    </w:p>
-    <w:p>
-      <w:pPr>
-        <w:spacing w:after="120"/>
-      </w:pPr>
-      <w:r>
-        <w:rPr>
-          <w:rFonts w:ascii="Calibri" w:hAnsi="Calibri"/>
-          <w:b/>
-          <w:i w:val="0"/>
-          <w:color w:val="008250"/>
-          <w:sz w:val="26"/>
-        </w:rPr>
-        <w:t>[LYAM · ~2 minutes]</w:t>
-      </w:r>
-    </w:p>
-    <w:tbl>
-      <w:tblPr>
-        <w:tblStyle w:val="TableGrid"/>
-        <w:tblW w:type="auto" w:w="0"/>
-        <w:tblLook w:firstColumn="1" w:firstRow="1" w:lastColumn="0" w:lastRow="0" w:noHBand="0" w:noVBand="1" w:val="04A0"/>
-      </w:tblPr>
-      <w:tblGrid>
-        <w:gridCol w:w="9072"/>
-      </w:tblGrid>
-      <w:tr>
-        <w:tc>
-          <w:tcPr>
-            <w:tcW w:type="dxa" w:w="9072"/>
-            <w:shd w:val="clear" w:color="auto" w:fill="EBF5EB"/>
-            <w:tcBorders>
-              <w:top w:val="nil"/>
-              <w:bottom w:val="nil"/>
-              <w:right w:val="nil"/>
-              <w:left w:val="single" w:sz="24" w:color="008040"/>
-            </w:tcBorders>
-            <w:tcMar>
-              <w:top w:w="100" w:type="dxa"/>
-              <w:bottom w:w="100" w:type="dxa"/>
-              <w:left w:w="200" w:type="dxa"/>
-              <w:right w:w="120" w:type="dxa"/>
-            </w:tcMar>
-          </w:tcPr>
-          <w:p>
-            <w:pPr>
-              <w:spacing w:after="80"/>
-            </w:pPr>
-            <w:r>
-              <w:rPr>
-                <w:rFonts w:ascii="Calibri" w:hAnsi="Calibri"/>
-                <w:b w:val="0"/>
-                <w:i w:val="0"/>
-                <w:sz w:val="22"/>
-              </w:rPr>
-              <w:t>Why does weather become significant in 2022? The answer maps directly onto the three redundancy channels we just described — all three break down simultaneously.</w:t>
-            </w:r>
-          </w:p>
-          <w:p>
-            <w:pPr>
-              <w:spacing w:after="120"/>
-            </w:pPr>
-          </w:p>
-          <w:p>
-            <w:pPr>
-              <w:spacing w:after="80"/>
-            </w:pPr>
-            <w:r>
-              <w:rPr>
-                <w:rFonts w:ascii="Calibri" w:hAnsi="Calibri"/>
-                <w:b w:val="0"/>
-                <w:i w:val="0"/>
-                <w:sz w:val="22"/>
-              </w:rPr>
-              <w:t>First, TTF decouples from local weather. The Russian gas supply shock drove TTF prices by geopolitics, not by French temperature. At its peak, TTF reached over 300 euros per megawatt-hour — not because it was cold, but because there was no Russian gas. The link between temperature and gas prices snapped. So TTF no longer encoded the weather signal, and raw temperature became independently informative.</w:t>
-            </w:r>
-          </w:p>
-          <w:p>
-            <w:pPr>
-              <w:spacing w:after="120"/>
-            </w:pPr>
-          </w:p>
-          <w:p>
-            <w:pPr>
-              <w:spacing w:after="80"/>
-            </w:pPr>
-            <w:r>
-              <w:rPr>
-                <w:rFonts w:ascii="Calibri" w:hAnsi="Calibri"/>
-                <w:b w:val="0"/>
-                <w:i w:val="0"/>
-                <w:sz w:val="22"/>
-              </w:rPr>
-              <w:t>Second, nuclear constraints amplify the demand-price relationship. In 2022, EDF discovered stress corrosion cracking across much of the fleet. Nuclear availability fell to approximately 40%. With 63 gigawatts of installed capacity, only around 25 gigawatts were available. There was no headroom to absorb cold-driven demand surges. Every degree of cold translated directly into price.</w:t>
-            </w:r>
-          </w:p>
-          <w:p>
-            <w:pPr>
-              <w:spacing w:after="120"/>
-            </w:pPr>
-          </w:p>
-          <w:p>
-            <w:pPr>
-              <w:spacing w:after="80"/>
-            </w:pPr>
-            <w:r>
-              <w:rPr>
-                <w:rFonts w:ascii="Calibri" w:hAnsi="Calibri"/>
-                <w:b w:val="0"/>
-                <w:i w:val="0"/>
-                <w:sz w:val="22"/>
-              </w:rPr>
-              <w:t>Third, signal-to-noise rises. When prices swing by hundreds of euros per megawatt-hour, the direct temperature-to-demand effect becomes large enough to be statistically measurable, even on an hourly basis.</w:t>
-            </w:r>
-          </w:p>
-          <w:p>
-            <w:pPr>
-              <w:spacing w:after="120"/>
-            </w:pPr>
-          </w:p>
-          <w:p>
-            <w:pPr>
-              <w:spacing w:after="80"/>
-            </w:pPr>
-            <w:r>
-              <w:rPr>
-                <w:rFonts w:ascii="Calibri" w:hAnsi="Calibri"/>
-                <w:b w:val="0"/>
-                <w:i w:val="0"/>
-                <w:sz w:val="22"/>
-              </w:rPr>
-              <w:t xml:space="preserve">The takeaway is that the value of weather in electricity price forecasting is not a fixed property of the model — it is </w:t>
-            </w:r>
-            <w:r>
-              <w:rPr>
-                <w:rFonts w:ascii="Calibri" w:hAnsi="Calibri"/>
-                <w:b w:val="0"/>
-                <w:i/>
-                <w:sz w:val="22"/>
-              </w:rPr>
-              <w:t>regime-dependent</w:t>
-            </w:r>
-            <w:r>
-              <w:rPr>
-                <w:rFonts w:ascii="Calibri" w:hAnsi="Calibri"/>
-                <w:b w:val="0"/>
-                <w:i w:val="0"/>
-                <w:sz w:val="22"/>
-              </w:rPr>
-              <w:t>. In normal conditions, include the load forecast and TTF and you have already captured the weather. In a crisis where those proxies break, weather becomes a first-order input.</w:t>
-            </w:r>
-          </w:p>
-        </w:tc>
-      </w:tr>
-    </w:tbl>
-    <w:p>
-      <w:pPr>
-        <w:spacing w:after="40"/>
-      </w:pPr>
-    </w:p>
-    <w:p>
-      <w:pPr>
-        <w:spacing w:before="280" w:after="80"/>
-        <w:pBdr>
-          <w:bottom w:val="single" w:sz="4" w:space="1" w:color="003E7E"/>
-        </w:pBdr>
-      </w:pPr>
-      <w:r>
-        <w:rPr>
-          <w:rFonts w:ascii="Calibri" w:hAnsi="Calibri"/>
-          <w:b/>
-          <w:i w:val="0"/>
-          <w:color w:val="003E7E"/>
-          <w:sz w:val="24"/>
-        </w:rPr>
-        <w:t>SLIDE 12 — ECONOMIC VALUE — TRADING BACKTEST</w:t>
-      </w:r>
-      <w:r>
-        <w:rPr>
-          <w:rFonts w:ascii="Calibri" w:hAnsi="Calibri"/>
-          <w:b w:val="0"/>
-          <w:i w:val="0"/>
-          <w:color w:val="787878"/>
-          <w:sz w:val="20"/>
-        </w:rPr>
-        <w:t xml:space="preserve">   [1min30]</w:t>
-      </w:r>
-    </w:p>
-    <w:p>
-      <w:pPr>
-        <w:spacing w:after="120"/>
-      </w:pPr>
-      <w:r>
-        <w:rPr>
-          <w:rFonts w:ascii="Calibri" w:hAnsi="Calibri"/>
-          <w:b/>
-          <w:i w:val="0"/>
-          <w:color w:val="008250"/>
-          <w:sz w:val="26"/>
-        </w:rPr>
-        <w:t>[LYAM · ~1 min 30s]</w:t>
-      </w:r>
-    </w:p>
-    <w:tbl>
-      <w:tblPr>
-        <w:tblStyle w:val="TableGrid"/>
-        <w:tblW w:type="auto" w:w="0"/>
-        <w:tblLook w:firstColumn="1" w:firstRow="1" w:lastColumn="0" w:lastRow="0" w:noHBand="0" w:noVBand="1" w:val="04A0"/>
-      </w:tblPr>
-      <w:tblGrid>
-        <w:gridCol w:w="9072"/>
-      </w:tblGrid>
-      <w:tr>
-        <w:tc>
-          <w:tcPr>
-            <w:tcW w:type="dxa" w:w="9072"/>
-            <w:shd w:val="clear" w:color="auto" w:fill="EBF5EB"/>
-            <w:tcBorders>
-              <w:top w:val="nil"/>
-              <w:bottom w:val="nil"/>
-              <w:right w:val="nil"/>
-              <w:left w:val="single" w:sz="24" w:color="008040"/>
-            </w:tcBorders>
-            <w:tcMar>
-              <w:top w:w="100" w:type="dxa"/>
-              <w:bottom w:w="100" w:type="dxa"/>
-              <w:left w:w="200" w:type="dxa"/>
-              <w:right w:w="120" w:type="dxa"/>
-            </w:tcMar>
-          </w:tcPr>
-          <w:p>
-            <w:pPr>
-              <w:spacing w:after="80"/>
-            </w:pPr>
-            <w:r>
-              <w:rPr>
-                <w:rFonts w:ascii="Calibri" w:hAnsi="Calibri"/>
-                <w:b w:val="0"/>
-                <w:i w:val="0"/>
-                <w:sz w:val="22"/>
-              </w:rPr>
-              <w:t>The final empirical question is whether these forecast improvements translate into real economic value. We implemented a day-ahead directional strategy with a dead-band filter. The results I am showing use the central transaction cost of 0.30 euros per megawatt-hour, consistent with the 2024 EPEX fee schedule for a one-megawatt position.</w:t>
-            </w:r>
-          </w:p>
-          <w:p>
-            <w:pPr>
-              <w:spacing w:after="120"/>
-            </w:pPr>
-          </w:p>
-          <w:p>
-            <w:pPr>
-              <w:spacing w:after="80"/>
-            </w:pPr>
-            <w:r>
-              <w:rPr>
-                <w:rFonts w:ascii="Calibri" w:hAnsi="Calibri"/>
-                <w:b w:val="0"/>
-                <w:i w:val="0"/>
-                <w:sz w:val="22"/>
-              </w:rPr>
-              <w:t>The naïve strategy generates around 85,000 euros per megawatt per year — but with a maximum drawdown of 2,367 euros, and a Calmar ratio of only 37.</w:t>
-            </w:r>
-          </w:p>
-          <w:p>
-            <w:pPr>
-              <w:spacing w:after="120"/>
-            </w:pPr>
-          </w:p>
-          <w:p>
-            <w:pPr>
-              <w:spacing w:after="80"/>
-            </w:pPr>
-            <w:r>
-              <w:rPr>
-                <w:rFonts w:ascii="Calibri" w:hAnsi="Calibri"/>
-                <w:b w:val="0"/>
-                <w:i w:val="0"/>
-                <w:sz w:val="22"/>
-              </w:rPr>
-              <w:t>Both Random Forest models generate approximately 137,000 euros per megawatt, with a Sharpe ratio of 19.5. More importantly, the maximum drawdown is only 422 euros — more than five times smaller than the naïve strategy. The Calmar ratio for Model C is 328.</w:t>
-            </w:r>
-          </w:p>
-          <w:p>
-            <w:pPr>
-              <w:spacing w:after="120"/>
-            </w:pPr>
-          </w:p>
-          <w:p>
-            <w:pPr>
-              <w:spacing w:after="80"/>
-            </w:pPr>
-            <w:r>
-              <w:rPr>
-                <w:rFonts w:ascii="Calibri" w:hAnsi="Calibri"/>
-                <w:b w:val="0"/>
-                <w:i w:val="0"/>
-                <w:sz w:val="22"/>
-              </w:rPr>
-              <w:t>XGBoost generates slightly more in raw profit — 142,000 euros — but its maximum drawdown is 1,351 euros, giving a Calmar of only 107. It earns more on average but with much larger risk.</w:t>
-            </w:r>
-          </w:p>
-          <w:p>
-            <w:pPr>
-              <w:spacing w:after="120"/>
-            </w:pPr>
-          </w:p>
-          <w:p>
-            <w:pPr>
-              <w:spacing w:after="80"/>
-            </w:pPr>
-            <w:r>
-              <w:rPr>
-                <w:rFonts w:ascii="Calibri" w:hAnsi="Calibri"/>
-                <w:b w:val="0"/>
-                <w:i w:val="0"/>
-                <w:sz w:val="22"/>
-              </w:rPr>
-              <w:t>The Random Forest models produce positive Sharpe ratios in every single one of the twelve test months. This is the evidence that the forecasts contain real skill, not just trend-following.</w:t>
-            </w:r>
-          </w:p>
-        </w:tc>
-      </w:tr>
-    </w:tbl>
-    <w:p>
-      <w:pPr>
-        <w:spacing w:after="40"/>
-      </w:pPr>
-    </w:p>
-    <w:p>
-      <w:pPr>
-        <w:spacing w:before="280" w:after="80"/>
-        <w:pBdr>
-          <w:bottom w:val="single" w:sz="4" w:space="1" w:color="003E7E"/>
-        </w:pBdr>
-      </w:pPr>
-      <w:r>
-        <w:rPr>
-          <w:rFonts w:ascii="Calibri" w:hAnsi="Calibri"/>
-          <w:b/>
-          <w:i w:val="0"/>
-          <w:color w:val="003E7E"/>
-          <w:sz w:val="24"/>
-        </w:rPr>
-        <w:t>SLIDE 13 — CONCLUSIONS</w:t>
-      </w:r>
-      <w:r>
-        <w:rPr>
-          <w:rFonts w:ascii="Calibri" w:hAnsi="Calibri"/>
-          <w:b w:val="0"/>
-          <w:i w:val="0"/>
-          <w:color w:val="787878"/>
-          <w:sz w:val="20"/>
-        </w:rPr>
-        <w:t xml:space="preserve">   [2min]</w:t>
-      </w:r>
-    </w:p>
-    <w:p>
-      <w:pPr>
-        <w:spacing w:after="120"/>
-      </w:pPr>
-      <w:r>
-        <w:rPr>
-          <w:rFonts w:ascii="Calibri" w:hAnsi="Calibri"/>
-          <w:b/>
-          <w:i w:val="0"/>
-          <w:color w:val="008250"/>
-          <w:sz w:val="26"/>
-        </w:rPr>
-        <w:t>[LYAM · ~2 minutes]</w:t>
-      </w:r>
-    </w:p>
-    <w:tbl>
-      <w:tblPr>
-        <w:tblStyle w:val="TableGrid"/>
-        <w:tblW w:type="auto" w:w="0"/>
-        <w:tblLook w:firstColumn="1" w:firstRow="1" w:lastColumn="0" w:lastRow="0" w:noHBand="0" w:noVBand="1" w:val="04A0"/>
-      </w:tblPr>
-      <w:tblGrid>
-        <w:gridCol w:w="9072"/>
-      </w:tblGrid>
-      <w:tr>
-        <w:tc>
-          <w:tcPr>
-            <w:tcW w:type="dxa" w:w="9072"/>
-            <w:shd w:val="clear" w:color="auto" w:fill="EBF5EB"/>
-            <w:tcBorders>
-              <w:top w:val="nil"/>
-              <w:bottom w:val="nil"/>
-              <w:right w:val="nil"/>
-              <w:left w:val="single" w:sz="24" w:color="008040"/>
-            </w:tcBorders>
-            <w:tcMar>
-              <w:top w:w="100" w:type="dxa"/>
-              <w:bottom w:w="100" w:type="dxa"/>
-              <w:left w:w="200" w:type="dxa"/>
-              <w:right w:w="120" w:type="dxa"/>
-            </w:tcMar>
-          </w:tcPr>
-          <w:p>
-            <w:pPr>
-              <w:spacing w:after="80"/>
-            </w:pPr>
-            <w:r>
-              <w:rPr>
-                <w:rFonts w:ascii="Calibri" w:hAnsi="Calibri"/>
-                <w:b w:val="0"/>
-                <w:i w:val="0"/>
-                <w:sz w:val="22"/>
-              </w:rPr>
-              <w:t>Let me close with our four main takeaways.</w:t>
-            </w:r>
-          </w:p>
-          <w:p>
-            <w:pPr>
-              <w:spacing w:after="120"/>
-            </w:pPr>
-          </w:p>
-          <w:p>
-            <w:pPr>
-              <w:spacing w:after="80"/>
-            </w:pPr>
-            <w:r>
-              <w:rPr>
-                <w:rFonts w:ascii="Calibri" w:hAnsi="Calibri"/>
-                <w:b w:val="0"/>
-                <w:i w:val="0"/>
-                <w:sz w:val="22"/>
-              </w:rPr>
-              <w:t>First, machine learning decisively beats the naïve benchmark. Both Random Forest models reduce MAE by 49% and achieve R-squared of 0.78, with p-values below 0.001. This result is robust across all twelve months of the stable test period.</w:t>
-            </w:r>
-          </w:p>
-          <w:p>
-            <w:pPr>
-              <w:spacing w:after="120"/>
-            </w:pPr>
-          </w:p>
-          <w:p>
-            <w:pPr>
-              <w:spacing w:after="80"/>
-            </w:pPr>
-            <w:r>
-              <w:rPr>
-                <w:rFonts w:ascii="Calibri" w:hAnsi="Calibri"/>
-                <w:b w:val="0"/>
-                <w:i w:val="0"/>
-                <w:sz w:val="22"/>
-              </w:rPr>
-              <w:t xml:space="preserve">Second — and this is our core contribution — the value of weather is </w:t>
-            </w:r>
-            <w:r>
-              <w:rPr>
-                <w:rFonts w:ascii="Calibri" w:hAnsi="Calibri"/>
-                <w:b w:val="0"/>
-                <w:i/>
-                <w:sz w:val="22"/>
-              </w:rPr>
-              <w:t>regime-dependent</w:t>
-            </w:r>
-            <w:r>
-              <w:rPr>
-                <w:rFonts w:ascii="Calibri" w:hAnsi="Calibri"/>
-                <w:b w:val="0"/>
-                <w:i w:val="0"/>
-                <w:sz w:val="22"/>
-              </w:rPr>
-              <w:t xml:space="preserve">. In stable conditions, weather is statistically non-significant because its signal is already encoded in the load forecast and TTF. In the 2022 crisis, weather becomes highly significant — the same test yields p below 0.001. The information redundancy hypothesis explains </w:t>
-            </w:r>
-            <w:r>
-              <w:rPr>
-                <w:rFonts w:ascii="Calibri" w:hAnsi="Calibri"/>
-                <w:b w:val="0"/>
-                <w:i/>
-                <w:sz w:val="22"/>
-              </w:rPr>
-              <w:t>when</w:t>
-            </w:r>
-            <w:r>
-              <w:rPr>
-                <w:rFonts w:ascii="Calibri" w:hAnsi="Calibri"/>
-                <w:b w:val="0"/>
-                <w:i w:val="0"/>
-                <w:sz w:val="22"/>
-              </w:rPr>
-              <w:t xml:space="preserve"> and </w:t>
-            </w:r>
-            <w:r>
-              <w:rPr>
-                <w:rFonts w:ascii="Calibri" w:hAnsi="Calibri"/>
-                <w:b w:val="0"/>
-                <w:i/>
-                <w:sz w:val="22"/>
-              </w:rPr>
-              <w:t>why</w:t>
-            </w:r>
-            <w:r>
-              <w:rPr>
-                <w:rFonts w:ascii="Calibri" w:hAnsi="Calibri"/>
-                <w:b w:val="0"/>
-                <w:i w:val="0"/>
-                <w:sz w:val="22"/>
-              </w:rPr>
-              <w:t xml:space="preserve"> this transition occurs.</w:t>
-            </w:r>
-          </w:p>
-          <w:p>
-            <w:pPr>
-              <w:spacing w:after="120"/>
-            </w:pPr>
-          </w:p>
-          <w:p>
-            <w:pPr>
-              <w:spacing w:after="80"/>
-            </w:pPr>
-            <w:r>
-              <w:rPr>
-                <w:rFonts w:ascii="Calibri" w:hAnsi="Calibri"/>
-                <w:b w:val="0"/>
-                <w:i w:val="0"/>
-                <w:sz w:val="22"/>
-              </w:rPr>
-              <w:t>Third, Random Forest outperforms XGBoost on risk-adjusted metrics. With our configuration, RF achieves a Calmar ratio of 328 versus 107 for XGBoost, and degrades significantly less under the 2022 stress test.</w:t>
-            </w:r>
-          </w:p>
-          <w:p>
-            <w:pPr>
-              <w:spacing w:after="120"/>
-            </w:pPr>
-          </w:p>
-          <w:p>
-            <w:pPr>
-              <w:spacing w:after="80"/>
-            </w:pPr>
-            <w:r>
-              <w:rPr>
-                <w:rFonts w:ascii="Calibri" w:hAnsi="Calibri"/>
-                <w:b w:val="0"/>
-                <w:i w:val="0"/>
-                <w:sz w:val="22"/>
-              </w:rPr>
-              <w:t>Fourth, the forecasts create real economic value. Approximately 137,000 euros per megawatt per year, a drawdown five times smaller than the naïve benchmark, and a positive Sharpe ratio every single month.</w:t>
-            </w:r>
-          </w:p>
-          <w:p>
-            <w:pPr>
-              <w:spacing w:after="120"/>
-            </w:pPr>
-          </w:p>
-          <w:p>
-            <w:pPr>
-              <w:spacing w:after="80"/>
-            </w:pPr>
-            <w:r>
-              <w:rPr>
-                <w:rFonts w:ascii="Calibri" w:hAnsi="Calibri"/>
-                <w:b w:val="0"/>
-                <w:i w:val="0"/>
-                <w:sz w:val="22"/>
-              </w:rPr>
-              <w:t>The most natural extension is a regime-detection layer — using nuclear availability and TTF volatility as real-time signals to decide when to activate the weather features. That would operationalise the regime-dependent finding directly.</w:t>
-            </w:r>
-          </w:p>
-          <w:p>
-            <w:pPr>
-              <w:spacing w:after="120"/>
-            </w:pPr>
-          </w:p>
-          <w:p>
-            <w:pPr>
-              <w:spacing w:after="80"/>
-            </w:pPr>
-            <w:r>
-              <w:rPr>
-                <w:rFonts w:ascii="Calibri" w:hAnsi="Calibri"/>
-                <w:b w:val="0"/>
-                <w:i w:val="0"/>
-                <w:sz w:val="22"/>
-              </w:rPr>
-              <w:t>Thank you very much for your attention. We are happy to take your questions.</w:t>
-            </w:r>
-          </w:p>
-        </w:tc>
-      </w:tr>
-    </w:tbl>
-    <w:p>
-      <w:pPr>
-        <w:spacing w:after="40"/>
-      </w:pPr>
-    </w:p>
-    <w:p>
-      <w:pPr>
-        <w:spacing w:before="280" w:after="80"/>
-        <w:pBdr>
-          <w:bottom w:val="single" w:sz="4" w:space="1" w:color="003E7E"/>
-        </w:pBdr>
-      </w:pPr>
-      <w:r>
-        <w:rPr>
-          <w:rFonts w:ascii="Calibri" w:hAnsi="Calibri"/>
-          <w:b/>
-          <w:i w:val="0"/>
-          <w:color w:val="003E7E"/>
-          <w:sz w:val="24"/>
-        </w:rPr>
-        <w:t>SLIDE 14 — QUESTIONS &amp; DISCUSSION</w:t>
-      </w:r>
-      <w:r>
-        <w:rPr>
-          <w:rFonts w:ascii="Calibri" w:hAnsi="Calibri"/>
-          <w:b w:val="0"/>
-          <w:i w:val="0"/>
-          <w:color w:val="787878"/>
-          <w:sz w:val="20"/>
-        </w:rPr>
-        <w:t xml:space="preserve">   [~30s puis Q&amp;A]</w:t>
-      </w:r>
-    </w:p>
-    <w:p>
-      <w:pPr>
-        <w:spacing w:after="120"/>
-      </w:pPr>
-      <w:r>
-        <w:rPr>
-          <w:rFonts w:ascii="Calibri" w:hAnsi="Calibri"/>
-          <w:b/>
-          <w:i w:val="0"/>
-          <w:color w:val="823C00"/>
-          <w:sz w:val="26"/>
-        </w:rPr>
-        <w:t>[LEO + LYAM]</w:t>
-      </w:r>
-    </w:p>
-    <w:tbl>
-      <w:tblPr>
-        <w:tblStyle w:val="TableGrid"/>
-        <w:tblW w:type="auto" w:w="0"/>
-        <w:tblLook w:firstColumn="1" w:firstRow="1" w:lastColumn="0" w:lastRow="0" w:noHBand="0" w:noVBand="1" w:val="04A0"/>
-      </w:tblPr>
-      <w:tblGrid>
-        <w:gridCol w:w="9072"/>
-      </w:tblGrid>
-      <w:tr>
-        <w:tc>
-          <w:tcPr>
-            <w:tcW w:type="dxa" w:w="9072"/>
-            <w:shd w:val="clear" w:color="auto" w:fill="FFF9E6"/>
-            <w:tcBorders>
-              <w:top w:val="nil"/>
-              <w:bottom w:val="nil"/>
-              <w:right w:val="nil"/>
-              <w:left w:val="single" w:sz="24" w:color="C06000"/>
-            </w:tcBorders>
-            <w:tcMar>
-              <w:top w:w="100" w:type="dxa"/>
-              <w:bottom w:w="100" w:type="dxa"/>
-              <w:left w:w="200" w:type="dxa"/>
-              <w:right w:w="120" w:type="dxa"/>
-            </w:tcMar>
-          </w:tcPr>
-          <w:p>
-            <w:pPr>
-              <w:spacing w:after="80"/>
-            </w:pPr>
-            <w:r>
-              <w:rPr>
-                <w:rFonts w:ascii="Calibri" w:hAnsi="Calibri"/>
-                <w:b w:val="0"/>
-                <w:i w:val="0"/>
-                <w:sz w:val="22"/>
-              </w:rPr>
-              <w:t>[Sourire, pause 2-3 secondes. Laisser l'examinateur parler en premier.]</w:t>
-            </w:r>
-          </w:p>
-          <w:p>
-            <w:pPr>
-              <w:spacing w:after="120"/>
-            </w:pPr>
-          </w:p>
-          <w:p>
-            <w:pPr>
-              <w:spacing w:after="80"/>
-            </w:pPr>
-            <w:r>
-              <w:rPr>
-                <w:rFonts w:ascii="Calibri" w:hAnsi="Calibri"/>
-                <w:b w:val="0"/>
-                <w:i w:val="0"/>
-                <w:sz w:val="22"/>
-              </w:rPr>
-              <w:t xml:space="preserve">[Si silence :] </w:t>
-            </w:r>
-            <w:r>
-              <w:rPr>
-                <w:rFonts w:ascii="Calibri" w:hAnsi="Calibri"/>
-                <w:b w:val="0"/>
-                <w:i/>
-                <w:sz w:val="22"/>
-              </w:rPr>
-              <w:t>"Would you like us to start with any particular aspect of the methodology ?"</w:t>
-            </w:r>
-            <w:r>
-              <w:rPr>
-                <w:rFonts w:ascii="Calibri" w:hAnsi="Calibri"/>
-                <w:b w:val="0"/>
-                <w:i w:val="0"/>
-                <w:sz w:val="22"/>
-              </w:rPr>
-            </w:r>
-          </w:p>
-          <w:p>
-            <w:pPr>
-              <w:spacing w:after="120"/>
-            </w:pPr>
-          </w:p>
-          <w:p>
-            <w:pPr>
-              <w:spacing w:after="80"/>
-            </w:pPr>
-            <w:r>
-              <w:rPr>
-                <w:rFonts w:ascii="Calibri" w:hAnsi="Calibri"/>
-                <w:b w:val="0"/>
-                <w:i w:val="0"/>
-                <w:sz w:val="22"/>
-              </w:rPr>
-              <w:t xml:space="preserve">[Avant chaque réponse :] </w:t>
-            </w:r>
-            <w:r>
-              <w:rPr>
-                <w:rFonts w:ascii="Calibri" w:hAnsi="Calibri"/>
-                <w:b w:val="0"/>
-                <w:i/>
-                <w:sz w:val="22"/>
-              </w:rPr>
-              <w:t>"That's a great question."</w:t>
-            </w:r>
-            <w:r>
-              <w:rPr>
-                <w:rFonts w:ascii="Calibri" w:hAnsi="Calibri"/>
-                <w:b w:val="0"/>
-                <w:i w:val="0"/>
-                <w:sz w:val="22"/>
-              </w:rPr>
-              <w:t xml:space="preserve"> → pause 2 secondes → répondre.</w:t>
-            </w:r>
-          </w:p>
-          <w:p>
-            <w:pPr>
-              <w:spacing w:after="120"/>
-            </w:pPr>
-          </w:p>
-          <w:p>
-            <w:pPr>
-              <w:spacing w:after="80"/>
-            </w:pPr>
-            <w:r>
-              <w:rPr>
-                <w:rFonts w:ascii="Calibri" w:hAnsi="Calibri"/>
-                <w:b w:val="0"/>
-                <w:i w:val="0"/>
-                <w:sz w:val="22"/>
-              </w:rPr>
-              <w:t xml:space="preserve">[Transition Leo ↔ Lyam :]  </w:t>
-            </w:r>
-            <w:r>
-              <w:rPr>
-                <w:rFonts w:ascii="Calibri" w:hAnsi="Calibri"/>
-                <w:b w:val="0"/>
-                <w:i/>
-                <w:sz w:val="22"/>
-              </w:rPr>
-              <w:t>"Lyam / Leo worked on that specific aspect — let me pass the floor."</w:t>
-            </w:r>
-            <w:r>
-              <w:rPr>
-                <w:rFonts w:ascii="Calibri" w:hAnsi="Calibri"/>
-                <w:b w:val="0"/>
-                <w:i w:val="0"/>
-                <w:sz w:val="22"/>
-              </w:rPr>
-            </w:r>
-          </w:p>
-        </w:tc>
-      </w:tr>
-    </w:tbl>
-    <w:p>
-      <w:pPr>
-        <w:spacing w:after="40"/>
-      </w:pPr>
-    </w:p>
-    <w:p>
-      <w:pPr>
-        <w:spacing w:before="320" w:after="80"/>
-        <w:pBdr>
-          <w:bottom w:val="single" w:sz="4" w:space="1" w:color="003E7E"/>
-        </w:pBdr>
-      </w:pPr>
-      <w:r>
-        <w:rPr>
-          <w:rFonts w:ascii="Calibri" w:hAnsi="Calibri"/>
-          <w:b/>
-          <w:i w:val="0"/>
-          <w:color w:val="003E7E"/>
-          <w:sz w:val="24"/>
-        </w:rPr>
-        <w:t>RÉCAPITULATIF TIMING</w:t>
-      </w:r>
-    </w:p>
-    <w:tbl>
-      <w:tblPr>
-        <w:tblStyle w:val="TableGrid"/>
-        <w:tblW w:type="auto" w:w="0"/>
-        <w:tblLook w:firstColumn="1" w:firstRow="1" w:lastColumn="0" w:lastRow="0" w:noHBand="0" w:noVBand="1" w:val="04A0"/>
-      </w:tblPr>
-      <w:tblGrid>
-        <w:gridCol w:w="3024"/>
-        <w:gridCol w:w="3024"/>
-        <w:gridCol w:w="3024"/>
-      </w:tblGrid>
-      <w:tr>
-        <w:tc>
-          <w:tcPr>
-            <w:tcW w:type="dxa" w:w="3024"/>
-            <w:shd w:val="clear" w:color="auto" w:fill="003E7E"/>
-          </w:tcPr>
-          <w:p>
-            <w:pPr>
-              <w:spacing w:after="0"/>
-            </w:pPr>
-            <w:r>
-              <w:rPr>
-                <w:rFonts w:ascii="Calibri" w:hAnsi="Calibri"/>
-                <w:b/>
-                <w:i w:val="0"/>
                 <w:color w:val="FFFFFF"/>
                 <w:sz w:val="20"/>
               </w:rPr>
@@ -2866,18 +1534,13 @@
         </w:tc>
         <w:tc>
           <w:tcPr>
-            <w:tcW w:type="dxa" w:w="3024"/>
-            <w:shd w:val="clear" w:color="auto" w:fill="003E7E"/>
+            <w:tcW w:type="dxa" w:w="1984"/>
+            <w:shd w:val="clear" w:color="auto" w:fill="002255"/>
           </w:tcPr>
           <w:p>
-            <w:pPr>
-              <w:spacing w:after="0"/>
-            </w:pPr>
             <w:r>
               <w:rPr>
-                <w:rFonts w:ascii="Calibri" w:hAnsi="Calibri"/>
                 <w:b/>
-                <w:i w:val="0"/>
                 <w:color w:val="FFFFFF"/>
                 <w:sz w:val="20"/>
               </w:rPr>
@@ -2887,22 +1550,17 @@
         </w:tc>
         <w:tc>
           <w:tcPr>
-            <w:tcW w:type="dxa" w:w="3024"/>
-            <w:shd w:val="clear" w:color="auto" w:fill="003E7E"/>
+            <w:tcW w:type="dxa" w:w="1701"/>
+            <w:shd w:val="clear" w:color="auto" w:fill="002255"/>
           </w:tcPr>
           <w:p>
-            <w:pPr>
-              <w:spacing w:after="0"/>
-            </w:pPr>
             <w:r>
               <w:rPr>
-                <w:rFonts w:ascii="Calibri" w:hAnsi="Calibri"/>
                 <w:b/>
-                <w:i w:val="0"/>
                 <w:color w:val="FFFFFF"/>
                 <w:sz w:val="20"/>
               </w:rPr>
-              <w:t>Durée</w:t>
+              <w:t>Target</w:t>
             </w:r>
           </w:p>
         </w:tc>
@@ -2910,40 +1568,26 @@
       <w:tr>
         <w:tc>
           <w:tcPr>
-            <w:tcW w:type="dxa" w:w="3024"/>
-            <w:shd w:val="clear" w:color="auto" w:fill="EBF3FB"/>
+            <w:tcW w:type="dxa" w:w="4535"/>
+            <w:shd w:val="clear" w:color="auto" w:fill="EEF3F9"/>
           </w:tcPr>
           <w:p>
-            <w:pPr>
-              <w:spacing w:after="0"/>
-            </w:pPr>
             <w:r>
               <w:rPr>
-                <w:rFonts w:ascii="Calibri" w:hAnsi="Calibri"/>
-                <w:b w:val="0"/>
-                <w:i w:val="0"/>
-                <w:color w:val="005AA0"/>
                 <w:sz w:val="20"/>
               </w:rPr>
-              <w:t>1 — Titre</w:t>
+              <w:t>1 — Title</w:t>
             </w:r>
           </w:p>
         </w:tc>
         <w:tc>
           <w:tcPr>
-            <w:tcW w:type="dxa" w:w="3024"/>
-            <w:shd w:val="clear" w:color="auto" w:fill="EBF3FB"/>
+            <w:tcW w:type="dxa" w:w="1984"/>
+            <w:shd w:val="clear" w:color="auto" w:fill="EEF3F9"/>
           </w:tcPr>
           <w:p>
-            <w:pPr>
-              <w:spacing w:after="0"/>
-            </w:pPr>
             <w:r>
               <w:rPr>
-                <w:rFonts w:ascii="Calibri" w:hAnsi="Calibri"/>
-                <w:b w:val="0"/>
-                <w:i w:val="0"/>
-                <w:color w:val="005AA0"/>
                 <w:sz w:val="20"/>
               </w:rPr>
               <w:t>LEO</w:t>
@@ -2952,22 +1596,15 @@
         </w:tc>
         <w:tc>
           <w:tcPr>
-            <w:tcW w:type="dxa" w:w="3024"/>
-            <w:shd w:val="clear" w:color="auto" w:fill="EBF3FB"/>
+            <w:tcW w:type="dxa" w:w="1701"/>
+            <w:shd w:val="clear" w:color="auto" w:fill="EEF3F9"/>
           </w:tcPr>
           <w:p>
-            <w:pPr>
-              <w:spacing w:after="0"/>
-            </w:pPr>
             <w:r>
               <w:rPr>
-                <w:rFonts w:ascii="Calibri" w:hAnsi="Calibri"/>
-                <w:b w:val="0"/>
-                <w:i w:val="0"/>
-                <w:color w:val="005AA0"/>
                 <w:sz w:val="20"/>
               </w:rPr>
-              <w:t>30s</w:t>
+              <w:t>20 s</w:t>
             </w:r>
           </w:p>
         </w:tc>
@@ -2975,19 +1612,12 @@
       <w:tr>
         <w:tc>
           <w:tcPr>
-            <w:tcW w:type="dxa" w:w="3024"/>
-            <w:shd w:val="clear" w:color="auto" w:fill="EBF3FB"/>
+            <w:tcW w:type="dxa" w:w="4535"/>
+            <w:shd w:val="clear" w:color="auto" w:fill="FFFFFF"/>
           </w:tcPr>
           <w:p>
-            <w:pPr>
-              <w:spacing w:after="0"/>
-            </w:pPr>
             <w:r>
               <w:rPr>
-                <w:rFonts w:ascii="Calibri" w:hAnsi="Calibri"/>
-                <w:b w:val="0"/>
-                <w:i w:val="0"/>
-                <w:color w:val="005AA0"/>
                 <w:sz w:val="20"/>
               </w:rPr>
               <w:t>2 — Context &amp; Motivation</w:t>
@@ -2996,19 +1626,12 @@
         </w:tc>
         <w:tc>
           <w:tcPr>
-            <w:tcW w:type="dxa" w:w="3024"/>
-            <w:shd w:val="clear" w:color="auto" w:fill="EBF3FB"/>
+            <w:tcW w:type="dxa" w:w="1984"/>
+            <w:shd w:val="clear" w:color="auto" w:fill="FFFFFF"/>
           </w:tcPr>
           <w:p>
-            <w:pPr>
-              <w:spacing w:after="0"/>
-            </w:pPr>
             <w:r>
               <w:rPr>
-                <w:rFonts w:ascii="Calibri" w:hAnsi="Calibri"/>
-                <w:b w:val="0"/>
-                <w:i w:val="0"/>
-                <w:color w:val="005AA0"/>
                 <w:sz w:val="20"/>
               </w:rPr>
               <w:t>LEO</w:t>
@@ -3017,22 +1640,15 @@
         </w:tc>
         <w:tc>
           <w:tcPr>
-            <w:tcW w:type="dxa" w:w="3024"/>
-            <w:shd w:val="clear" w:color="auto" w:fill="EBF3FB"/>
+            <w:tcW w:type="dxa" w:w="1701"/>
+            <w:shd w:val="clear" w:color="auto" w:fill="FFFFFF"/>
           </w:tcPr>
           <w:p>
-            <w:pPr>
-              <w:spacing w:after="0"/>
-            </w:pPr>
             <w:r>
               <w:rPr>
-                <w:rFonts w:ascii="Calibri" w:hAnsi="Calibri"/>
-                <w:b w:val="0"/>
-                <w:i w:val="0"/>
-                <w:color w:val="005AA0"/>
                 <w:sz w:val="20"/>
               </w:rPr>
-              <w:t>2min</w:t>
+              <w:t>1 min 30 s</w:t>
             </w:r>
           </w:p>
         </w:tc>
@@ -3040,19 +1656,12 @@
       <w:tr>
         <w:tc>
           <w:tcPr>
-            <w:tcW w:type="dxa" w:w="3024"/>
-            <w:shd w:val="clear" w:color="auto" w:fill="EBF3FB"/>
+            <w:tcW w:type="dxa" w:w="4535"/>
+            <w:shd w:val="clear" w:color="auto" w:fill="EEF3F9"/>
           </w:tcPr>
           <w:p>
-            <w:pPr>
-              <w:spacing w:after="0"/>
-            </w:pPr>
             <w:r>
               <w:rPr>
-                <w:rFonts w:ascii="Calibri" w:hAnsi="Calibri"/>
-                <w:b w:val="0"/>
-                <w:i w:val="0"/>
-                <w:color w:val="005AA0"/>
                 <w:sz w:val="20"/>
               </w:rPr>
               <w:t>3 — Research Question</w:t>
@@ -3061,19 +1670,12 @@
         </w:tc>
         <w:tc>
           <w:tcPr>
-            <w:tcW w:type="dxa" w:w="3024"/>
-            <w:shd w:val="clear" w:color="auto" w:fill="EBF3FB"/>
+            <w:tcW w:type="dxa" w:w="1984"/>
+            <w:shd w:val="clear" w:color="auto" w:fill="EEF3F9"/>
           </w:tcPr>
           <w:p>
-            <w:pPr>
-              <w:spacing w:after="0"/>
-            </w:pPr>
             <w:r>
               <w:rPr>
-                <w:rFonts w:ascii="Calibri" w:hAnsi="Calibri"/>
-                <w:b w:val="0"/>
-                <w:i w:val="0"/>
-                <w:color w:val="005AA0"/>
                 <w:sz w:val="20"/>
               </w:rPr>
               <w:t>LEO</w:t>
@@ -3082,22 +1684,15 @@
         </w:tc>
         <w:tc>
           <w:tcPr>
-            <w:tcW w:type="dxa" w:w="3024"/>
-            <w:shd w:val="clear" w:color="auto" w:fill="EBF3FB"/>
+            <w:tcW w:type="dxa" w:w="1701"/>
+            <w:shd w:val="clear" w:color="auto" w:fill="EEF3F9"/>
           </w:tcPr>
           <w:p>
-            <w:pPr>
-              <w:spacing w:after="0"/>
-            </w:pPr>
             <w:r>
               <w:rPr>
-                <w:rFonts w:ascii="Calibri" w:hAnsi="Calibri"/>
-                <w:b w:val="0"/>
-                <w:i w:val="0"/>
-                <w:color w:val="005AA0"/>
                 <w:sz w:val="20"/>
               </w:rPr>
-              <w:t>1min30</w:t>
+              <w:t>1 min</w:t>
             </w:r>
           </w:p>
         </w:tc>
@@ -3105,19 +1700,12 @@
       <w:tr>
         <w:tc>
           <w:tcPr>
-            <w:tcW w:type="dxa" w:w="3024"/>
-            <w:shd w:val="clear" w:color="auto" w:fill="EBF3FB"/>
+            <w:tcW w:type="dxa" w:w="4535"/>
+            <w:shd w:val="clear" w:color="auto" w:fill="FFFFFF"/>
           </w:tcPr>
           <w:p>
-            <w:pPr>
-              <w:spacing w:after="0"/>
-            </w:pPr>
             <w:r>
               <w:rPr>
-                <w:rFonts w:ascii="Calibri" w:hAnsi="Calibri"/>
-                <w:b w:val="0"/>
-                <w:i w:val="0"/>
-                <w:color w:val="005AA0"/>
                 <w:sz w:val="20"/>
               </w:rPr>
               <w:t>4 — Data</w:t>
@@ -3126,19 +1714,12 @@
         </w:tc>
         <w:tc>
           <w:tcPr>
-            <w:tcW w:type="dxa" w:w="3024"/>
-            <w:shd w:val="clear" w:color="auto" w:fill="EBF3FB"/>
+            <w:tcW w:type="dxa" w:w="1984"/>
+            <w:shd w:val="clear" w:color="auto" w:fill="FFFFFF"/>
           </w:tcPr>
           <w:p>
-            <w:pPr>
-              <w:spacing w:after="0"/>
-            </w:pPr>
             <w:r>
               <w:rPr>
-                <w:rFonts w:ascii="Calibri" w:hAnsi="Calibri"/>
-                <w:b w:val="0"/>
-                <w:i w:val="0"/>
-                <w:color w:val="005AA0"/>
                 <w:sz w:val="20"/>
               </w:rPr>
               <w:t>LEO</w:t>
@@ -3147,22 +1728,15 @@
         </w:tc>
         <w:tc>
           <w:tcPr>
-            <w:tcW w:type="dxa" w:w="3024"/>
-            <w:shd w:val="clear" w:color="auto" w:fill="EBF3FB"/>
+            <w:tcW w:type="dxa" w:w="1701"/>
+            <w:shd w:val="clear" w:color="auto" w:fill="FFFFFF"/>
           </w:tcPr>
           <w:p>
-            <w:pPr>
-              <w:spacing w:after="0"/>
-            </w:pPr>
             <w:r>
               <w:rPr>
-                <w:rFonts w:ascii="Calibri" w:hAnsi="Calibri"/>
-                <w:b w:val="0"/>
-                <w:i w:val="0"/>
-                <w:color w:val="005AA0"/>
                 <w:sz w:val="20"/>
               </w:rPr>
-              <w:t>1min30</w:t>
+              <w:t>1 min</w:t>
             </w:r>
           </w:p>
         </w:tc>
@@ -3170,19 +1744,12 @@
       <w:tr>
         <w:tc>
           <w:tcPr>
-            <w:tcW w:type="dxa" w:w="3024"/>
-            <w:shd w:val="clear" w:color="auto" w:fill="EBF3FB"/>
+            <w:tcW w:type="dxa" w:w="4535"/>
+            <w:shd w:val="clear" w:color="auto" w:fill="EEF3F9"/>
           </w:tcPr>
           <w:p>
-            <w:pPr>
-              <w:spacing w:after="0"/>
-            </w:pPr>
             <w:r>
               <w:rPr>
-                <w:rFonts w:ascii="Calibri" w:hAnsi="Calibri"/>
-                <w:b w:val="0"/>
-                <w:i w:val="0"/>
-                <w:color w:val="005AA0"/>
                 <w:sz w:val="20"/>
               </w:rPr>
               <w:t>5 — Methodology</w:t>
@@ -3191,19 +1758,12 @@
         </w:tc>
         <w:tc>
           <w:tcPr>
-            <w:tcW w:type="dxa" w:w="3024"/>
-            <w:shd w:val="clear" w:color="auto" w:fill="EBF3FB"/>
+            <w:tcW w:type="dxa" w:w="1984"/>
+            <w:shd w:val="clear" w:color="auto" w:fill="EEF3F9"/>
           </w:tcPr>
           <w:p>
-            <w:pPr>
-              <w:spacing w:after="0"/>
-            </w:pPr>
             <w:r>
               <w:rPr>
-                <w:rFonts w:ascii="Calibri" w:hAnsi="Calibri"/>
-                <w:b w:val="0"/>
-                <w:i w:val="0"/>
-                <w:color w:val="005AA0"/>
                 <w:sz w:val="20"/>
               </w:rPr>
               <w:t>LEO</w:t>
@@ -3212,22 +1772,15 @@
         </w:tc>
         <w:tc>
           <w:tcPr>
-            <w:tcW w:type="dxa" w:w="3024"/>
-            <w:shd w:val="clear" w:color="auto" w:fill="EBF3FB"/>
+            <w:tcW w:type="dxa" w:w="1701"/>
+            <w:shd w:val="clear" w:color="auto" w:fill="EEF3F9"/>
           </w:tcPr>
           <w:p>
-            <w:pPr>
-              <w:spacing w:after="0"/>
-            </w:pPr>
             <w:r>
               <w:rPr>
-                <w:rFonts w:ascii="Calibri" w:hAnsi="Calibri"/>
-                <w:b w:val="0"/>
-                <w:i w:val="0"/>
-                <w:color w:val="005AA0"/>
                 <w:sz w:val="20"/>
               </w:rPr>
-              <w:t>1min30</w:t>
+              <w:t>1 min</w:t>
             </w:r>
           </w:p>
         </w:tc>
@@ -3235,19 +1788,12 @@
       <w:tr>
         <w:tc>
           <w:tcPr>
-            <w:tcW w:type="dxa" w:w="3024"/>
-            <w:shd w:val="clear" w:color="auto" w:fill="EBF3FB"/>
+            <w:tcW w:type="dxa" w:w="4535"/>
+            <w:shd w:val="clear" w:color="auto" w:fill="FFFFFF"/>
           </w:tcPr>
           <w:p>
-            <w:pPr>
-              <w:spacing w:after="0"/>
-            </w:pPr>
             <w:r>
               <w:rPr>
-                <w:rFonts w:ascii="Calibri" w:hAnsi="Calibri"/>
-                <w:b w:val="0"/>
-                <w:i w:val="0"/>
-                <w:color w:val="005AA0"/>
                 <w:sz w:val="20"/>
               </w:rPr>
               <w:t>6 — Results stable</w:t>
@@ -3256,19 +1802,12 @@
         </w:tc>
         <w:tc>
           <w:tcPr>
-            <w:tcW w:type="dxa" w:w="3024"/>
-            <w:shd w:val="clear" w:color="auto" w:fill="EBF3FB"/>
+            <w:tcW w:type="dxa" w:w="1984"/>
+            <w:shd w:val="clear" w:color="auto" w:fill="FFFFFF"/>
           </w:tcPr>
           <w:p>
-            <w:pPr>
-              <w:spacing w:after="0"/>
-            </w:pPr>
             <w:r>
               <w:rPr>
-                <w:rFonts w:ascii="Calibri" w:hAnsi="Calibri"/>
-                <w:b w:val="0"/>
-                <w:i w:val="0"/>
-                <w:color w:val="005AA0"/>
                 <w:sz w:val="20"/>
               </w:rPr>
               <w:t>LEO</w:t>
@@ -3277,22 +1816,15 @@
         </w:tc>
         <w:tc>
           <w:tcPr>
-            <w:tcW w:type="dxa" w:w="3024"/>
-            <w:shd w:val="clear" w:color="auto" w:fill="EBF3FB"/>
+            <w:tcW w:type="dxa" w:w="1701"/>
+            <w:shd w:val="clear" w:color="auto" w:fill="FFFFFF"/>
           </w:tcPr>
           <w:p>
-            <w:pPr>
-              <w:spacing w:after="0"/>
-            </w:pPr>
             <w:r>
               <w:rPr>
-                <w:rFonts w:ascii="Calibri" w:hAnsi="Calibri"/>
-                <w:b w:val="0"/>
-                <w:i w:val="0"/>
-                <w:color w:val="005AA0"/>
                 <w:sz w:val="20"/>
               </w:rPr>
-              <w:t>2min</w:t>
+              <w:t>1 min 30 s</w:t>
             </w:r>
           </w:p>
         </w:tc>
@@ -3300,19 +1832,12 @@
       <w:tr>
         <w:tc>
           <w:tcPr>
-            <w:tcW w:type="dxa" w:w="3024"/>
-            <w:shd w:val="clear" w:color="auto" w:fill="EBF3FB"/>
+            <w:tcW w:type="dxa" w:w="4535"/>
+            <w:shd w:val="clear" w:color="auto" w:fill="EEF3F9"/>
           </w:tcPr>
           <w:p>
-            <w:pPr>
-              <w:spacing w:after="0"/>
-            </w:pPr>
             <w:r>
               <w:rPr>
-                <w:rFonts w:ascii="Calibri" w:hAnsi="Calibri"/>
-                <w:b w:val="0"/>
-                <w:i w:val="0"/>
-                <w:color w:val="005AA0"/>
                 <w:sz w:val="20"/>
               </w:rPr>
               <w:t>7 — Central Finding</w:t>
@@ -3321,43 +1846,29 @@
         </w:tc>
         <w:tc>
           <w:tcPr>
-            <w:tcW w:type="dxa" w:w="3024"/>
-            <w:shd w:val="clear" w:color="auto" w:fill="EBF3FB"/>
+            <w:tcW w:type="dxa" w:w="1984"/>
+            <w:shd w:val="clear" w:color="auto" w:fill="EEF3F9"/>
           </w:tcPr>
           <w:p>
-            <w:pPr>
-              <w:spacing w:after="0"/>
-            </w:pPr>
             <w:r>
               <w:rPr>
-                <w:rFonts w:ascii="Calibri" w:hAnsi="Calibri"/>
-                <w:b w:val="0"/>
-                <w:i w:val="0"/>
-                <w:color w:val="005AA0"/>
                 <w:sz w:val="20"/>
               </w:rPr>
-              <w:t>LEO → LYAM</w:t>
+              <w:t>LEO</w:t>
             </w:r>
           </w:p>
         </w:tc>
         <w:tc>
           <w:tcPr>
-            <w:tcW w:type="dxa" w:w="3024"/>
-            <w:shd w:val="clear" w:color="auto" w:fill="EBF3FB"/>
+            <w:tcW w:type="dxa" w:w="1701"/>
+            <w:shd w:val="clear" w:color="auto" w:fill="EEF3F9"/>
           </w:tcPr>
           <w:p>
-            <w:pPr>
-              <w:spacing w:after="0"/>
-            </w:pPr>
             <w:r>
               <w:rPr>
-                <w:rFonts w:ascii="Calibri" w:hAnsi="Calibri"/>
-                <w:b w:val="0"/>
-                <w:i w:val="0"/>
-                <w:color w:val="005AA0"/>
                 <w:sz w:val="20"/>
               </w:rPr>
-              <w:t>1min30</w:t>
+              <w:t>1 min</w:t>
             </w:r>
           </w:p>
         </w:tc>
@@ -3365,19 +1876,12 @@
       <w:tr>
         <w:tc>
           <w:tcPr>
-            <w:tcW w:type="dxa" w:w="3024"/>
-            <w:shd w:val="clear" w:color="auto" w:fill="EBF5EB"/>
+            <w:tcW w:type="dxa" w:w="4535"/>
+            <w:shd w:val="clear" w:color="auto" w:fill="FFFFFF"/>
           </w:tcPr>
           <w:p>
-            <w:pPr>
-              <w:spacing w:after="0"/>
-            </w:pPr>
             <w:r>
               <w:rPr>
-                <w:rFonts w:ascii="Calibri" w:hAnsi="Calibri"/>
-                <w:b w:val="0"/>
-                <w:i w:val="0"/>
-                <w:color w:val="008250"/>
                 <w:sz w:val="20"/>
               </w:rPr>
               <w:t>8 — Feature Importance</w:t>
@@ -3386,19 +1890,12 @@
         </w:tc>
         <w:tc>
           <w:tcPr>
-            <w:tcW w:type="dxa" w:w="3024"/>
-            <w:shd w:val="clear" w:color="auto" w:fill="EBF5EB"/>
+            <w:tcW w:type="dxa" w:w="1984"/>
+            <w:shd w:val="clear" w:color="auto" w:fill="FFFFFF"/>
           </w:tcPr>
           <w:p>
-            <w:pPr>
-              <w:spacing w:after="0"/>
-            </w:pPr>
             <w:r>
               <w:rPr>
-                <w:rFonts w:ascii="Calibri" w:hAnsi="Calibri"/>
-                <w:b w:val="0"/>
-                <w:i w:val="0"/>
-                <w:color w:val="008250"/>
                 <w:sz w:val="20"/>
               </w:rPr>
               <w:t>LYAM</w:t>
@@ -3407,22 +1904,15 @@
         </w:tc>
         <w:tc>
           <w:tcPr>
-            <w:tcW w:type="dxa" w:w="3024"/>
-            <w:shd w:val="clear" w:color="auto" w:fill="EBF5EB"/>
+            <w:tcW w:type="dxa" w:w="1701"/>
+            <w:shd w:val="clear" w:color="auto" w:fill="FFFFFF"/>
           </w:tcPr>
           <w:p>
-            <w:pPr>
-              <w:spacing w:after="0"/>
-            </w:pPr>
             <w:r>
               <w:rPr>
-                <w:rFonts w:ascii="Calibri" w:hAnsi="Calibri"/>
-                <w:b w:val="0"/>
-                <w:i w:val="0"/>
-                <w:color w:val="008250"/>
                 <w:sz w:val="20"/>
               </w:rPr>
-              <w:t>1min30</w:t>
+              <w:t>1 min</w:t>
             </w:r>
           </w:p>
         </w:tc>
@@ -3430,40 +1920,26 @@
       <w:tr>
         <w:tc>
           <w:tcPr>
-            <w:tcW w:type="dxa" w:w="3024"/>
-            <w:shd w:val="clear" w:color="auto" w:fill="EBF5EB"/>
+            <w:tcW w:type="dxa" w:w="4535"/>
+            <w:shd w:val="clear" w:color="auto" w:fill="EEF3F9"/>
           </w:tcPr>
           <w:p>
-            <w:pPr>
-              <w:spacing w:after="0"/>
-            </w:pPr>
             <w:r>
               <w:rPr>
-                <w:rFonts w:ascii="Calibri" w:hAnsi="Calibri"/>
-                <w:b w:val="0"/>
-                <w:i w:val="0"/>
-                <w:color w:val="008250"/>
                 <w:sz w:val="20"/>
               </w:rPr>
-              <w:t>9 — Redundancy Hypothesis</w:t>
+              <w:t>9 — Redundancy</w:t>
             </w:r>
           </w:p>
         </w:tc>
         <w:tc>
           <w:tcPr>
-            <w:tcW w:type="dxa" w:w="3024"/>
-            <w:shd w:val="clear" w:color="auto" w:fill="EBF5EB"/>
+            <w:tcW w:type="dxa" w:w="1984"/>
+            <w:shd w:val="clear" w:color="auto" w:fill="EEF3F9"/>
           </w:tcPr>
           <w:p>
-            <w:pPr>
-              <w:spacing w:after="0"/>
-            </w:pPr>
             <w:r>
               <w:rPr>
-                <w:rFonts w:ascii="Calibri" w:hAnsi="Calibri"/>
-                <w:b w:val="0"/>
-                <w:i w:val="0"/>
-                <w:color w:val="008250"/>
                 <w:sz w:val="20"/>
               </w:rPr>
               <w:t>LYAM</w:t>
@@ -3472,22 +1948,15 @@
         </w:tc>
         <w:tc>
           <w:tcPr>
-            <w:tcW w:type="dxa" w:w="3024"/>
-            <w:shd w:val="clear" w:color="auto" w:fill="EBF5EB"/>
+            <w:tcW w:type="dxa" w:w="1701"/>
+            <w:shd w:val="clear" w:color="auto" w:fill="EEF3F9"/>
           </w:tcPr>
           <w:p>
-            <w:pPr>
-              <w:spacing w:after="0"/>
-            </w:pPr>
             <w:r>
               <w:rPr>
-                <w:rFonts w:ascii="Calibri" w:hAnsi="Calibri"/>
-                <w:b w:val="0"/>
-                <w:i w:val="0"/>
-                <w:color w:val="008250"/>
                 <w:sz w:val="20"/>
               </w:rPr>
-              <w:t>2min</w:t>
+              <w:t>1 min 30 s</w:t>
             </w:r>
           </w:p>
         </w:tc>
@@ -3495,40 +1964,26 @@
       <w:tr>
         <w:tc>
           <w:tcPr>
-            <w:tcW w:type="dxa" w:w="3024"/>
-            <w:shd w:val="clear" w:color="auto" w:fill="EBF5EB"/>
+            <w:tcW w:type="dxa" w:w="4535"/>
+            <w:shd w:val="clear" w:color="auto" w:fill="FFFFFF"/>
           </w:tcPr>
           <w:p>
-            <w:pPr>
-              <w:spacing w:after="0"/>
-            </w:pPr>
             <w:r>
               <w:rPr>
-                <w:rFonts w:ascii="Calibri" w:hAnsi="Calibri"/>
-                <w:b w:val="0"/>
-                <w:i w:val="0"/>
-                <w:color w:val="008250"/>
                 <w:sz w:val="20"/>
               </w:rPr>
-              <w:t>10 — Robustness 2022</w:t>
+              <w:t>10 — 2022 Crisis</w:t>
             </w:r>
           </w:p>
         </w:tc>
         <w:tc>
           <w:tcPr>
-            <w:tcW w:type="dxa" w:w="3024"/>
-            <w:shd w:val="clear" w:color="auto" w:fill="EBF5EB"/>
+            <w:tcW w:type="dxa" w:w="1984"/>
+            <w:shd w:val="clear" w:color="auto" w:fill="FFFFFF"/>
           </w:tcPr>
           <w:p>
-            <w:pPr>
-              <w:spacing w:after="0"/>
-            </w:pPr>
             <w:r>
               <w:rPr>
-                <w:rFonts w:ascii="Calibri" w:hAnsi="Calibri"/>
-                <w:b w:val="0"/>
-                <w:i w:val="0"/>
-                <w:color w:val="008250"/>
                 <w:sz w:val="20"/>
               </w:rPr>
               <w:t>LYAM</w:t>
@@ -3537,22 +1992,15 @@
         </w:tc>
         <w:tc>
           <w:tcPr>
-            <w:tcW w:type="dxa" w:w="3024"/>
-            <w:shd w:val="clear" w:color="auto" w:fill="EBF5EB"/>
+            <w:tcW w:type="dxa" w:w="1701"/>
+            <w:shd w:val="clear" w:color="auto" w:fill="FFFFFF"/>
           </w:tcPr>
           <w:p>
-            <w:pPr>
-              <w:spacing w:after="0"/>
-            </w:pPr>
             <w:r>
               <w:rPr>
-                <w:rFonts w:ascii="Calibri" w:hAnsi="Calibri"/>
-                <w:b w:val="0"/>
-                <w:i w:val="0"/>
-                <w:color w:val="008250"/>
                 <w:sz w:val="20"/>
               </w:rPr>
-              <w:t>2min</w:t>
+              <w:t>1 min 30 s</w:t>
             </w:r>
           </w:p>
         </w:tc>
@@ -3560,40 +2008,26 @@
       <w:tr>
         <w:tc>
           <w:tcPr>
-            <w:tcW w:type="dxa" w:w="3024"/>
-            <w:shd w:val="clear" w:color="auto" w:fill="EBF5EB"/>
+            <w:tcW w:type="dxa" w:w="4535"/>
+            <w:shd w:val="clear" w:color="auto" w:fill="EEF3F9"/>
           </w:tcPr>
           <w:p>
-            <w:pPr>
-              <w:spacing w:after="0"/>
-            </w:pPr>
             <w:r>
               <w:rPr>
-                <w:rFonts w:ascii="Calibri" w:hAnsi="Calibri"/>
-                <w:b w:val="0"/>
-                <w:i w:val="0"/>
-                <w:color w:val="008250"/>
                 <w:sz w:val="20"/>
               </w:rPr>
-              <w:t>11 — Pourquoi 2022</w:t>
+              <w:t>11 — Why 2022</w:t>
             </w:r>
           </w:p>
         </w:tc>
         <w:tc>
           <w:tcPr>
-            <w:tcW w:type="dxa" w:w="3024"/>
-            <w:shd w:val="clear" w:color="auto" w:fill="EBF5EB"/>
+            <w:tcW w:type="dxa" w:w="1984"/>
+            <w:shd w:val="clear" w:color="auto" w:fill="EEF3F9"/>
           </w:tcPr>
           <w:p>
-            <w:pPr>
-              <w:spacing w:after="0"/>
-            </w:pPr>
             <w:r>
               <w:rPr>
-                <w:rFonts w:ascii="Calibri" w:hAnsi="Calibri"/>
-                <w:b w:val="0"/>
-                <w:i w:val="0"/>
-                <w:color w:val="008250"/>
                 <w:sz w:val="20"/>
               </w:rPr>
               <w:t>LYAM</w:t>
@@ -3602,22 +2036,15 @@
         </w:tc>
         <w:tc>
           <w:tcPr>
-            <w:tcW w:type="dxa" w:w="3024"/>
-            <w:shd w:val="clear" w:color="auto" w:fill="EBF5EB"/>
+            <w:tcW w:type="dxa" w:w="1701"/>
+            <w:shd w:val="clear" w:color="auto" w:fill="EEF3F9"/>
           </w:tcPr>
           <w:p>
-            <w:pPr>
-              <w:spacing w:after="0"/>
-            </w:pPr>
             <w:r>
               <w:rPr>
-                <w:rFonts w:ascii="Calibri" w:hAnsi="Calibri"/>
-                <w:b w:val="0"/>
-                <w:i w:val="0"/>
-                <w:color w:val="008250"/>
                 <w:sz w:val="20"/>
               </w:rPr>
-              <w:t>2min</w:t>
+              <w:t>1 min 30 s</w:t>
             </w:r>
           </w:p>
         </w:tc>
@@ -3625,19 +2052,12 @@
       <w:tr>
         <w:tc>
           <w:tcPr>
-            <w:tcW w:type="dxa" w:w="3024"/>
-            <w:shd w:val="clear" w:color="auto" w:fill="EBF5EB"/>
+            <w:tcW w:type="dxa" w:w="4535"/>
+            <w:shd w:val="clear" w:color="auto" w:fill="FFFFFF"/>
           </w:tcPr>
           <w:p>
-            <w:pPr>
-              <w:spacing w:after="0"/>
-            </w:pPr>
             <w:r>
               <w:rPr>
-                <w:rFonts w:ascii="Calibri" w:hAnsi="Calibri"/>
-                <w:b w:val="0"/>
-                <w:i w:val="0"/>
-                <w:color w:val="008250"/>
                 <w:sz w:val="20"/>
               </w:rPr>
               <w:t>12 — Trading Backtest</w:t>
@@ -3646,19 +2066,12 @@
         </w:tc>
         <w:tc>
           <w:tcPr>
-            <w:tcW w:type="dxa" w:w="3024"/>
-            <w:shd w:val="clear" w:color="auto" w:fill="EBF5EB"/>
+            <w:tcW w:type="dxa" w:w="1984"/>
+            <w:shd w:val="clear" w:color="auto" w:fill="FFFFFF"/>
           </w:tcPr>
           <w:p>
-            <w:pPr>
-              <w:spacing w:after="0"/>
-            </w:pPr>
             <w:r>
               <w:rPr>
-                <w:rFonts w:ascii="Calibri" w:hAnsi="Calibri"/>
-                <w:b w:val="0"/>
-                <w:i w:val="0"/>
-                <w:color w:val="008250"/>
                 <w:sz w:val="20"/>
               </w:rPr>
               <w:t>LYAM</w:t>
@@ -3667,22 +2080,15 @@
         </w:tc>
         <w:tc>
           <w:tcPr>
-            <w:tcW w:type="dxa" w:w="3024"/>
-            <w:shd w:val="clear" w:color="auto" w:fill="EBF5EB"/>
+            <w:tcW w:type="dxa" w:w="1701"/>
+            <w:shd w:val="clear" w:color="auto" w:fill="FFFFFF"/>
           </w:tcPr>
           <w:p>
-            <w:pPr>
-              <w:spacing w:after="0"/>
-            </w:pPr>
             <w:r>
               <w:rPr>
-                <w:rFonts w:ascii="Calibri" w:hAnsi="Calibri"/>
-                <w:b w:val="0"/>
-                <w:i w:val="0"/>
-                <w:color w:val="008250"/>
                 <w:sz w:val="20"/>
               </w:rPr>
-              <w:t>1min30</w:t>
+              <w:t>1 min</w:t>
             </w:r>
           </w:p>
         </w:tc>
@@ -3690,40 +2096,26 @@
       <w:tr>
         <w:tc>
           <w:tcPr>
-            <w:tcW w:type="dxa" w:w="3024"/>
-            <w:shd w:val="clear" w:color="auto" w:fill="EBF5EB"/>
+            <w:tcW w:type="dxa" w:w="4535"/>
+            <w:shd w:val="clear" w:color="auto" w:fill="EEF3F9"/>
           </w:tcPr>
           <w:p>
-            <w:pPr>
-              <w:spacing w:after="0"/>
-            </w:pPr>
             <w:r>
               <w:rPr>
-                <w:rFonts w:ascii="Calibri" w:hAnsi="Calibri"/>
-                <w:b w:val="0"/>
-                <w:i w:val="0"/>
-                <w:color w:val="008250"/>
                 <w:sz w:val="20"/>
               </w:rPr>
-              <w:t>13 — Conclusions</w:t>
+              <w:t>13 — Robustness</w:t>
             </w:r>
           </w:p>
         </w:tc>
         <w:tc>
           <w:tcPr>
-            <w:tcW w:type="dxa" w:w="3024"/>
-            <w:shd w:val="clear" w:color="auto" w:fill="EBF5EB"/>
+            <w:tcW w:type="dxa" w:w="1984"/>
+            <w:shd w:val="clear" w:color="auto" w:fill="EEF3F9"/>
           </w:tcPr>
           <w:p>
-            <w:pPr>
-              <w:spacing w:after="0"/>
-            </w:pPr>
             <w:r>
               <w:rPr>
-                <w:rFonts w:ascii="Calibri" w:hAnsi="Calibri"/>
-                <w:b w:val="0"/>
-                <w:i w:val="0"/>
-                <w:color w:val="008250"/>
                 <w:sz w:val="20"/>
               </w:rPr>
               <w:t>LYAM</w:t>
@@ -3732,22 +2124,15 @@
         </w:tc>
         <w:tc>
           <w:tcPr>
-            <w:tcW w:type="dxa" w:w="3024"/>
-            <w:shd w:val="clear" w:color="auto" w:fill="EBF5EB"/>
+            <w:tcW w:type="dxa" w:w="1701"/>
+            <w:shd w:val="clear" w:color="auto" w:fill="EEF3F9"/>
           </w:tcPr>
           <w:p>
-            <w:pPr>
-              <w:spacing w:after="0"/>
-            </w:pPr>
             <w:r>
               <w:rPr>
-                <w:rFonts w:ascii="Calibri" w:hAnsi="Calibri"/>
-                <w:b w:val="0"/>
-                <w:i w:val="0"/>
-                <w:color w:val="008250"/>
                 <w:sz w:val="20"/>
               </w:rPr>
-              <w:t>2min</w:t>
+              <w:t>30 s</w:t>
             </w:r>
           </w:p>
         </w:tc>
@@ -3755,40 +2140,114 @@
       <w:tr>
         <w:tc>
           <w:tcPr>
-            <w:tcW w:type="dxa" w:w="3024"/>
-            <w:shd w:val="clear" w:color="auto" w:fill="FFF9E6"/>
+            <w:tcW w:type="dxa" w:w="4535"/>
+            <w:shd w:val="clear" w:color="auto" w:fill="FFFFFF"/>
           </w:tcPr>
           <w:p>
-            <w:pPr>
-              <w:spacing w:after="0"/>
-            </w:pPr>
             <w:r>
               <w:rPr>
-                <w:rFonts w:ascii="Calibri" w:hAnsi="Calibri"/>
-                <w:b w:val="0"/>
-                <w:i w:val="0"/>
-                <w:color w:val="823C00"/>
                 <w:sz w:val="20"/>
               </w:rPr>
-              <w:t>14 — Questions</w:t>
+              <w:t>14 — Limitations</w:t>
             </w:r>
           </w:p>
         </w:tc>
         <w:tc>
           <w:tcPr>
-            <w:tcW w:type="dxa" w:w="3024"/>
-            <w:shd w:val="clear" w:color="auto" w:fill="FFF9E6"/>
+            <w:tcW w:type="dxa" w:w="1984"/>
+            <w:shd w:val="clear" w:color="auto" w:fill="FFFFFF"/>
           </w:tcPr>
           <w:p>
-            <w:pPr>
-              <w:spacing w:after="0"/>
-            </w:pPr>
             <w:r>
               <w:rPr>
-                <w:rFonts w:ascii="Calibri" w:hAnsi="Calibri"/>
-                <w:b w:val="0"/>
-                <w:i w:val="0"/>
-                <w:color w:val="823C00"/>
+                <w:sz w:val="20"/>
+              </w:rPr>
+              <w:t>LYAM</w:t>
+            </w:r>
+          </w:p>
+        </w:tc>
+        <w:tc>
+          <w:tcPr>
+            <w:tcW w:type="dxa" w:w="1701"/>
+            <w:shd w:val="clear" w:color="auto" w:fill="FFFFFF"/>
+          </w:tcPr>
+          <w:p>
+            <w:r>
+              <w:rPr>
+                <w:sz w:val="20"/>
+              </w:rPr>
+              <w:t>45 s</w:t>
+            </w:r>
+          </w:p>
+        </w:tc>
+      </w:tr>
+      <w:tr>
+        <w:tc>
+          <w:tcPr>
+            <w:tcW w:type="dxa" w:w="4535"/>
+            <w:shd w:val="clear" w:color="auto" w:fill="EEF3F9"/>
+          </w:tcPr>
+          <w:p>
+            <w:r>
+              <w:rPr>
+                <w:sz w:val="20"/>
+              </w:rPr>
+              <w:t>15 — Conclusions</w:t>
+            </w:r>
+          </w:p>
+        </w:tc>
+        <w:tc>
+          <w:tcPr>
+            <w:tcW w:type="dxa" w:w="1984"/>
+            <w:shd w:val="clear" w:color="auto" w:fill="EEF3F9"/>
+          </w:tcPr>
+          <w:p>
+            <w:r>
+              <w:rPr>
+                <w:sz w:val="20"/>
+              </w:rPr>
+              <w:t>LYAM</w:t>
+            </w:r>
+          </w:p>
+        </w:tc>
+        <w:tc>
+          <w:tcPr>
+            <w:tcW w:type="dxa" w:w="1701"/>
+            <w:shd w:val="clear" w:color="auto" w:fill="EEF3F9"/>
+          </w:tcPr>
+          <w:p>
+            <w:r>
+              <w:rPr>
+                <w:sz w:val="20"/>
+              </w:rPr>
+              <w:t>1 min 30 s</w:t>
+            </w:r>
+          </w:p>
+        </w:tc>
+      </w:tr>
+      <w:tr>
+        <w:tc>
+          <w:tcPr>
+            <w:tcW w:type="dxa" w:w="4535"/>
+            <w:shd w:val="clear" w:color="auto" w:fill="FFFFFF"/>
+          </w:tcPr>
+          <w:p>
+            <w:r>
+              <w:rPr>
+                <w:sz w:val="20"/>
+              </w:rPr>
+              <w:t>16 — Questions</w:t>
+            </w:r>
+          </w:p>
+        </w:tc>
+        <w:tc>
+          <w:tcPr>
+            <w:tcW w:type="dxa" w:w="1984"/>
+            <w:shd w:val="clear" w:color="auto" w:fill="FFFFFF"/>
+          </w:tcPr>
+          <w:p>
+            <w:r>
+              <w:rPr>
                 <w:sz w:val="20"/>
               </w:rPr>
               <w:t>LEO + LYAM</w:t>
@@ -3797,63 +2256,159 @@
         </w:tc>
         <w:tc>
           <w:tcPr>
-            <w:tcW w:type="dxa" w:w="3024"/>
-            <w:shd w:val="clear" w:color="auto" w:fill="FFF9E6"/>
+            <w:tcW w:type="dxa" w:w="1701"/>
+            <w:shd w:val="clear" w:color="auto" w:fill="FFFFFF"/>
           </w:tcPr>
           <w:p>
-            <w:pPr>
-              <w:spacing w:after="0"/>
-            </w:pPr>
             <w:r>
               <w:rPr>
-                <w:rFonts w:ascii="Calibri" w:hAnsi="Calibri"/>
-                <w:b w:val="0"/>
-                <w:i w:val="0"/>
-                <w:color w:val="823C00"/>
                 <w:sz w:val="20"/>
               </w:rPr>
-              <w:t>30s</w:t>
+              <w:t>20 s</w:t>
+            </w:r>
+          </w:p>
+        </w:tc>
+      </w:tr>
+      <w:tr>
+        <w:tc>
+          <w:tcPr>
+            <w:tcW w:type="dxa" w:w="4535"/>
+            <w:shd w:val="clear" w:color="auto" w:fill="EEF3F9"/>
+          </w:tcPr>
+          <w:p>
+            <w:r>
+              <w:rPr>
+                <w:sz w:val="20"/>
+              </w:rPr>
+              <w:t>TOTAL</w:t>
+            </w:r>
+          </w:p>
+        </w:tc>
+        <w:tc>
+          <w:tcPr>
+            <w:tcW w:type="dxa" w:w="1984"/>
+            <w:shd w:val="clear" w:color="auto" w:fill="EEF3F9"/>
+          </w:tcPr>
+          <w:p>
+            <w:r>
+              <w:rPr>
+                <w:sz w:val="20"/>
+              </w:rPr>
+            </w:r>
+          </w:p>
+        </w:tc>
+        <w:tc>
+          <w:tcPr>
+            <w:tcW w:type="dxa" w:w="1701"/>
+            <w:shd w:val="clear" w:color="auto" w:fill="EEF3F9"/>
+          </w:tcPr>
+          <w:p>
+            <w:r>
+              <w:rPr>
+                <w:sz w:val="20"/>
+              </w:rPr>
+              <w:t>~17 min</w:t>
             </w:r>
           </w:p>
         </w:tc>
       </w:tr>
     </w:tbl>
+    <w:p/>
+    <w:p/>
     <w:p>
       <w:pPr>
-        <w:spacing w:before="80"/>
+        <w:spacing w:before="80" w:after="40"/>
+        <w:pBdr>
+          <w:bottom w:val="single" w:sz="12" w:space="4" w:color="002255"/>
+        </w:pBdr>
       </w:pPr>
       <w:r>
         <w:rPr>
-          <w:rFonts w:ascii="Calibri" w:hAnsi="Calibri"/>
           <w:b/>
           <w:i w:val="0"/>
-          <w:color w:val="003E7E"/>
-          <w:sz w:val="21"/>
+          <w:color w:val="002255"/>
+          <w:sz w:val="40"/>
         </w:rPr>
-        <w:t>TOTAL : ~19 minutes  ·  1 minute de marge avant les questions</w:t>
+        <w:t>KEY TRANSITIONS</w:t>
+      </w:r>
+    </w:p>
+    <w:p>
+      <w:r>
+        <w:rPr>
+          <w:b/>
+          <w:i w:val="0"/>
+          <w:color w:val="002255"/>
+          <w:sz w:val="22"/>
+        </w:rPr>
+        <w:t>Slide 7 → 8  (LEO hands to LYAM):</w:t>
       </w:r>
     </w:p>
     <w:p>
       <w:pPr>
-        <w:spacing w:before="320"/>
-        <w:pBdr>
-          <w:bottom w:val="single" w:sz="4" w:space="1" w:color="CCCCCC"/>
-        </w:pBdr>
-        <w:jc w:val="center"/>
+        <w:spacing w:before="0" w:after="80"/>
+        <w:ind w:left="227"/>
       </w:pPr>
       <w:r>
         <w:rPr>
-          <w:rFonts w:ascii="Calibri" w:hAnsi="Calibri"/>
+          <w:b w:val="0"/>
+          <w:i w:val="0"/>
+          <w:color w:val="212529"/>
+        </w:rPr>
+        <w:t>"I'll hand over to Lyam, who will explain the mechanism and show what happens in the 2022 crisis."</w:t>
+      </w:r>
+    </w:p>
+    <w:p>
+      <w:r>
+        <w:rPr>
           <w:b/>
-          <w:i/>
-          <w:color w:val="003E7E"/>
+          <w:i w:val="0"/>
+          <w:color w:val="002255"/>
           <w:sz w:val="22"/>
         </w:rPr>
-        <w:t>Bon courage demain — vous maîtrisez le sujet mieux que vous ne le pensez.</w:t>
+        <w:t>Slide 9 → 10  (LYAM continues):</w:t>
+      </w:r>
+    </w:p>
+    <w:p>
+      <w:pPr>
+        <w:spacing w:before="0" w:after="80"/>
+        <w:ind w:left="227"/>
+      </w:pPr>
+      <w:r>
+        <w:rPr>
+          <w:b w:val="0"/>
+          <w:i w:val="0"/>
+          <w:color w:val="212529"/>
+        </w:rPr>
+        <w:t>"But this only holds when those three channels are working. In 2022, they all broke at once."</w:t>
+      </w:r>
+    </w:p>
+    <w:p>
+      <w:r>
+        <w:rPr>
+          <w:b/>
+          <w:i w:val="0"/>
+          <w:color w:val="002255"/>
+          <w:sz w:val="22"/>
+        </w:rPr>
+        <w:t>End of slide 15:</w:t>
+      </w:r>
+    </w:p>
+    <w:p>
+      <w:pPr>
+        <w:spacing w:before="0" w:after="80"/>
+        <w:ind w:left="227"/>
+      </w:pPr>
+      <w:r>
+        <w:rPr>
+          <w:b w:val="0"/>
+          <w:i w:val="0"/>
+          <w:color w:val="212529"/>
+        </w:rPr>
+        <w:t>"Thank you very much. We're happy to take your questions."</w:t>
       </w:r>
     </w:p>
     <w:sectPr>
-      <w:pgSz w:w="11906" w:h="16838"/>
+      <w:pgSz w:w="12240" w:h="15840"/>
       <w:pgMar w:top="1134" w:right="1417" w:bottom="1134" w:left="1417" w:header="720" w:footer="720" w:gutter="0"/>
       <w:cols w:space="720"/>
       <w:docGrid w:linePitch="360"/>

--- a/outputs/Script_Soutenance.docx
+++ b/outputs/Script_Soutenance.docx
@@ -4,9 +4,9 @@
   <w:body>
     <w:p>
       <w:pPr>
-        <w:spacing w:before="80" w:after="40"/>
+        <w:spacing w:before="160" w:after="40"/>
         <w:pBdr>
-          <w:bottom w:val="single" w:sz="12" w:space="4" w:color="002255"/>
+          <w:bottom w:val="single" w:sz="10" w:space="4" w:color="002255"/>
         </w:pBdr>
       </w:pPr>
       <w:r>
@@ -14,9 +14,9 @@
           <w:b/>
           <w:i w:val="0"/>
           <w:color w:val="002255"/>
-          <w:sz w:val="40"/>
+          <w:sz w:val="34"/>
         </w:rPr>
-        <w:t>ORAL DEFENSE SCRIPT — WORD FOR WORD</w:t>
+        <w:t>ORAL DEFENSE SCRIPT</w:t>
       </w:r>
     </w:p>
     <w:p>
@@ -35,7 +35,7 @@
         <w:rPr>
           <w:b w:val="0"/>
           <w:i w:val="0"/>
-          <w:color w:val="555555"/>
+          <w:color w:val="666666"/>
           <w:sz w:val="20"/>
         </w:rPr>
         <w:t>Leo Cambreleng &amp; Lyam Oumedjeber  ·  EDHEC MSc DAAI  ·  June 2026</w:t>
@@ -46,23 +46,37 @@
         <w:rPr>
           <w:b w:val="0"/>
           <w:i/>
-          <w:color w:val="555555"/>
+          <w:color w:val="666666"/>
           <w:sz w:val="20"/>
         </w:rPr>
-        <w:t>FORMAT: 20 min presentation + Q&amp;A  ·  LEO speaks slides 1–7  ·  LYAM speaks slides 8–15  ·  Slide 16: both  ·  Target: ~17 min</w:t>
+        <w:t>LEO slides 1–7 (~7 min)  ·  LYAM slides 8–15 (~9 min 40 s)  ·  BOTH slide 16  ·  Total ~17 min</w:t>
       </w:r>
     </w:p>
     <w:p>
-      <w:pPr>
-        <w:spacing w:before="40" w:after="40"/>
-        <w:pBdr>
-          <w:bottom w:val="single" w:sz="4" w:space="1" w:color="CCCCCC"/>
-        </w:pBdr>
-      </w:pPr>
+      <w:r>
+        <w:rPr>
+          <w:b w:val="0"/>
+          <w:i/>
+          <w:color w:val="C0392B"/>
+          <w:sz w:val="20"/>
+        </w:rPr>
+        <w:t>Rule: don't read the slide — comment on it. Guide attention. Add what isn't written.</w:t>
+      </w:r>
     </w:p>
     <w:p>
       <w:pPr>
-        <w:spacing w:before="280" w:after="60"/>
+        <w:spacing w:before="120" w:after="120"/>
+        <w:pBdr>
+          <w:bottom w:val="single" w:sz="4" w:space="4" w:color="CCCCCC"/>
+        </w:pBdr>
+      </w:pPr>
+    </w:p>
+    <w:p>
+      <w:pPr>
+        <w:spacing w:before="320" w:after="80"/>
+        <w:pBdr>
+          <w:bottom w:val="single" w:sz="4" w:space="4" w:color="C8A032"/>
+        </w:pBdr>
       </w:pPr>
       <w:r>
         <w:rPr>
@@ -86,7 +100,7 @@
         <w:rPr>
           <w:b w:val="0"/>
           <w:i/>
-          <w:color w:val="555555"/>
+          <w:color w:val="666666"/>
           <w:sz w:val="22"/>
         </w:rPr>
         <w:t xml:space="preserve">  · ~20 s</w:t>
@@ -94,29 +108,70 @@
     </w:p>
     <w:p>
       <w:pPr>
-        <w:spacing w:before="0" w:after="80"/>
-        <w:ind w:left="227"/>
+        <w:spacing w:before="0" w:after="120"/>
+        <w:ind w:left="283"/>
       </w:pPr>
       <w:r>
         <w:rPr>
           <w:b w:val="0"/>
           <w:i w:val="0"/>
-          <w:color w:val="212529"/>
+          <w:sz w:val="24"/>
         </w:rPr>
-        <w:t>Good morning, Professor. I'm Leo Cambreleng, and with my co-author Lyam Oumedjeber, we're presenting our Master's thesis: "The Role of Weather in French Day-Ahead Electricity Price Forecasting." I'll cover the first half, then hand over to Lyam.</w:t>
+        <w:t>Good morning, Professor.</w:t>
       </w:r>
     </w:p>
     <w:p>
       <w:pPr>
-        <w:spacing w:before="40" w:after="40"/>
-        <w:pBdr>
-          <w:bottom w:val="single" w:sz="4" w:space="1" w:color="CCCCCC"/>
-        </w:pBdr>
+        <w:spacing w:before="0" w:after="0"/>
       </w:pPr>
     </w:p>
     <w:p>
       <w:pPr>
-        <w:spacing w:before="280" w:after="60"/>
+        <w:spacing w:before="0" w:after="120"/>
+        <w:ind w:left="283"/>
+      </w:pPr>
+      <w:r>
+        <w:rPr>
+          <w:b w:val="0"/>
+          <w:i w:val="0"/>
+          <w:sz w:val="24"/>
+        </w:rPr>
+        <w:t>I'm Leo — with Lyam, we spent the last year asking a very specific question about the French electricity market.</w:t>
+      </w:r>
+    </w:p>
+    <w:p>
+      <w:pPr>
+        <w:spacing w:before="0" w:after="0"/>
+      </w:pPr>
+    </w:p>
+    <w:p>
+      <w:pPr>
+        <w:spacing w:before="0" w:after="120"/>
+        <w:ind w:left="283"/>
+      </w:pPr>
+      <w:r>
+        <w:rPr>
+          <w:b w:val="0"/>
+          <w:i w:val="0"/>
+          <w:sz w:val="24"/>
+        </w:rPr>
+        <w:t>I'll set it up, and Lyam will deliver the punchline.</w:t>
+      </w:r>
+    </w:p>
+    <w:p>
+      <w:pPr>
+        <w:spacing w:before="120" w:after="120"/>
+        <w:pBdr>
+          <w:bottom w:val="single" w:sz="4" w:space="4" w:color="CCCCCC"/>
+        </w:pBdr>
+      </w:pPr>
+    </w:p>
+    <w:p>
+      <w:pPr>
+        <w:spacing w:before="320" w:after="80"/>
+        <w:pBdr>
+          <w:bottom w:val="single" w:sz="4" w:space="4" w:color="C8A032"/>
+        </w:pBdr>
       </w:pPr>
       <w:r>
         <w:rPr>
@@ -140,7 +195,7 @@
         <w:rPr>
           <w:b w:val="0"/>
           <w:i/>
-          <w:color w:val="555555"/>
+          <w:color w:val="666666"/>
           <w:sz w:val="22"/>
         </w:rPr>
         <w:t xml:space="preserve">  · ~1 min 30 s</w:t>
@@ -148,85 +203,127 @@
     </w:p>
     <w:p>
       <w:pPr>
-        <w:spacing w:before="0" w:after="80"/>
-        <w:ind w:left="227"/>
+        <w:spacing w:before="0" w:after="120"/>
+        <w:ind w:left="283"/>
       </w:pPr>
       <w:r>
         <w:rPr>
           <w:b w:val="0"/>
           <w:i w:val="0"/>
-          <w:color w:val="212529"/>
+          <w:sz w:val="24"/>
         </w:rPr>
-        <w:t>Why forecast French electricity prices — and why might weather help?</w:t>
+        <w:t>Before we get into the method — why does this market in particular make the question interesting?</w:t>
       </w:r>
     </w:p>
     <w:p>
       <w:pPr>
-        <w:spacing w:before="0" w:after="80"/>
-        <w:ind w:left="227"/>
+        <w:spacing w:before="0" w:after="0"/>
+      </w:pPr>
+    </w:p>
+    <w:p>
+      <w:pPr>
+        <w:spacing w:before="0" w:after="120"/>
+        <w:ind w:left="283"/>
       </w:pPr>
       <w:r>
         <w:rPr>
           <w:b w:val="0"/>
           <w:i w:val="0"/>
-          <w:color w:val="212529"/>
+          <w:sz w:val="24"/>
         </w:rPr>
-        <w:t>First: electricity can't be stored. Supply and demand balance every hour, creating extreme volatility — prices can spike to several thousand euros per megawatt-hour.</w:t>
+        <w:t>Three things make France unusual.</w:t>
       </w:r>
     </w:p>
     <w:p>
       <w:pPr>
-        <w:spacing w:before="0" w:after="80"/>
-        <w:ind w:left="227"/>
+        <w:spacing w:before="0" w:after="0"/>
+      </w:pPr>
+    </w:p>
+    <w:p>
+      <w:pPr>
+        <w:spacing w:before="0" w:after="120"/>
+        <w:ind w:left="283"/>
       </w:pPr>
       <w:r>
         <w:rPr>
           <w:b w:val="0"/>
           <w:i w:val="0"/>
-          <w:color w:val="212529"/>
+          <w:sz w:val="24"/>
         </w:rPr>
-        <w:t>Second: France is unique. Around 70% of output is nuclear, and because heating is mostly electric, a one-degree temperature drop adds about 2.4 gigawatts of demand — the highest thermosensitivity in Europe.</w:t>
+        <w:t>Electricity can't be stored — so every mismatch between supply and demand shows up immediately in the price. That's why you get these violent spikes. It's structurally different from any financial market.</w:t>
       </w:r>
     </w:p>
     <w:p>
       <w:pPr>
-        <w:spacing w:before="0" w:after="80"/>
-        <w:ind w:left="227"/>
+        <w:spacing w:before="0" w:after="0"/>
+      </w:pPr>
+    </w:p>
+    <w:p>
+      <w:pPr>
+        <w:spacing w:before="0" w:after="120"/>
+        <w:ind w:left="283"/>
       </w:pPr>
       <w:r>
         <w:rPr>
           <w:b w:val="0"/>
           <w:i w:val="0"/>
-          <w:color w:val="212529"/>
+          <w:sz w:val="24"/>
         </w:rPr>
-        <w:t>Third: the stakes are real. A one-euro improvement on a 100-megawatt book is worth about 876,000 euros per year.</w:t>
+        <w:t>France adds a layer on top: 70% nuclear, and most heating is electric. So a cold snap doesn't just increase demand — it hits a system with very little flexibility. 2.4 gigawatts per degree. The highest in Europe.</w:t>
       </w:r>
     </w:p>
     <w:p>
       <w:pPr>
-        <w:spacing w:before="0" w:after="80"/>
-        <w:ind w:left="227"/>
+        <w:spacing w:before="0" w:after="0"/>
+      </w:pPr>
+    </w:p>
+    <w:p>
+      <w:pPr>
+        <w:spacing w:before="0" w:after="120"/>
+        <w:ind w:left="283"/>
       </w:pPr>
       <w:r>
         <w:rPr>
           <w:b w:val="0"/>
           <w:i w:val="0"/>
-          <w:color w:val="212529"/>
+          <w:sz w:val="24"/>
         </w:rPr>
-        <w:t>The question is: does weather actually help — or is that signal already captured by other variables?</w:t>
+        <w:t>And the practical reason we care: a one-euro improvement in forecast accuracy on a typical trading book is close to a million euros a year.</w:t>
       </w:r>
     </w:p>
     <w:p>
       <w:pPr>
-        <w:spacing w:before="40" w:after="40"/>
-        <w:pBdr>
-          <w:bottom w:val="single" w:sz="4" w:space="1" w:color="CCCCCC"/>
-        </w:pBdr>
+        <w:spacing w:before="0" w:after="0"/>
       </w:pPr>
     </w:p>
     <w:p>
       <w:pPr>
-        <w:spacing w:before="280" w:after="60"/>
+        <w:spacing w:before="0" w:after="120"/>
+        <w:ind w:left="283"/>
+      </w:pPr>
+      <w:r>
+        <w:rPr>
+          <w:b w:val="0"/>
+          <w:i w:val="0"/>
+          <w:sz w:val="24"/>
+        </w:rPr>
+        <w:t>So the question is: where does that improvement come from? Is weather one of the answers?</w:t>
+      </w:r>
+    </w:p>
+    <w:p>
+      <w:pPr>
+        <w:spacing w:before="120" w:after="120"/>
+        <w:pBdr>
+          <w:bottom w:val="single" w:sz="4" w:space="4" w:color="CCCCCC"/>
+        </w:pBdr>
+      </w:pPr>
+    </w:p>
+    <w:p>
+      <w:pPr>
+        <w:spacing w:before="320" w:after="80"/>
+        <w:pBdr>
+          <w:bottom w:val="single" w:sz="4" w:space="4" w:color="C8A032"/>
+        </w:pBdr>
       </w:pPr>
       <w:r>
         <w:rPr>
@@ -250,7 +347,7 @@
         <w:rPr>
           <w:b w:val="0"/>
           <w:i/>
-          <w:color w:val="555555"/>
+          <w:color w:val="666666"/>
           <w:sz w:val="22"/>
         </w:rPr>
         <w:t xml:space="preserve">  · ~1 min</w:t>
@@ -258,57 +355,89 @@
     </w:p>
     <w:p>
       <w:pPr>
-        <w:spacing w:before="0" w:after="80"/>
-        <w:ind w:left="227"/>
+        <w:spacing w:before="0" w:after="120"/>
+        <w:ind w:left="283"/>
       </w:pPr>
       <w:r>
         <w:rPr>
           <w:b w:val="0"/>
           <w:i w:val="0"/>
-          <w:color w:val="212529"/>
+          <w:sz w:val="24"/>
         </w:rPr>
-        <w:t>We structured the thesis around four sub-questions.</w:t>
+        <w:t>The question in the box is the one we set out to answer.</w:t>
       </w:r>
     </w:p>
     <w:p>
       <w:pPr>
-        <w:spacing w:before="0" w:after="80"/>
-        <w:ind w:left="227"/>
+        <w:spacing w:before="0" w:after="0"/>
+      </w:pPr>
+    </w:p>
+    <w:p>
+      <w:pPr>
+        <w:spacing w:before="0" w:after="120"/>
+        <w:ind w:left="283"/>
       </w:pPr>
       <w:r>
         <w:rPr>
           <w:b w:val="0"/>
           <w:i w:val="0"/>
-          <w:color w:val="212529"/>
+          <w:sz w:val="24"/>
         </w:rPr>
-        <w:t>Can machine learning beat a naïve statistical benchmark? Do weather features add significant value beyond fundamentals alone? Does that value change between a stable market and a crisis — and why? And do better forecasts translate into real trading profit?</w:t>
+        <w:t>But we didn't treat it as a yes/no. We broke it into four parts — you can see them on the slide.</w:t>
       </w:r>
     </w:p>
     <w:p>
       <w:pPr>
-        <w:spacing w:before="0" w:after="80"/>
-        <w:ind w:left="227"/>
+        <w:spacing w:before="0" w:after="0"/>
+      </w:pPr>
+    </w:p>
+    <w:p>
+      <w:pPr>
+        <w:spacing w:before="0" w:after="120"/>
+        <w:ind w:left="283"/>
       </w:pPr>
       <w:r>
         <w:rPr>
           <w:b w:val="0"/>
           <w:i w:val="0"/>
-          <w:color w:val="212529"/>
+          <w:sz w:val="24"/>
         </w:rPr>
-        <w:t>These four questions map directly onto the slides ahead.</w:t>
+        <w:t>The first two are about forecast accuracy. The third — does the answer change depending on what the market is doing — is the one that turned out to be most interesting. The fourth connects it to something concrete: money.</w:t>
       </w:r>
     </w:p>
     <w:p>
       <w:pPr>
-        <w:spacing w:before="40" w:after="40"/>
-        <w:pBdr>
-          <w:bottom w:val="single" w:sz="4" w:space="1" w:color="CCCCCC"/>
-        </w:pBdr>
+        <w:spacing w:before="0" w:after="0"/>
       </w:pPr>
     </w:p>
     <w:p>
       <w:pPr>
-        <w:spacing w:before="280" w:after="60"/>
+        <w:spacing w:before="0" w:after="120"/>
+        <w:ind w:left="283"/>
+      </w:pPr>
+      <w:r>
+        <w:rPr>
+          <w:b w:val="0"/>
+          <w:i w:val="0"/>
+          <w:sz w:val="24"/>
+        </w:rPr>
+        <w:t>Those four questions are the backbone of everything that follows.</w:t>
+      </w:r>
+    </w:p>
+    <w:p>
+      <w:pPr>
+        <w:spacing w:before="120" w:after="120"/>
+        <w:pBdr>
+          <w:bottom w:val="single" w:sz="4" w:space="4" w:color="CCCCCC"/>
+        </w:pBdr>
+      </w:pPr>
+    </w:p>
+    <w:p>
+      <w:pPr>
+        <w:spacing w:before="320" w:after="80"/>
+        <w:pBdr>
+          <w:bottom w:val="single" w:sz="4" w:space="4" w:color="C8A032"/>
+        </w:pBdr>
       </w:pPr>
       <w:r>
         <w:rPr>
@@ -332,7 +461,7 @@
         <w:rPr>
           <w:b w:val="0"/>
           <w:i/>
-          <w:color w:val="555555"/>
+          <w:color w:val="666666"/>
           <w:sz w:val="22"/>
         </w:rPr>
         <w:t xml:space="preserve">  · ~1 min</w:t>
@@ -340,57 +469,70 @@
     </w:p>
     <w:p>
       <w:pPr>
-        <w:spacing w:before="0" w:after="80"/>
-        <w:ind w:left="227"/>
+        <w:spacing w:before="0" w:after="120"/>
+        <w:ind w:left="283"/>
       </w:pPr>
       <w:r>
         <w:rPr>
           <w:b w:val="0"/>
           <w:i w:val="0"/>
-          <w:color w:val="212529"/>
+          <w:sz w:val="24"/>
         </w:rPr>
-        <w:t>Our dataset covers January 2018 to April 2025 — around 64,000 hourly observations from four public sources.</w:t>
+        <w:t>On the left, the four data sources — nothing exotic, all public.</w:t>
       </w:r>
     </w:p>
     <w:p>
       <w:pPr>
-        <w:spacing w:before="0" w:after="80"/>
-        <w:ind w:left="227"/>
+        <w:spacing w:before="0" w:after="0"/>
+      </w:pPr>
+    </w:p>
+    <w:p>
+      <w:pPr>
+        <w:spacing w:before="0" w:after="120"/>
+        <w:ind w:left="283"/>
       </w:pPr>
       <w:r>
         <w:rPr>
           <w:b w:val="0"/>
           <w:i w:val="0"/>
-          <w:color w:val="212529"/>
+          <w:sz w:val="24"/>
         </w:rPr>
-        <w:t>ENTSO-E for prices, load forecast, generation, and cross-border flows. ERA5 from ECMWF for weather — temperature, wind, solar, precipitation. TTF gas and ARA coal for fuel prices. In total, 35 engineered features.</w:t>
+        <w:t>The interesting one is ERA5. It's not a weather forecast — it's a reanalysis. ECMWF takes actual observations and reconstructs the best possible version of past weather. We'll come back to why that distinction matters.</w:t>
       </w:r>
     </w:p>
     <w:p>
       <w:pPr>
-        <w:spacing w:before="0" w:after="80"/>
-        <w:ind w:left="227"/>
+        <w:spacing w:before="0" w:after="0"/>
+      </w:pPr>
+    </w:p>
+    <w:p>
+      <w:pPr>
+        <w:spacing w:before="0" w:after="120"/>
+        <w:ind w:left="283"/>
       </w:pPr>
       <w:r>
         <w:rPr>
           <w:b w:val="0"/>
           <w:i w:val="0"/>
-          <w:color w:val="212529"/>
+          <w:sz w:val="24"/>
         </w:rPr>
-        <w:t>One key point: the data spans three very different regimes — pre-crisis, the 2022 energy crisis where prices briefly exceeded 1,000 euros, and post-crisis normalisation. That heterogeneity is central to our results.</w:t>
+        <w:t>The chart on the right is worth a look before we go further. Three periods: the flat pre-crisis years, the 2022 spike above 1,000 euros, then the return to normal. That's not just context — it's the core of our experiment.</w:t>
       </w:r>
     </w:p>
     <w:p>
       <w:pPr>
-        <w:spacing w:before="40" w:after="40"/>
+        <w:spacing w:before="120" w:after="120"/>
         <w:pBdr>
-          <w:bottom w:val="single" w:sz="4" w:space="1" w:color="CCCCCC"/>
+          <w:bottom w:val="single" w:sz="4" w:space="4" w:color="CCCCCC"/>
         </w:pBdr>
       </w:pPr>
     </w:p>
     <w:p>
       <w:pPr>
-        <w:spacing w:before="280" w:after="60"/>
+        <w:spacing w:before="320" w:after="80"/>
+        <w:pBdr>
+          <w:bottom w:val="single" w:sz="4" w:space="4" w:color="C8A032"/>
+        </w:pBdr>
       </w:pPr>
       <w:r>
         <w:rPr>
@@ -414,7 +556,7 @@
         <w:rPr>
           <w:b w:val="0"/>
           <w:i/>
-          <w:color w:val="555555"/>
+          <w:color w:val="666666"/>
           <w:sz w:val="22"/>
         </w:rPr>
         <w:t xml:space="preserve">  · ~1 min</w:t>
@@ -422,57 +564,89 @@
     </w:p>
     <w:p>
       <w:pPr>
-        <w:spacing w:before="0" w:after="80"/>
-        <w:ind w:left="227"/>
+        <w:spacing w:before="0" w:after="120"/>
+        <w:ind w:left="283"/>
       </w:pPr>
       <w:r>
         <w:rPr>
           <w:b w:val="0"/>
           <w:i w:val="0"/>
-          <w:color w:val="212529"/>
+          <w:sz w:val="24"/>
         </w:rPr>
-        <w:t>We used a four-model ablation design.</w:t>
+        <w:t>The design is simple — and deliberately so.</w:t>
       </w:r>
     </w:p>
     <w:p>
       <w:pPr>
-        <w:spacing w:before="0" w:after="80"/>
-        <w:ind w:left="227"/>
+        <w:spacing w:before="0" w:after="0"/>
+      </w:pPr>
+    </w:p>
+    <w:p>
+      <w:pPr>
+        <w:spacing w:before="0" w:after="120"/>
+        <w:ind w:left="283"/>
       </w:pPr>
       <w:r>
         <w:rPr>
           <w:b w:val="0"/>
           <w:i w:val="0"/>
-          <w:color w:val="212529"/>
+          <w:sz w:val="24"/>
         </w:rPr>
-        <w:t>Model A is the naïve benchmark: the price from the same hour last week. Model B is a Random Forest on 27 features — no weather. Model C is our main model: Random Forest with all 35 features including weather. Model D is XGBoost with the same 35 features.</w:t>
+        <w:t>Four models. One controlled comparison.</w:t>
       </w:r>
     </w:p>
     <w:p>
       <w:pPr>
-        <w:spacing w:before="0" w:after="80"/>
-        <w:ind w:left="227"/>
+        <w:spacing w:before="0" w:after="0"/>
+      </w:pPr>
+    </w:p>
+    <w:p>
+      <w:pPr>
+        <w:spacing w:before="0" w:after="120"/>
+        <w:ind w:left="283"/>
       </w:pPr>
       <w:r>
         <w:rPr>
           <w:b w:val="0"/>
           <w:i w:val="0"/>
-          <w:color w:val="212529"/>
+          <w:sz w:val="24"/>
         </w:rPr>
-        <w:t>The key comparison is C versus B: same architecture, same data — only the weather features differ. This isolates weather's marginal contribution, tested out-of-sample with the Diebold-Mariano test.</w:t>
+        <w:t>B and C are identical in every way except one: C gets the weather variables, B doesn't. That's the ablation. If C is better than B, weather helped. If not, the signal was already there without it.</w:t>
       </w:r>
     </w:p>
     <w:p>
       <w:pPr>
-        <w:spacing w:before="40" w:after="40"/>
-        <w:pBdr>
-          <w:bottom w:val="single" w:sz="4" w:space="1" w:color="CCCCCC"/>
-        </w:pBdr>
+        <w:spacing w:before="0" w:after="0"/>
       </w:pPr>
     </w:p>
     <w:p>
       <w:pPr>
-        <w:spacing w:before="280" w:after="60"/>
+        <w:spacing w:before="0" w:after="120"/>
+        <w:ind w:left="283"/>
+      </w:pPr>
+      <w:r>
+        <w:rPr>
+          <w:b w:val="0"/>
+          <w:i w:val="0"/>
+          <w:sz w:val="24"/>
+        </w:rPr>
+        <w:t>We test that difference formally with the Diebold-Mariano test — the standard in this literature for comparing forecast accuracy.</w:t>
+      </w:r>
+    </w:p>
+    <w:p>
+      <w:pPr>
+        <w:spacing w:before="120" w:after="120"/>
+        <w:pBdr>
+          <w:bottom w:val="single" w:sz="4" w:space="4" w:color="CCCCCC"/>
+        </w:pBdr>
+      </w:pPr>
+    </w:p>
+    <w:p>
+      <w:pPr>
+        <w:spacing w:before="320" w:after="80"/>
+        <w:pBdr>
+          <w:bottom w:val="single" w:sz="4" w:space="4" w:color="C8A032"/>
+        </w:pBdr>
       </w:pPr>
       <w:r>
         <w:rPr>
@@ -496,7 +670,7 @@
         <w:rPr>
           <w:b w:val="0"/>
           <w:i/>
-          <w:color w:val="555555"/>
+          <w:color w:val="666666"/>
           <w:sz w:val="22"/>
         </w:rPr>
         <w:t xml:space="preserve">  · ~1 min 30 s</w:t>
@@ -504,71 +678,109 @@
     </w:p>
     <w:p>
       <w:pPr>
-        <w:spacing w:before="0" w:after="80"/>
-        <w:ind w:left="227"/>
+        <w:spacing w:before="0" w:after="120"/>
+        <w:ind w:left="283"/>
       </w:pPr>
       <w:r>
         <w:rPr>
           <w:b w:val="0"/>
           <w:i w:val="0"/>
-          <w:color w:val="212529"/>
+          <w:sz w:val="24"/>
         </w:rPr>
-        <w:t>On the stable test period — May 2024 to April 2025, 8,640 observations — the naïve benchmark gives a MAE of 33 euros and an R-squared of 0.16.</w:t>
+        <w:t>Look at the table — specifically the last two rows.</w:t>
       </w:r>
     </w:p>
     <w:p>
       <w:pPr>
-        <w:spacing w:before="0" w:after="80"/>
-        <w:ind w:left="227"/>
+        <w:spacing w:before="0" w:after="0"/>
+      </w:pPr>
+    </w:p>
+    <w:p>
+      <w:pPr>
+        <w:spacing w:before="0" w:after="120"/>
+        <w:ind w:left="283"/>
       </w:pPr>
       <w:r>
         <w:rPr>
           <w:b w:val="0"/>
           <w:i w:val="0"/>
-          <w:color w:val="212529"/>
+          <w:sz w:val="24"/>
         </w:rPr>
-        <w:t>Both Random Forest models cut that error by 49%, bringing MAE to 16.9 euros and R-squared to 0.78.</w:t>
+        <w:t>B and C. 16.95 and 16.94. One hundredth of a euro difference. On a baseline of 33 euros, that's noise.</w:t>
       </w:r>
     </w:p>
     <w:p>
       <w:pPr>
-        <w:spacing w:before="0" w:after="80"/>
-        <w:ind w:left="227"/>
+        <w:spacing w:before="0" w:after="0"/>
+      </w:pPr>
+    </w:p>
+    <w:p>
+      <w:pPr>
+        <w:spacing w:before="0" w:after="120"/>
+        <w:ind w:left="283"/>
       </w:pPr>
       <w:r>
         <w:rPr>
           <w:b w:val="0"/>
           <w:i w:val="0"/>
-          <w:color w:val="212529"/>
+          <w:sz w:val="24"/>
         </w:rPr>
-        <w:t>Now the critical number: Model C with weather, 16.94. Model B without weather, 16.95. One hundredth of a euro. XGBoost underperforms at 19.14.</w:t>
+        <w:t>Now look at A versus B — 33 down to 16.9. That's the machine learning contribution. That's real.</w:t>
       </w:r>
     </w:p>
     <w:p>
       <w:pPr>
-        <w:spacing w:before="0" w:after="80"/>
-        <w:ind w:left="227"/>
+        <w:spacing w:before="0" w:after="0"/>
+      </w:pPr>
+    </w:p>
+    <w:p>
+      <w:pPr>
+        <w:spacing w:before="0" w:after="120"/>
+        <w:ind w:left="283"/>
       </w:pPr>
       <w:r>
         <w:rPr>
           <w:b w:val="0"/>
           <w:i w:val="0"/>
-          <w:color w:val="212529"/>
+          <w:sz w:val="24"/>
         </w:rPr>
-        <w:t>Machine learning clearly works — but weather, in this regime, adds essentially nothing.</w:t>
+        <w:t>XGBoost underperforms here — we'll explain why that's actually informative.</w:t>
       </w:r>
     </w:p>
     <w:p>
       <w:pPr>
-        <w:spacing w:before="40" w:after="40"/>
-        <w:pBdr>
-          <w:bottom w:val="single" w:sz="4" w:space="1" w:color="CCCCCC"/>
-        </w:pBdr>
+        <w:spacing w:before="0" w:after="0"/>
       </w:pPr>
     </w:p>
     <w:p>
       <w:pPr>
-        <w:spacing w:before="280" w:after="60"/>
+        <w:spacing w:before="40" w:after="120"/>
+        <w:ind w:left="283"/>
+      </w:pPr>
+      <w:r>
+        <w:rPr>
+          <w:b/>
+          <w:i w:val="0"/>
+          <w:color w:val="002255"/>
+          <w:sz w:val="24"/>
+        </w:rPr>
+        <w:t>But the headline: weather, in a calm market, doesn't move the needle.</w:t>
+      </w:r>
+    </w:p>
+    <w:p>
+      <w:pPr>
+        <w:spacing w:before="120" w:after="120"/>
+        <w:pBdr>
+          <w:bottom w:val="single" w:sz="4" w:space="4" w:color="CCCCCC"/>
+        </w:pBdr>
+      </w:pPr>
+    </w:p>
+    <w:p>
+      <w:pPr>
+        <w:spacing w:before="320" w:after="80"/>
+        <w:pBdr>
+          <w:bottom w:val="single" w:sz="4" w:space="4" w:color="C8A032"/>
+        </w:pBdr>
       </w:pPr>
       <w:r>
         <w:rPr>
@@ -592,7 +804,7 @@
         <w:rPr>
           <w:b w:val="0"/>
           <w:i/>
-          <w:color w:val="555555"/>
+          <w:color w:val="666666"/>
           <w:sz w:val="22"/>
         </w:rPr>
         <w:t xml:space="preserve">  · ~1 min</w:t>
@@ -600,72 +812,109 @@
     </w:p>
     <w:p>
       <w:pPr>
-        <w:spacing w:before="0" w:after="80"/>
-        <w:ind w:left="227"/>
+        <w:spacing w:before="0" w:after="120"/>
+        <w:ind w:left="283"/>
       </w:pPr>
       <w:r>
         <w:rPr>
           <w:b w:val="0"/>
           <w:i w:val="0"/>
-          <w:color w:val="212529"/>
+          <w:sz w:val="24"/>
         </w:rPr>
-        <w:t>The statistical test confirms it. The Diebold-Mariano test for C versus B gives p = 0.572 — not significant.</w:t>
+        <w:t>This slide formalises what we just saw.</w:t>
       </w:r>
     </w:p>
     <w:p>
       <w:pPr>
-        <w:spacing w:before="0" w:after="80"/>
-        <w:ind w:left="227"/>
+        <w:spacing w:before="0" w:after="0"/>
+      </w:pPr>
+    </w:p>
+    <w:p>
+      <w:pPr>
+        <w:spacing w:before="0" w:after="120"/>
+        <w:ind w:left="283"/>
       </w:pPr>
       <w:r>
         <w:rPr>
           <w:b w:val="0"/>
           <w:i w:val="0"/>
-          <w:color w:val="212529"/>
+          <w:sz w:val="24"/>
         </w:rPr>
-        <w:t>But test either RF model against the naïve benchmark, and the DM statistic is around minus 53, with p below 0.001. Machine learning adds massive, unambiguous value. Weather does not — in this regime.</w:t>
+        <w:t>The top line — p = 0.572. We fail to reject equal accuracy between C and B. Weather is not statistically significant in the stable regime.</w:t>
       </w:r>
     </w:p>
     <w:p>
       <w:pPr>
-        <w:spacing w:before="0" w:after="80"/>
-        <w:ind w:left="227"/>
+        <w:spacing w:before="0" w:after="0"/>
+      </w:pPr>
+    </w:p>
+    <w:p>
+      <w:pPr>
+        <w:spacing w:before="0" w:after="120"/>
+        <w:ind w:left="283"/>
       </w:pPr>
       <w:r>
         <w:rPr>
           <w:b w:val="0"/>
           <w:i w:val="0"/>
-          <w:color w:val="212529"/>
+          <w:sz w:val="24"/>
         </w:rPr>
-        <w:t>Why? And is it always the case? I hand over to Lyam.</w:t>
+        <w:t>Now look at the other rows. When we test ML against the naïve benchmark, the DM statistic is minus 53. That's enormous — essentially impossible to get by chance.</w:t>
       </w:r>
     </w:p>
     <w:p>
       <w:pPr>
-        <w:spacing w:before="40" w:after="40"/>
-        <w:ind w:left="227"/>
+        <w:spacing w:before="0" w:after="0"/>
+      </w:pPr>
+    </w:p>
+    <w:p>
+      <w:pPr>
+        <w:spacing w:before="0" w:after="120"/>
+        <w:ind w:left="283"/>
+      </w:pPr>
+      <w:r>
+        <w:rPr>
+          <w:b w:val="0"/>
+          <w:i w:val="0"/>
+          <w:sz w:val="24"/>
+        </w:rPr>
+        <w:t>So we have two very different stories in the same table: ML adds unambiguous value. Weather, right now, does not.</w:t>
+      </w:r>
+    </w:p>
+    <w:p>
+      <w:pPr>
+        <w:spacing w:before="0" w:after="0"/>
+      </w:pPr>
+    </w:p>
+    <w:p>
+      <w:pPr>
+        <w:spacing w:before="80" w:after="120"/>
+        <w:ind w:left="283"/>
       </w:pPr>
       <w:r>
         <w:rPr>
           <w:b w:val="0"/>
           <w:i/>
-          <w:color w:val="555555"/>
-          <w:sz w:val="20"/>
+          <w:color w:val="666666"/>
+          <w:sz w:val="22"/>
         </w:rPr>
-        <w:t>→  "I'll hand over to Lyam, who will explain the mechanism and then show what happens in the 2022 crisis."</w:t>
+        <w:t>"Lyam will take it from here."</w:t>
       </w:r>
     </w:p>
     <w:p>
       <w:pPr>
-        <w:spacing w:before="40" w:after="40"/>
+        <w:spacing w:before="120" w:after="120"/>
         <w:pBdr>
-          <w:bottom w:val="single" w:sz="4" w:space="1" w:color="CCCCCC"/>
+          <w:bottom w:val="single" w:sz="4" w:space="4" w:color="CCCCCC"/>
         </w:pBdr>
       </w:pPr>
     </w:p>
     <w:p>
       <w:pPr>
-        <w:spacing w:before="280" w:after="60"/>
+        <w:spacing w:before="320" w:after="80"/>
+        <w:pBdr>
+          <w:bottom w:val="single" w:sz="4" w:space="4" w:color="C8A032"/>
+        </w:pBdr>
       </w:pPr>
       <w:r>
         <w:rPr>
@@ -689,7 +938,7 @@
         <w:rPr>
           <w:b w:val="0"/>
           <w:i/>
-          <w:color w:val="555555"/>
+          <w:color w:val="666666"/>
           <w:sz w:val="22"/>
         </w:rPr>
         <w:t xml:space="preserve">  · ~1 min</w:t>
@@ -697,57 +946,89 @@
     </w:p>
     <w:p>
       <w:pPr>
-        <w:spacing w:before="0" w:after="80"/>
-        <w:ind w:left="227"/>
+        <w:spacing w:before="0" w:after="120"/>
+        <w:ind w:left="283"/>
       </w:pPr>
       <w:r>
         <w:rPr>
           <w:b w:val="0"/>
           <w:i w:val="0"/>
-          <w:color w:val="212529"/>
+          <w:sz w:val="24"/>
         </w:rPr>
-        <w:t>Thank you, Leo. The feature importance chart explains why weather is redundant.</w:t>
+        <w:t>Thanks Leo. This chart answers the "why" before I even state it.</w:t>
       </w:r>
     </w:p>
     <w:p>
       <w:pPr>
-        <w:spacing w:before="0" w:after="80"/>
-        <w:ind w:left="227"/>
+        <w:spacing w:before="0" w:after="0"/>
+      </w:pPr>
+    </w:p>
+    <w:p>
+      <w:pPr>
+        <w:spacing w:before="0" w:after="120"/>
+        <w:ind w:left="283"/>
       </w:pPr>
       <w:r>
         <w:rPr>
           <w:b w:val="0"/>
           <w:i w:val="0"/>
-          <w:color w:val="212529"/>
+          <w:sz w:val="24"/>
         </w:rPr>
-        <w:t>Price lags dominate: the 24-hour lag alone contributes 21% of importance, and lags plus rolling means account for about 70%. Then fuel prices: TTF gas 8%, ARA coal 6%, nuclear availability 2%. All weather variables combined: just 2.2%.</w:t>
+        <w:t>Look at the bar lengths. The top five features are all price lags and rolling averages. Price history explains about 70% of what the model knows.</w:t>
       </w:r>
     </w:p>
     <w:p>
       <w:pPr>
-        <w:spacing w:before="0" w:after="80"/>
-        <w:ind w:left="227"/>
+        <w:spacing w:before="0" w:after="0"/>
+      </w:pPr>
+    </w:p>
+    <w:p>
+      <w:pPr>
+        <w:spacing w:before="0" w:after="120"/>
+        <w:ind w:left="283"/>
       </w:pPr>
       <w:r>
         <w:rPr>
           <w:b w:val="0"/>
           <w:i w:val="0"/>
-          <w:color w:val="212529"/>
+          <w:sz w:val="24"/>
         </w:rPr>
-        <w:t>Weather's signal is already captured by other features — the next slide explains exactly how.</w:t>
+        <w:t>Weather sits at the bottom. All variables combined — temperature, wind, solar, everything — about 2%.</w:t>
       </w:r>
     </w:p>
     <w:p>
       <w:pPr>
-        <w:spacing w:before="40" w:after="40"/>
-        <w:pBdr>
-          <w:bottom w:val="single" w:sz="4" w:space="1" w:color="CCCCCC"/>
-        </w:pBdr>
+        <w:spacing w:before="0" w:after="0"/>
       </w:pPr>
     </w:p>
     <w:p>
       <w:pPr>
-        <w:spacing w:before="280" w:after="60"/>
+        <w:spacing w:before="0" w:after="120"/>
+        <w:ind w:left="283"/>
+      </w:pPr>
+      <w:r>
+        <w:rPr>
+          <w:b w:val="0"/>
+          <w:i w:val="0"/>
+          <w:sz w:val="24"/>
+        </w:rPr>
+        <w:t>That's not a modelling flaw. It's telling us something real: weather's signal is already in the data — just encoded differently.</w:t>
+      </w:r>
+    </w:p>
+    <w:p>
+      <w:pPr>
+        <w:spacing w:before="120" w:after="120"/>
+        <w:pBdr>
+          <w:bottom w:val="single" w:sz="4" w:space="4" w:color="CCCCCC"/>
+        </w:pBdr>
+      </w:pPr>
+    </w:p>
+    <w:p>
+      <w:pPr>
+        <w:spacing w:before="320" w:after="80"/>
+        <w:pBdr>
+          <w:bottom w:val="single" w:sz="4" w:space="4" w:color="C8A032"/>
+        </w:pBdr>
       </w:pPr>
       <w:r>
         <w:rPr>
@@ -771,7 +1052,7 @@
         <w:rPr>
           <w:b w:val="0"/>
           <w:i/>
-          <w:color w:val="555555"/>
+          <w:color w:val="666666"/>
           <w:sz w:val="22"/>
         </w:rPr>
         <w:t xml:space="preserve">  · ~1 min 30 s</w:t>
@@ -779,100 +1060,109 @@
     </w:p>
     <w:p>
       <w:pPr>
-        <w:spacing w:before="0" w:after="80"/>
-        <w:ind w:left="227"/>
+        <w:spacing w:before="0" w:after="120"/>
+        <w:ind w:left="283"/>
       </w:pPr>
       <w:r>
         <w:rPr>
           <w:b w:val="0"/>
           <w:i w:val="0"/>
-          <w:color w:val="212529"/>
+          <w:sz w:val="24"/>
         </w:rPr>
-        <w:t>We call this the Information Redundancy Hypothesis. Three channels explain it.</w:t>
+        <w:t>Three boxes on this slide — three reasons why weather is redundant.</w:t>
       </w:r>
     </w:p>
     <w:p>
       <w:pPr>
-        <w:spacing w:before="0" w:after="80"/>
-        <w:ind w:left="227"/>
+        <w:spacing w:before="0" w:after="0"/>
+      </w:pPr>
+    </w:p>
+    <w:p>
+      <w:pPr>
+        <w:spacing w:before="0" w:after="120"/>
+        <w:ind w:left="283"/>
       </w:pPr>
       <w:r>
         <w:rPr>
           <w:b w:val="0"/>
           <w:i w:val="0"/>
-          <w:color w:val="212529"/>
+          <w:sz w:val="24"/>
         </w:rPr>
-        <w:t>One: the RTE load forecast is built on temperature data. Including it means the model is already conditioning on weather-driven demand. Raw temperature adds nothing new.</w:t>
+        <w:t>The first one is the most elegant. RTE publishes a load forecast every morning — and that forecast is built using temperature data. So when our model sees the load forecast, it's already implicitly seeing the weather. Adding raw temperature on top of that adds nothing.</w:t>
       </w:r>
     </w:p>
     <w:p>
       <w:pPr>
-        <w:spacing w:before="0" w:after="80"/>
-        <w:ind w:left="227"/>
+        <w:spacing w:before="0" w:after="0"/>
+      </w:pPr>
+    </w:p>
+    <w:p>
+      <w:pPr>
+        <w:spacing w:before="0" w:after="120"/>
+        <w:ind w:left="283"/>
       </w:pPr>
       <w:r>
         <w:rPr>
           <w:b w:val="0"/>
           <w:i w:val="0"/>
-          <w:color w:val="212529"/>
+          <w:sz w:val="24"/>
         </w:rPr>
-        <w:t>Two: TTF gas prices aggregate pan-European heating demand. When it's cold across Europe, gas demand rises, TTF rises. The commodity market does the weather encoding for us.</w:t>
+        <w:t>The second: TTF gas prices. Gas is the marginal fuel in Europe. When it's cold everywhere, TTF rises. The commodity market has already aggregated the weather signal for us.</w:t>
       </w:r>
     </w:p>
     <w:p>
       <w:pPr>
-        <w:spacing w:before="0" w:after="80"/>
-        <w:ind w:left="227"/>
+        <w:spacing w:before="0" w:after="0"/>
+      </w:pPr>
+    </w:p>
+    <w:p>
+      <w:pPr>
+        <w:spacing w:before="0" w:after="120"/>
+        <w:ind w:left="283"/>
       </w:pPr>
       <w:r>
         <w:rPr>
           <w:b w:val="0"/>
           <w:i w:val="0"/>
-          <w:color w:val="212529"/>
+          <w:sz w:val="24"/>
         </w:rPr>
-        <w:t>Three: in France, nuclear availability explains so much price variance that little remains for weather to explain.</w:t>
+        <w:t>The third: nuclear dominates the French price so much that weather effects are small in comparison.</w:t>
       </w:r>
     </w:p>
     <w:p>
       <w:pPr>
-        <w:spacing w:before="0" w:after="80"/>
-        <w:ind w:left="227"/>
-      </w:pPr>
-      <w:r>
-        <w:rPr>
-          <w:b w:val="0"/>
-          <w:i w:val="0"/>
-          <w:color w:val="212529"/>
-        </w:rPr>
-        <w:t>These three channels make weather redundant — as long as they're intact. In 2022, they were not.</w:t>
-      </w:r>
+        <w:spacing w:before="0" w:after="0"/>
+      </w:pPr>
     </w:p>
     <w:p>
       <w:pPr>
-        <w:spacing w:before="40" w:after="40"/>
-        <w:ind w:left="227"/>
+        <w:spacing w:before="80" w:after="120"/>
+        <w:ind w:left="283"/>
       </w:pPr>
       <w:r>
         <w:rPr>
           <w:b w:val="0"/>
           <w:i/>
-          <w:color w:val="555555"/>
-          <w:sz w:val="20"/>
+          <w:color w:val="666666"/>
+          <w:sz w:val="22"/>
         </w:rPr>
-        <w:t>→  "But this only holds when those three channels are working. In 2022, they all broke at once."</w:t>
+        <w:t>"As long as they hold. In 2022, none of them did."</w:t>
       </w:r>
     </w:p>
     <w:p>
       <w:pPr>
-        <w:spacing w:before="40" w:after="40"/>
+        <w:spacing w:before="120" w:after="120"/>
         <w:pBdr>
-          <w:bottom w:val="single" w:sz="4" w:space="1" w:color="CCCCCC"/>
+          <w:bottom w:val="single" w:sz="4" w:space="4" w:color="CCCCCC"/>
         </w:pBdr>
       </w:pPr>
     </w:p>
     <w:p>
       <w:pPr>
-        <w:spacing w:before="280" w:after="60"/>
+        <w:spacing w:before="320" w:after="80"/>
+        <w:pBdr>
+          <w:bottom w:val="single" w:sz="4" w:space="4" w:color="C8A032"/>
+        </w:pBdr>
       </w:pPr>
       <w:r>
         <w:rPr>
@@ -896,7 +1186,7 @@
         <w:rPr>
           <w:b w:val="0"/>
           <w:i/>
-          <w:color w:val="555555"/>
+          <w:color w:val="666666"/>
           <w:sz w:val="22"/>
         </w:rPr>
         <w:t xml:space="preserve">  · ~1 min 30 s</w:t>
@@ -904,71 +1194,109 @@
     </w:p>
     <w:p>
       <w:pPr>
-        <w:spacing w:before="0" w:after="80"/>
-        <w:ind w:left="227"/>
+        <w:spacing w:before="0" w:after="120"/>
+        <w:ind w:left="283"/>
       </w:pPr>
       <w:r>
         <w:rPr>
           <w:b w:val="0"/>
           <w:i w:val="0"/>
-          <w:color w:val="212529"/>
+          <w:sz w:val="24"/>
         </w:rPr>
-        <w:t>We retrained on 2018–2021 and tested on the full year 2022 — a strict temporal split.</w:t>
+        <w:t>The two cards at the top tell the whole story.</w:t>
       </w:r>
     </w:p>
     <w:p>
       <w:pPr>
-        <w:spacing w:before="0" w:after="80"/>
-        <w:ind w:left="227"/>
+        <w:spacing w:before="0" w:after="0"/>
+      </w:pPr>
+    </w:p>
+    <w:p>
+      <w:pPr>
+        <w:spacing w:before="0" w:after="120"/>
+        <w:ind w:left="283"/>
       </w:pPr>
       <w:r>
         <w:rPr>
           <w:b w:val="0"/>
           <w:i w:val="0"/>
-          <w:color w:val="212529"/>
+          <w:sz w:val="24"/>
         </w:rPr>
-        <w:t>The contrast is stark. Stable period: DM statistic minus 0.565, p = 0.572 — not significant. Crisis 2022: DM statistic minus 13.27, p below 0.001.</w:t>
+        <w:t>Same test. Same models. Different market.</w:t>
       </w:r>
     </w:p>
     <w:p>
       <w:pPr>
-        <w:spacing w:before="0" w:after="80"/>
-        <w:ind w:left="227"/>
+        <w:spacing w:before="0" w:after="0"/>
+      </w:pPr>
+    </w:p>
+    <w:p>
+      <w:pPr>
+        <w:spacing w:before="40" w:after="120"/>
+        <w:ind w:left="283"/>
+      </w:pPr>
+      <w:r>
+        <w:rPr>
+          <w:b/>
+          <w:i w:val="0"/>
+          <w:color w:val="002255"/>
+          <w:sz w:val="24"/>
+        </w:rPr>
+        <w:t>p = 0.572 becomes p &lt; 0.001.   DM = −0.565 becomes DM = −13.27.</w:t>
+      </w:r>
+    </w:p>
+    <w:p>
+      <w:pPr>
+        <w:spacing w:before="0" w:after="0"/>
+      </w:pPr>
+    </w:p>
+    <w:p>
+      <w:pPr>
+        <w:spacing w:before="0" w:after="120"/>
+        <w:ind w:left="283"/>
       </w:pPr>
       <w:r>
         <w:rPr>
           <w:b w:val="0"/>
           <w:i w:val="0"/>
-          <w:color w:val="212529"/>
+          <w:sz w:val="24"/>
         </w:rPr>
-        <w:t>All models degrade sharply: naïve MAE goes from 33 to 73 euros, RF from 17 to 67. But Model C now beats Model B by 0.73 euros per megawatt-hour — statistically huge because it's consistent across nearly 8,760 hours.</w:t>
+        <w:t>In this literature, a DM statistic of minus 3 or 4 is already considered strong. Minus 13 is almost never seen.</w:t>
       </w:r>
     </w:p>
     <w:p>
       <w:pPr>
-        <w:spacing w:before="0" w:after="80"/>
-        <w:ind w:left="227"/>
+        <w:spacing w:before="0" w:after="0"/>
+      </w:pPr>
+    </w:p>
+    <w:p>
+      <w:pPr>
+        <w:spacing w:before="0" w:after="120"/>
+        <w:ind w:left="283"/>
       </w:pPr>
       <w:r>
         <w:rPr>
           <w:b w:val="0"/>
           <w:i w:val="0"/>
-          <w:color w:val="212529"/>
+          <w:sz w:val="24"/>
         </w:rPr>
-        <w:t>XGBoost degrades the most at 76 euros MAE — confirming RF as the more robust architecture under stress.</w:t>
+        <w:t>The chart on the right shows why — 2022 is a completely different distribution. Models degrade badly across the board. But the gap between C and B, which was invisible before, becomes detectable and consistent.</w:t>
       </w:r>
     </w:p>
     <w:p>
       <w:pPr>
-        <w:spacing w:before="40" w:after="40"/>
+        <w:spacing w:before="120" w:after="120"/>
         <w:pBdr>
-          <w:bottom w:val="single" w:sz="4" w:space="1" w:color="CCCCCC"/>
+          <w:bottom w:val="single" w:sz="4" w:space="4" w:color="CCCCCC"/>
         </w:pBdr>
       </w:pPr>
     </w:p>
     <w:p>
       <w:pPr>
-        <w:spacing w:before="280" w:after="60"/>
+        <w:spacing w:before="320" w:after="80"/>
+        <w:pBdr>
+          <w:bottom w:val="single" w:sz="4" w:space="4" w:color="C8A032"/>
+        </w:pBdr>
       </w:pPr>
       <w:r>
         <w:rPr>
@@ -992,7 +1320,7 @@
         <w:rPr>
           <w:b w:val="0"/>
           <w:i/>
-          <w:color w:val="555555"/>
+          <w:color w:val="666666"/>
           <w:sz w:val="22"/>
         </w:rPr>
         <w:t xml:space="preserve">  · ~1 min 30 s</w:t>
@@ -1000,85 +1328,109 @@
     </w:p>
     <w:p>
       <w:pPr>
-        <w:spacing w:before="0" w:after="80"/>
-        <w:ind w:left="227"/>
+        <w:spacing w:before="0" w:after="120"/>
+        <w:ind w:left="283"/>
       </w:pPr>
       <w:r>
         <w:rPr>
           <w:b w:val="0"/>
           <w:i w:val="0"/>
-          <w:color w:val="212529"/>
+          <w:sz w:val="24"/>
         </w:rPr>
-        <w:t>All three redundancy channels break simultaneously in 2022.</w:t>
+        <w:t>Each of the three channels — one by one, they break.</w:t>
       </w:r>
     </w:p>
     <w:p>
       <w:pPr>
-        <w:spacing w:before="0" w:after="80"/>
-        <w:ind w:left="227"/>
+        <w:spacing w:before="0" w:after="0"/>
+      </w:pPr>
+    </w:p>
+    <w:p>
+      <w:pPr>
+        <w:spacing w:before="0" w:after="120"/>
+        <w:ind w:left="283"/>
       </w:pPr>
       <w:r>
         <w:rPr>
           <w:b w:val="0"/>
           <w:i w:val="0"/>
-          <w:color w:val="212529"/>
+          <w:sz w:val="24"/>
         </w:rPr>
-        <w:t>One: TTF decouples from local weather. The Russian gas shock drove prices by geopolitics, not temperature. TTF no longer encodes the weather signal.</w:t>
+        <w:t>TTF first. In 2022, gas prices were driven by the Russian supply shock, not by temperature. The link between weather and gas prices snapped. So TTF stopped encoding the weather signal.</w:t>
       </w:r>
     </w:p>
     <w:p>
       <w:pPr>
-        <w:spacing w:before="0" w:after="80"/>
-        <w:ind w:left="227"/>
+        <w:spacing w:before="0" w:after="0"/>
+      </w:pPr>
+    </w:p>
+    <w:p>
+      <w:pPr>
+        <w:spacing w:before="0" w:after="120"/>
+        <w:ind w:left="283"/>
       </w:pPr>
       <w:r>
         <w:rPr>
           <w:b w:val="0"/>
           <w:i w:val="0"/>
-          <w:color w:val="212529"/>
+          <w:sz w:val="24"/>
         </w:rPr>
-        <w:t>Two: nuclear constraints amplify the temperature effect. With availability at just 40% — around 25 of 63 gigawatts — there was no buffer. Every cold degree fed directly into price.</w:t>
+        <w:t>Nuclear second. 40% availability — half the normal level. In a well-functioning system, nuclear absorbs demand variations. At 40%, every cold day becomes a price event.</w:t>
       </w:r>
     </w:p>
     <w:p>
       <w:pPr>
-        <w:spacing w:before="0" w:after="80"/>
-        <w:ind w:left="227"/>
+        <w:spacing w:before="0" w:after="0"/>
+      </w:pPr>
+    </w:p>
+    <w:p>
+      <w:pPr>
+        <w:spacing w:before="0" w:after="120"/>
+        <w:ind w:left="283"/>
       </w:pPr>
       <w:r>
         <w:rPr>
           <w:b w:val="0"/>
           <w:i w:val="0"/>
-          <w:color w:val="212529"/>
+          <w:sz w:val="24"/>
         </w:rPr>
-        <w:t>Three: signal-to-noise rises. When prices swing by hundreds of euros, the direct temperature effect becomes large enough to measure statistically.</w:t>
+        <w:t>And together, those two effects push price swings into the hundreds of euros — which is when the temperature signal finally becomes statistically measurable.</w:t>
       </w:r>
     </w:p>
     <w:p>
       <w:pPr>
-        <w:spacing w:before="0" w:after="80"/>
-        <w:ind w:left="227"/>
+        <w:spacing w:before="0" w:after="0"/>
+      </w:pPr>
+    </w:p>
+    <w:p>
+      <w:pPr>
+        <w:spacing w:before="40" w:after="120"/>
+        <w:ind w:left="283"/>
       </w:pPr>
       <w:r>
         <w:rPr>
-          <w:b w:val="0"/>
+          <w:b/>
           <w:i w:val="0"/>
-          <w:color w:val="212529"/>
+          <w:color w:val="002255"/>
+          <w:sz w:val="24"/>
         </w:rPr>
-        <w:t>Takeaway: weather's value is not fixed — it's regime-dependent.</w:t>
+        <w:t>Weather isn't universally useful or useless. It depends on what the rest of the market is doing.</w:t>
       </w:r>
     </w:p>
     <w:p>
       <w:pPr>
-        <w:spacing w:before="40" w:after="40"/>
+        <w:spacing w:before="120" w:after="120"/>
         <w:pBdr>
-          <w:bottom w:val="single" w:sz="4" w:space="1" w:color="CCCCCC"/>
+          <w:bottom w:val="single" w:sz="4" w:space="4" w:color="CCCCCC"/>
         </w:pBdr>
       </w:pPr>
     </w:p>
     <w:p>
       <w:pPr>
-        <w:spacing w:before="280" w:after="60"/>
+        <w:spacing w:before="320" w:after="80"/>
+        <w:pBdr>
+          <w:bottom w:val="single" w:sz="4" w:space="4" w:color="C8A032"/>
+        </w:pBdr>
       </w:pPr>
       <w:r>
         <w:rPr>
@@ -1087,7 +1439,7 @@
           <w:color w:val="002255"/>
           <w:sz w:val="26"/>
         </w:rPr>
-        <w:t xml:space="preserve">SLIDE 12 — ECONOMIC VALUE — TRADING BACKTEST   </w:t>
+        <w:t xml:space="preserve">SLIDE 12 — TRADING BACKTEST   </w:t>
       </w:r>
       <w:r>
         <w:rPr>
@@ -1102,7 +1454,7 @@
         <w:rPr>
           <w:b w:val="0"/>
           <w:i/>
-          <w:color w:val="555555"/>
+          <w:color w:val="666666"/>
           <w:sz w:val="22"/>
         </w:rPr>
         <w:t xml:space="preserve">  · ~1 min</w:t>
@@ -1110,57 +1462,109 @@
     </w:p>
     <w:p>
       <w:pPr>
-        <w:spacing w:before="0" w:after="80"/>
-        <w:ind w:left="227"/>
+        <w:spacing w:before="0" w:after="120"/>
+        <w:ind w:left="283"/>
       </w:pPr>
       <w:r>
         <w:rPr>
           <w:b w:val="0"/>
           <w:i w:val="0"/>
-          <w:color w:val="212529"/>
+          <w:sz w:val="24"/>
         </w:rPr>
-        <w:t>Do better forecasts make money? We ran a day-ahead directional strategy at 0.30 euros per megawatt-hour — the central cost scenario.</w:t>
+        <w:t>This slide answers a simple question: do the forecast improvements translate into anything real?</w:t>
       </w:r>
     </w:p>
     <w:p>
       <w:pPr>
-        <w:spacing w:before="0" w:after="80"/>
-        <w:ind w:left="227"/>
+        <w:spacing w:before="0" w:after="0"/>
+      </w:pPr>
+    </w:p>
+    <w:p>
+      <w:pPr>
+        <w:spacing w:before="0" w:after="120"/>
+        <w:ind w:left="283"/>
       </w:pPr>
       <w:r>
         <w:rPr>
           <w:b w:val="0"/>
           <w:i w:val="0"/>
-          <w:color w:val="212529"/>
+          <w:sz w:val="24"/>
         </w:rPr>
-        <w:t>The naïve strategy earns 85,000 euros per megawatt but with a drawdown of 2,367 euros and a Calmar ratio of 37. Both RF models earn around 137,000, with a drawdown five times smaller — 422 euros — and a Calmar of 328.</w:t>
+        <w:t>Focus on the drawdown column.</w:t>
       </w:r>
     </w:p>
     <w:p>
       <w:pPr>
-        <w:spacing w:before="0" w:after="80"/>
-        <w:ind w:left="227"/>
+        <w:spacing w:before="0" w:after="0"/>
+      </w:pPr>
+    </w:p>
+    <w:p>
+      <w:pPr>
+        <w:spacing w:before="40" w:after="120"/>
+        <w:ind w:left="283"/>
+      </w:pPr>
+      <w:r>
+        <w:rPr>
+          <w:b/>
+          <w:i w:val="0"/>
+          <w:color w:val="002255"/>
+          <w:sz w:val="24"/>
+        </w:rPr>
+        <w:t>Naïve: 2,367 euros of drawdown per megawatt.   RF models: 422. Five times smaller.</w:t>
+      </w:r>
+    </w:p>
+    <w:p>
+      <w:pPr>
+        <w:spacing w:before="0" w:after="0"/>
+      </w:pPr>
+    </w:p>
+    <w:p>
+      <w:pPr>
+        <w:spacing w:before="0" w:after="120"/>
+        <w:ind w:left="283"/>
       </w:pPr>
       <w:r>
         <w:rPr>
           <w:b w:val="0"/>
           <w:i w:val="0"/>
-          <w:color w:val="212529"/>
+          <w:sz w:val="24"/>
         </w:rPr>
-        <w:t>XGBoost earns slightly more in gross profit but its drawdown is 1,351 euros, three times RF's. RF posts positive Sharpe ratios every single month. Real skill, not luck.</w:t>
+        <w:t>That's the number that matters in practice. It's not about making more money in absolute terms — it's about how much you lose when you're wrong.</w:t>
       </w:r>
     </w:p>
     <w:p>
       <w:pPr>
-        <w:spacing w:before="40" w:after="40"/>
-        <w:pBdr>
-          <w:bottom w:val="single" w:sz="4" w:space="1" w:color="CCCCCC"/>
-        </w:pBdr>
+        <w:spacing w:before="0" w:after="0"/>
       </w:pPr>
     </w:p>
     <w:p>
       <w:pPr>
-        <w:spacing w:before="280" w:after="60"/>
+        <w:spacing w:before="0" w:after="120"/>
+        <w:ind w:left="283"/>
+      </w:pPr>
+      <w:r>
+        <w:rPr>
+          <w:b w:val="0"/>
+          <w:i w:val="0"/>
+          <w:sz w:val="24"/>
+        </w:rPr>
+        <w:t>And the strategy earns positive Sharpe ratios every single month of the test period. No lucky quarter hiding a bad year. Consistent.</w:t>
+      </w:r>
+    </w:p>
+    <w:p>
+      <w:pPr>
+        <w:spacing w:before="120" w:after="120"/>
+        <w:pBdr>
+          <w:bottom w:val="single" w:sz="4" w:space="4" w:color="CCCCCC"/>
+        </w:pBdr>
+      </w:pPr>
+    </w:p>
+    <w:p>
+      <w:pPr>
+        <w:spacing w:before="320" w:after="80"/>
+        <w:pBdr>
+          <w:bottom w:val="single" w:sz="4" w:space="4" w:color="C8A032"/>
+        </w:pBdr>
       </w:pPr>
       <w:r>
         <w:rPr>
@@ -1184,7 +1588,7 @@
         <w:rPr>
           <w:b w:val="0"/>
           <w:i/>
-          <w:color w:val="555555"/>
+          <w:color w:val="666666"/>
           <w:sz w:val="22"/>
         </w:rPr>
         <w:t xml:space="preserve">  · ~30 s</w:t>
@@ -1192,29 +1596,70 @@
     </w:p>
     <w:p>
       <w:pPr>
-        <w:spacing w:before="0" w:after="80"/>
-        <w:ind w:left="227"/>
+        <w:spacing w:before="0" w:after="120"/>
+        <w:ind w:left="283"/>
       </w:pPr>
       <w:r>
         <w:rPr>
           <w:b w:val="0"/>
           <w:i w:val="0"/>
-          <w:color w:val="212529"/>
+          <w:sz w:val="24"/>
         </w:rPr>
-        <w:t>Quick robustness check. RF's Sharpe ratio across the three cost scenarios moves from 19.51 to 19.16 — under two percent degradation. Positive Sharpe every month. The DM non-significance result holds across multiple sub-periods. The conclusions don't depend on our specific cost assumptions.</w:t>
+        <w:t>One concern: do these results depend on the cost assumption we chose?</w:t>
       </w:r>
     </w:p>
     <w:p>
       <w:pPr>
-        <w:spacing w:before="40" w:after="40"/>
-        <w:pBdr>
-          <w:bottom w:val="single" w:sz="4" w:space="1" w:color="CCCCCC"/>
-        </w:pBdr>
+        <w:spacing w:before="0" w:after="0"/>
       </w:pPr>
     </w:p>
     <w:p>
       <w:pPr>
-        <w:spacing w:before="280" w:after="60"/>
+        <w:spacing w:before="0" w:after="120"/>
+        <w:ind w:left="283"/>
+      </w:pPr>
+      <w:r>
+        <w:rPr>
+          <w:b w:val="0"/>
+          <w:i w:val="0"/>
+          <w:sz w:val="24"/>
+        </w:rPr>
+        <w:t>The table shows three scenarios. The Sharpe barely moves — under two percent degradation from cheapest to most expensive.</w:t>
+      </w:r>
+    </w:p>
+    <w:p>
+      <w:pPr>
+        <w:spacing w:before="0" w:after="0"/>
+      </w:pPr>
+    </w:p>
+    <w:p>
+      <w:pPr>
+        <w:spacing w:before="0" w:after="120"/>
+        <w:ind w:left="283"/>
+      </w:pPr>
+      <w:r>
+        <w:rPr>
+          <w:b w:val="0"/>
+          <w:i w:val="0"/>
+          <w:sz w:val="24"/>
+        </w:rPr>
+        <w:t>The conclusion is stable. It's not an artefact of our parameters.</w:t>
+      </w:r>
+    </w:p>
+    <w:p>
+      <w:pPr>
+        <w:spacing w:before="120" w:after="120"/>
+        <w:pBdr>
+          <w:bottom w:val="single" w:sz="4" w:space="4" w:color="CCCCCC"/>
+        </w:pBdr>
+      </w:pPr>
+    </w:p>
+    <w:p>
+      <w:pPr>
+        <w:spacing w:before="320" w:after="80"/>
+        <w:pBdr>
+          <w:bottom w:val="single" w:sz="4" w:space="4" w:color="C8A032"/>
+        </w:pBdr>
       </w:pPr>
       <w:r>
         <w:rPr>
@@ -1223,7 +1668,7 @@
           <w:color w:val="002255"/>
           <w:sz w:val="26"/>
         </w:rPr>
-        <w:t xml:space="preserve">SLIDE 14 — LIMITATIONS &amp; FUTURE WORK   </w:t>
+        <w:t xml:space="preserve">SLIDE 14 — LIMITATIONS   </w:t>
       </w:r>
       <w:r>
         <w:rPr>
@@ -1238,7 +1683,7 @@
         <w:rPr>
           <w:b w:val="0"/>
           <w:i/>
-          <w:color w:val="555555"/>
+          <w:color w:val="666666"/>
           <w:sz w:val="22"/>
         </w:rPr>
         <w:t xml:space="preserve">  · ~45 s</w:t>
@@ -1246,57 +1691,70 @@
     </w:p>
     <w:p>
       <w:pPr>
-        <w:spacing w:before="0" w:after="80"/>
-        <w:ind w:left="227"/>
+        <w:spacing w:before="0" w:after="120"/>
+        <w:ind w:left="283"/>
       </w:pPr>
       <w:r>
         <w:rPr>
           <w:b w:val="0"/>
           <w:i w:val="0"/>
-          <w:color w:val="212529"/>
+          <w:sz w:val="24"/>
         </w:rPr>
-        <w:t>Six honest limitations.</w:t>
+        <w:t>The most important one is the ERA5 point.</w:t>
       </w:r>
     </w:p>
     <w:p>
       <w:pPr>
-        <w:spacing w:before="0" w:after="80"/>
-        <w:ind w:left="227"/>
+        <w:spacing w:before="0" w:after="0"/>
+      </w:pPr>
+    </w:p>
+    <w:p>
+      <w:pPr>
+        <w:spacing w:before="0" w:after="120"/>
+        <w:ind w:left="283"/>
       </w:pPr>
       <w:r>
         <w:rPr>
           <w:b w:val="0"/>
           <w:i w:val="0"/>
-          <w:color w:val="212529"/>
+          <w:sz w:val="24"/>
         </w:rPr>
-        <w:t>ERA5 is perfect hindsight weather — in production you'd use forecasts with 10–30% error, so our result is an upper bound. We didn't do walk-forward retraining. Carbon prices were excluded. XGBoost wasn't tuned — Bayesian optimisation could close the gap. We only cover France; other markets may differ. And transaction costs are flat — large books would face liquidity constraints.</w:t>
+        <w:t>ERA5 gives us the actual weather that happened. In production, you'd only have a forecast — with real errors. So our result is a ceiling on how much weather can help. Even the perfect version barely matters in a stable market. That actually strengthens the conclusion rather than weakening it.</w:t>
       </w:r>
     </w:p>
     <w:p>
       <w:pPr>
-        <w:spacing w:before="0" w:after="80"/>
-        <w:ind w:left="227"/>
+        <w:spacing w:before="0" w:after="0"/>
+      </w:pPr>
+    </w:p>
+    <w:p>
+      <w:pPr>
+        <w:spacing w:before="0" w:after="120"/>
+        <w:ind w:left="283"/>
       </w:pPr>
       <w:r>
         <w:rPr>
           <w:b w:val="0"/>
           <w:i w:val="0"/>
-          <w:color w:val="212529"/>
+          <w:sz w:val="24"/>
         </w:rPr>
-        <w:t>These define the perimeter of what we can claim.</w:t>
+        <w:t>The other five — no walk-forward retraining, no carbon prices, XGBoost not tuned, one country, flat cost model — are genuine. We document them because they define the scope of what we can claim.</w:t>
       </w:r>
     </w:p>
     <w:p>
       <w:pPr>
-        <w:spacing w:before="40" w:after="40"/>
+        <w:spacing w:before="120" w:after="120"/>
         <w:pBdr>
-          <w:bottom w:val="single" w:sz="4" w:space="1" w:color="CCCCCC"/>
+          <w:bottom w:val="single" w:sz="4" w:space="4" w:color="CCCCCC"/>
         </w:pBdr>
       </w:pPr>
     </w:p>
     <w:p>
       <w:pPr>
-        <w:spacing w:before="280" w:after="60"/>
+        <w:spacing w:before="320" w:after="80"/>
+        <w:pBdr>
+          <w:bottom w:val="single" w:sz="4" w:space="4" w:color="C8A032"/>
+        </w:pBdr>
       </w:pPr>
       <w:r>
         <w:rPr>
@@ -1320,7 +1778,7 @@
         <w:rPr>
           <w:b w:val="0"/>
           <w:i/>
-          <w:color w:val="555555"/>
+          <w:color w:val="666666"/>
           <w:sz w:val="22"/>
         </w:rPr>
         <w:t xml:space="preserve">  · ~1 min 30 s</w:t>
@@ -1328,99 +1786,147 @@
     </w:p>
     <w:p>
       <w:pPr>
-        <w:spacing w:before="0" w:after="80"/>
-        <w:ind w:left="227"/>
+        <w:spacing w:before="0" w:after="120"/>
+        <w:ind w:left="283"/>
       </w:pPr>
       <w:r>
         <w:rPr>
           <w:b w:val="0"/>
           <w:i w:val="0"/>
-          <w:color w:val="212529"/>
+          <w:sz w:val="24"/>
         </w:rPr>
-        <w:t>Four takeaways.</w:t>
+        <w:t>Four things to take away.</w:t>
       </w:r>
     </w:p>
     <w:p>
       <w:pPr>
-        <w:spacing w:before="0" w:after="80"/>
-        <w:ind w:left="227"/>
+        <w:spacing w:before="0" w:after="0"/>
+      </w:pPr>
+    </w:p>
+    <w:p>
+      <w:pPr>
+        <w:spacing w:before="0" w:after="120"/>
+        <w:ind w:left="283"/>
       </w:pPr>
       <w:r>
         <w:rPr>
           <w:b w:val="0"/>
           <w:i w:val="0"/>
-          <w:color w:val="212529"/>
+          <w:sz w:val="24"/>
         </w:rPr>
-        <w:t>One: machine learning decisively beats the naïve benchmark — minus 49% MAE, R-squared 0.78, confirmed across all twelve months.</w:t>
+        <w:t>ML works — clearly and robustly. That's not the surprise.</w:t>
       </w:r>
     </w:p>
     <w:p>
       <w:pPr>
-        <w:spacing w:before="0" w:after="80"/>
-        <w:ind w:left="227"/>
+        <w:spacing w:before="0" w:after="0"/>
+      </w:pPr>
+    </w:p>
+    <w:p>
+      <w:pPr>
+        <w:spacing w:before="0" w:after="120"/>
+        <w:ind w:left="283"/>
       </w:pPr>
       <w:r>
         <w:rPr>
           <w:b w:val="0"/>
           <w:i w:val="0"/>
-          <w:color w:val="212529"/>
+          <w:sz w:val="24"/>
         </w:rPr>
-        <w:t>Two: the value of weather is regime-dependent. Non-significant in stable conditions, highly significant in the 2022 crisis. That's our core contribution.</w:t>
+        <w:t>The surprise is the second point. Weather matters — but only when the channels that normally encode it break down. In stable conditions, it's redundant. In a crisis, it's essential. That's a regime-dependent finding, and it's the core contribution.</w:t>
       </w:r>
     </w:p>
     <w:p>
       <w:pPr>
-        <w:spacing w:before="0" w:after="80"/>
-        <w:ind w:left="227"/>
+        <w:spacing w:before="0" w:after="0"/>
+      </w:pPr>
+    </w:p>
+    <w:p>
+      <w:pPr>
+        <w:spacing w:before="0" w:after="120"/>
+        <w:ind w:left="283"/>
       </w:pPr>
       <w:r>
         <w:rPr>
           <w:b w:val="0"/>
           <w:i w:val="0"/>
-          <w:color w:val="212529"/>
+          <w:sz w:val="24"/>
         </w:rPr>
-        <w:t>Three: Random Forest outperforms XGBoost on risk-adjusted metrics — Calmar 328 versus 107 — and holds up better under stress.</w:t>
+        <w:t>Random Forest holds up better than XGBoost under stress — a direct implication for model selection in volatile markets.</w:t>
       </w:r>
     </w:p>
     <w:p>
       <w:pPr>
-        <w:spacing w:before="0" w:after="80"/>
-        <w:ind w:left="227"/>
+        <w:spacing w:before="0" w:after="0"/>
+      </w:pPr>
+    </w:p>
+    <w:p>
+      <w:pPr>
+        <w:spacing w:before="0" w:after="120"/>
+        <w:ind w:left="283"/>
       </w:pPr>
       <w:r>
         <w:rPr>
           <w:b w:val="0"/>
           <w:i w:val="0"/>
-          <w:color w:val="212529"/>
+          <w:sz w:val="24"/>
         </w:rPr>
-        <w:t>Four: the forecasts create real economic value — 137,000 euros per megawatt per year, drawdown five times smaller than the benchmark.</w:t>
+        <w:t>And forecasts create real economic value — not just better numbers on a metric.</w:t>
       </w:r>
     </w:p>
     <w:p>
       <w:pPr>
-        <w:spacing w:before="0" w:after="80"/>
-        <w:ind w:left="227"/>
+        <w:spacing w:before="0" w:after="0"/>
+      </w:pPr>
+    </w:p>
+    <w:p>
+      <w:pPr>
+        <w:spacing w:before="40" w:after="120"/>
+        <w:ind w:left="283"/>
+      </w:pPr>
+      <w:r>
+        <w:rPr>
+          <w:b/>
+          <w:i w:val="0"/>
+          <w:color w:val="002255"/>
+          <w:sz w:val="24"/>
+        </w:rPr>
+        <w:t>The practical takeaway: build a system that knows which regime it's in.</w:t>
+      </w:r>
+    </w:p>
+    <w:p>
+      <w:pPr>
+        <w:spacing w:before="0" w:after="0"/>
+      </w:pPr>
+    </w:p>
+    <w:p>
+      <w:pPr>
+        <w:spacing w:before="0" w:after="120"/>
+        <w:ind w:left="283"/>
       </w:pPr>
       <w:r>
         <w:rPr>
           <w:b w:val="0"/>
           <w:i w:val="0"/>
-          <w:color w:val="212529"/>
+          <w:sz w:val="24"/>
         </w:rPr>
-        <w:t>The practical implication: don't always include or always exclude weather. Build a regime detector. Thank you very much.</w:t>
+        <w:t>Thank you.</w:t>
       </w:r>
     </w:p>
     <w:p>
       <w:pPr>
-        <w:spacing w:before="40" w:after="40"/>
+        <w:spacing w:before="120" w:after="120"/>
         <w:pBdr>
-          <w:bottom w:val="single" w:sz="4" w:space="1" w:color="CCCCCC"/>
+          <w:bottom w:val="single" w:sz="4" w:space="4" w:color="CCCCCC"/>
         </w:pBdr>
       </w:pPr>
     </w:p>
     <w:p>
       <w:pPr>
-        <w:spacing w:before="280" w:after="60"/>
+        <w:spacing w:before="320" w:after="80"/>
+        <w:pBdr>
+          <w:bottom w:val="single" w:sz="4" w:space="4" w:color="C8A032"/>
+        </w:pBdr>
       </w:pPr>
       <w:r>
         <w:rPr>
@@ -1444,7 +1950,7 @@
         <w:rPr>
           <w:b w:val="0"/>
           <w:i/>
-          <w:color w:val="555555"/>
+          <w:color w:val="666666"/>
           <w:sz w:val="22"/>
         </w:rPr>
         <w:t xml:space="preserve">  · ~20 s</w:t>
@@ -1452,46 +1958,48 @@
     </w:p>
     <w:p>
       <w:pPr>
-        <w:spacing w:before="0" w:after="80"/>
-        <w:ind w:left="227"/>
+        <w:spacing w:before="80" w:after="120"/>
+        <w:ind w:left="283"/>
       </w:pPr>
       <w:r>
         <w:rPr>
           <w:b w:val="0"/>
           <w:i/>
-          <w:color w:val="555555"/>
+          <w:color w:val="666666"/>
+          <w:sz w:val="22"/>
         </w:rPr>
-        <w:t>[Smile. Pause 2–3 seconds. Let the examiner speak first.]</w:t>
+        <w:t>[Smile. Wait. Let them speak first.]</w:t>
       </w:r>
     </w:p>
     <w:p>
       <w:pPr>
-        <w:spacing w:before="0" w:after="80"/>
-        <w:ind w:left="227"/>
+        <w:spacing w:before="80" w:after="120"/>
+        <w:ind w:left="283"/>
       </w:pPr>
       <w:r>
         <w:rPr>
           <w:b w:val="0"/>
           <w:i/>
-          <w:color w:val="555555"/>
+          <w:color w:val="666666"/>
+          <w:sz w:val="22"/>
         </w:rPr>
-        <w:t>[If silence: "Would you like us to start with any particular aspect of the methodology?"]</w:t>
+        <w:t>[If silence: "Would you like to start with any particular aspect?"]</w:t>
       </w:r>
     </w:p>
     <w:p>
       <w:pPr>
-        <w:spacing w:before="40" w:after="40"/>
+        <w:spacing w:before="120" w:after="120"/>
         <w:pBdr>
-          <w:bottom w:val="single" w:sz="4" w:space="1" w:color="CCCCCC"/>
+          <w:bottom w:val="single" w:sz="4" w:space="4" w:color="CCCCCC"/>
         </w:pBdr>
       </w:pPr>
     </w:p>
     <w:p/>
     <w:p>
       <w:pPr>
-        <w:spacing w:before="80" w:after="40"/>
+        <w:spacing w:before="160" w:after="40"/>
         <w:pBdr>
-          <w:bottom w:val="single" w:sz="12" w:space="4" w:color="002255"/>
+          <w:bottom w:val="single" w:sz="10" w:space="4" w:color="002255"/>
         </w:pBdr>
       </w:pPr>
       <w:r>
@@ -1499,7 +2007,7 @@
           <w:b/>
           <w:i w:val="0"/>
           <w:color w:val="002255"/>
-          <w:sz w:val="40"/>
+          <w:sz w:val="34"/>
         </w:rPr>
         <w:t>TIMING REFERENCE</w:t>
       </w:r>
@@ -1518,7 +2026,7 @@
       <w:tr>
         <w:tc>
           <w:tcPr>
-            <w:tcW w:type="dxa" w:w="4535"/>
+            <w:tcW w:type="dxa" w:w="4252"/>
             <w:shd w:val="clear" w:color="auto" w:fill="002255"/>
           </w:tcPr>
           <w:p>
@@ -1526,7 +2034,7 @@
               <w:rPr>
                 <w:b/>
                 <w:color w:val="FFFFFF"/>
-                <w:sz w:val="20"/>
+                <w:sz w:val="22"/>
               </w:rPr>
               <w:t>Slide</w:t>
             </w:r>
@@ -1542,7 +2050,7 @@
               <w:rPr>
                 <w:b/>
                 <w:color w:val="FFFFFF"/>
-                <w:sz w:val="20"/>
+                <w:sz w:val="22"/>
               </w:rPr>
               <w:t>Speaker</w:t>
             </w:r>
@@ -1550,7 +2058,7 @@
         </w:tc>
         <w:tc>
           <w:tcPr>
-            <w:tcW w:type="dxa" w:w="1701"/>
+            <w:tcW w:type="dxa" w:w="1814"/>
             <w:shd w:val="clear" w:color="auto" w:fill="002255"/>
           </w:tcPr>
           <w:p>
@@ -1558,7 +2066,7 @@
               <w:rPr>
                 <w:b/>
                 <w:color w:val="FFFFFF"/>
-                <w:sz w:val="20"/>
+                <w:sz w:val="22"/>
               </w:rPr>
               <w:t>Target</w:t>
             </w:r>
@@ -1568,13 +2076,14 @@
       <w:tr>
         <w:tc>
           <w:tcPr>
-            <w:tcW w:type="dxa" w:w="4535"/>
+            <w:tcW w:type="dxa" w:w="4252"/>
             <w:shd w:val="clear" w:color="auto" w:fill="EEF3F9"/>
           </w:tcPr>
           <w:p>
             <w:r>
               <w:rPr>
-                <w:sz w:val="20"/>
+                <w:b w:val="0"/>
+                <w:sz w:val="22"/>
               </w:rPr>
               <w:t>1 — Title</w:t>
             </w:r>
@@ -1588,7 +2097,8 @@
           <w:p>
             <w:r>
               <w:rPr>
-                <w:sz w:val="20"/>
+                <w:b w:val="0"/>
+                <w:sz w:val="22"/>
               </w:rPr>
               <w:t>LEO</w:t>
             </w:r>
@@ -1596,13 +2106,14 @@
         </w:tc>
         <w:tc>
           <w:tcPr>
-            <w:tcW w:type="dxa" w:w="1701"/>
+            <w:tcW w:type="dxa" w:w="1814"/>
             <w:shd w:val="clear" w:color="auto" w:fill="EEF3F9"/>
           </w:tcPr>
           <w:p>
             <w:r>
               <w:rPr>
-                <w:sz w:val="20"/>
+                <w:b w:val="0"/>
+                <w:sz w:val="22"/>
               </w:rPr>
               <w:t>20 s</w:t>
             </w:r>
@@ -1612,15 +2123,16 @@
       <w:tr>
         <w:tc>
           <w:tcPr>
-            <w:tcW w:type="dxa" w:w="4535"/>
+            <w:tcW w:type="dxa" w:w="4252"/>
             <w:shd w:val="clear" w:color="auto" w:fill="FFFFFF"/>
           </w:tcPr>
           <w:p>
             <w:r>
               <w:rPr>
-                <w:sz w:val="20"/>
+                <w:b w:val="0"/>
+                <w:sz w:val="22"/>
               </w:rPr>
-              <w:t>2 — Context &amp; Motivation</w:t>
+              <w:t>2 — Context</w:t>
             </w:r>
           </w:p>
         </w:tc>
@@ -1632,7 +2144,8 @@
           <w:p>
             <w:r>
               <w:rPr>
-                <w:sz w:val="20"/>
+                <w:b w:val="0"/>
+                <w:sz w:val="22"/>
               </w:rPr>
               <w:t>LEO</w:t>
             </w:r>
@@ -1640,13 +2153,14 @@
         </w:tc>
         <w:tc>
           <w:tcPr>
-            <w:tcW w:type="dxa" w:w="1701"/>
+            <w:tcW w:type="dxa" w:w="1814"/>
             <w:shd w:val="clear" w:color="auto" w:fill="FFFFFF"/>
           </w:tcPr>
           <w:p>
             <w:r>
               <w:rPr>
-                <w:sz w:val="20"/>
+                <w:b w:val="0"/>
+                <w:sz w:val="22"/>
               </w:rPr>
               <w:t>1 min 30 s</w:t>
             </w:r>
@@ -1656,15 +2170,16 @@
       <w:tr>
         <w:tc>
           <w:tcPr>
-            <w:tcW w:type="dxa" w:w="4535"/>
+            <w:tcW w:type="dxa" w:w="4252"/>
             <w:shd w:val="clear" w:color="auto" w:fill="EEF3F9"/>
           </w:tcPr>
           <w:p>
             <w:r>
               <w:rPr>
-                <w:sz w:val="20"/>
+                <w:b w:val="0"/>
+                <w:sz w:val="22"/>
               </w:rPr>
-              <w:t>3 — Research Question</w:t>
+              <w:t>3 — Research Q</w:t>
             </w:r>
           </w:p>
         </w:tc>
@@ -1676,7 +2191,8 @@
           <w:p>
             <w:r>
               <w:rPr>
-                <w:sz w:val="20"/>
+                <w:b w:val="0"/>
+                <w:sz w:val="22"/>
               </w:rPr>
               <w:t>LEO</w:t>
             </w:r>
@@ -1684,13 +2200,14 @@
         </w:tc>
         <w:tc>
           <w:tcPr>
-            <w:tcW w:type="dxa" w:w="1701"/>
+            <w:tcW w:type="dxa" w:w="1814"/>
             <w:shd w:val="clear" w:color="auto" w:fill="EEF3F9"/>
           </w:tcPr>
           <w:p>
             <w:r>
               <w:rPr>
-                <w:sz w:val="20"/>
+                <w:b w:val="0"/>
+                <w:sz w:val="22"/>
               </w:rPr>
               <w:t>1 min</w:t>
             </w:r>
@@ -1700,13 +2217,14 @@
       <w:tr>
         <w:tc>
           <w:tcPr>
-            <w:tcW w:type="dxa" w:w="4535"/>
+            <w:tcW w:type="dxa" w:w="4252"/>
             <w:shd w:val="clear" w:color="auto" w:fill="FFFFFF"/>
           </w:tcPr>
           <w:p>
             <w:r>
               <w:rPr>
-                <w:sz w:val="20"/>
+                <w:b w:val="0"/>
+                <w:sz w:val="22"/>
               </w:rPr>
               <w:t>4 — Data</w:t>
             </w:r>
@@ -1720,7 +2238,8 @@
           <w:p>
             <w:r>
               <w:rPr>
-                <w:sz w:val="20"/>
+                <w:b w:val="0"/>
+                <w:sz w:val="22"/>
               </w:rPr>
               <w:t>LEO</w:t>
             </w:r>
@@ -1728,13 +2247,14 @@
         </w:tc>
         <w:tc>
           <w:tcPr>
-            <w:tcW w:type="dxa" w:w="1701"/>
+            <w:tcW w:type="dxa" w:w="1814"/>
             <w:shd w:val="clear" w:color="auto" w:fill="FFFFFF"/>
           </w:tcPr>
           <w:p>
             <w:r>
               <w:rPr>
-                <w:sz w:val="20"/>
+                <w:b w:val="0"/>
+                <w:sz w:val="22"/>
               </w:rPr>
               <w:t>1 min</w:t>
             </w:r>
@@ -1744,13 +2264,14 @@
       <w:tr>
         <w:tc>
           <w:tcPr>
-            <w:tcW w:type="dxa" w:w="4535"/>
+            <w:tcW w:type="dxa" w:w="4252"/>
             <w:shd w:val="clear" w:color="auto" w:fill="EEF3F9"/>
           </w:tcPr>
           <w:p>
             <w:r>
               <w:rPr>
-                <w:sz w:val="20"/>
+                <w:b w:val="0"/>
+                <w:sz w:val="22"/>
               </w:rPr>
               <w:t>5 — Methodology</w:t>
             </w:r>
@@ -1764,7 +2285,8 @@
           <w:p>
             <w:r>
               <w:rPr>
-                <w:sz w:val="20"/>
+                <w:b w:val="0"/>
+                <w:sz w:val="22"/>
               </w:rPr>
               <w:t>LEO</w:t>
             </w:r>
@@ -1772,13 +2294,14 @@
         </w:tc>
         <w:tc>
           <w:tcPr>
-            <w:tcW w:type="dxa" w:w="1701"/>
+            <w:tcW w:type="dxa" w:w="1814"/>
             <w:shd w:val="clear" w:color="auto" w:fill="EEF3F9"/>
           </w:tcPr>
           <w:p>
             <w:r>
               <w:rPr>
-                <w:sz w:val="20"/>
+                <w:b w:val="0"/>
+                <w:sz w:val="22"/>
               </w:rPr>
               <w:t>1 min</w:t>
             </w:r>
@@ -1788,13 +2311,14 @@
       <w:tr>
         <w:tc>
           <w:tcPr>
-            <w:tcW w:type="dxa" w:w="4535"/>
+            <w:tcW w:type="dxa" w:w="4252"/>
             <w:shd w:val="clear" w:color="auto" w:fill="FFFFFF"/>
           </w:tcPr>
           <w:p>
             <w:r>
               <w:rPr>
-                <w:sz w:val="20"/>
+                <w:b w:val="0"/>
+                <w:sz w:val="22"/>
               </w:rPr>
               <w:t>6 — Results stable</w:t>
             </w:r>
@@ -1808,7 +2332,8 @@
           <w:p>
             <w:r>
               <w:rPr>
-                <w:sz w:val="20"/>
+                <w:b w:val="0"/>
+                <w:sz w:val="22"/>
               </w:rPr>
               <w:t>LEO</w:t>
             </w:r>
@@ -1816,13 +2341,14 @@
         </w:tc>
         <w:tc>
           <w:tcPr>
-            <w:tcW w:type="dxa" w:w="1701"/>
+            <w:tcW w:type="dxa" w:w="1814"/>
             <w:shd w:val="clear" w:color="auto" w:fill="FFFFFF"/>
           </w:tcPr>
           <w:p>
             <w:r>
               <w:rPr>
-                <w:sz w:val="20"/>
+                <w:b w:val="0"/>
+                <w:sz w:val="22"/>
               </w:rPr>
               <w:t>1 min 30 s</w:t>
             </w:r>
@@ -1832,13 +2358,14 @@
       <w:tr>
         <w:tc>
           <w:tcPr>
-            <w:tcW w:type="dxa" w:w="4535"/>
+            <w:tcW w:type="dxa" w:w="4252"/>
             <w:shd w:val="clear" w:color="auto" w:fill="EEF3F9"/>
           </w:tcPr>
           <w:p>
             <w:r>
               <w:rPr>
-                <w:sz w:val="20"/>
+                <w:b w:val="0"/>
+                <w:sz w:val="22"/>
               </w:rPr>
               <w:t>7 — Central Finding</w:t>
             </w:r>
@@ -1852,7 +2379,8 @@
           <w:p>
             <w:r>
               <w:rPr>
-                <w:sz w:val="20"/>
+                <w:b w:val="0"/>
+                <w:sz w:val="22"/>
               </w:rPr>
               <w:t>LEO</w:t>
             </w:r>
@@ -1860,13 +2388,14 @@
         </w:tc>
         <w:tc>
           <w:tcPr>
-            <w:tcW w:type="dxa" w:w="1701"/>
+            <w:tcW w:type="dxa" w:w="1814"/>
             <w:shd w:val="clear" w:color="auto" w:fill="EEF3F9"/>
           </w:tcPr>
           <w:p>
             <w:r>
               <w:rPr>
-                <w:sz w:val="20"/>
+                <w:b w:val="0"/>
+                <w:sz w:val="22"/>
               </w:rPr>
               <w:t>1 min</w:t>
             </w:r>
@@ -1876,15 +2405,16 @@
       <w:tr>
         <w:tc>
           <w:tcPr>
-            <w:tcW w:type="dxa" w:w="4535"/>
+            <w:tcW w:type="dxa" w:w="4252"/>
             <w:shd w:val="clear" w:color="auto" w:fill="FFFFFF"/>
           </w:tcPr>
           <w:p>
             <w:r>
               <w:rPr>
-                <w:sz w:val="20"/>
+                <w:b w:val="0"/>
+                <w:sz w:val="22"/>
               </w:rPr>
-              <w:t>8 — Feature Importance</w:t>
+              <w:t>8 — Feature Imp.</w:t>
             </w:r>
           </w:p>
         </w:tc>
@@ -1896,7 +2426,8 @@
           <w:p>
             <w:r>
               <w:rPr>
-                <w:sz w:val="20"/>
+                <w:b w:val="0"/>
+                <w:sz w:val="22"/>
               </w:rPr>
               <w:t>LYAM</w:t>
             </w:r>
@@ -1904,13 +2435,14 @@
         </w:tc>
         <w:tc>
           <w:tcPr>
-            <w:tcW w:type="dxa" w:w="1701"/>
+            <w:tcW w:type="dxa" w:w="1814"/>
             <w:shd w:val="clear" w:color="auto" w:fill="FFFFFF"/>
           </w:tcPr>
           <w:p>
             <w:r>
               <w:rPr>
-                <w:sz w:val="20"/>
+                <w:b w:val="0"/>
+                <w:sz w:val="22"/>
               </w:rPr>
               <w:t>1 min</w:t>
             </w:r>
@@ -1920,13 +2452,14 @@
       <w:tr>
         <w:tc>
           <w:tcPr>
-            <w:tcW w:type="dxa" w:w="4535"/>
+            <w:tcW w:type="dxa" w:w="4252"/>
             <w:shd w:val="clear" w:color="auto" w:fill="EEF3F9"/>
           </w:tcPr>
           <w:p>
             <w:r>
               <w:rPr>
-                <w:sz w:val="20"/>
+                <w:b w:val="0"/>
+                <w:sz w:val="22"/>
               </w:rPr>
               <w:t>9 — Redundancy</w:t>
             </w:r>
@@ -1940,7 +2473,8 @@
           <w:p>
             <w:r>
               <w:rPr>
-                <w:sz w:val="20"/>
+                <w:b w:val="0"/>
+                <w:sz w:val="22"/>
               </w:rPr>
               <w:t>LYAM</w:t>
             </w:r>
@@ -1948,13 +2482,14 @@
         </w:tc>
         <w:tc>
           <w:tcPr>
-            <w:tcW w:type="dxa" w:w="1701"/>
+            <w:tcW w:type="dxa" w:w="1814"/>
             <w:shd w:val="clear" w:color="auto" w:fill="EEF3F9"/>
           </w:tcPr>
           <w:p>
             <w:r>
               <w:rPr>
-                <w:sz w:val="20"/>
+                <w:b w:val="0"/>
+                <w:sz w:val="22"/>
               </w:rPr>
               <w:t>1 min 30 s</w:t>
             </w:r>
@@ -1964,13 +2499,14 @@
       <w:tr>
         <w:tc>
           <w:tcPr>
-            <w:tcW w:type="dxa" w:w="4535"/>
+            <w:tcW w:type="dxa" w:w="4252"/>
             <w:shd w:val="clear" w:color="auto" w:fill="FFFFFF"/>
           </w:tcPr>
           <w:p>
             <w:r>
               <w:rPr>
-                <w:sz w:val="20"/>
+                <w:b w:val="0"/>
+                <w:sz w:val="22"/>
               </w:rPr>
               <w:t>10 — 2022 Crisis</w:t>
             </w:r>
@@ -1984,7 +2520,8 @@
           <w:p>
             <w:r>
               <w:rPr>
-                <w:sz w:val="20"/>
+                <w:b w:val="0"/>
+                <w:sz w:val="22"/>
               </w:rPr>
               <w:t>LYAM</w:t>
             </w:r>
@@ -1992,13 +2529,14 @@
         </w:tc>
         <w:tc>
           <w:tcPr>
-            <w:tcW w:type="dxa" w:w="1701"/>
+            <w:tcW w:type="dxa" w:w="1814"/>
             <w:shd w:val="clear" w:color="auto" w:fill="FFFFFF"/>
           </w:tcPr>
           <w:p>
             <w:r>
               <w:rPr>
-                <w:sz w:val="20"/>
+                <w:b w:val="0"/>
+                <w:sz w:val="22"/>
               </w:rPr>
               <w:t>1 min 30 s</w:t>
             </w:r>
@@ -2008,13 +2546,14 @@
       <w:tr>
         <w:tc>
           <w:tcPr>
-            <w:tcW w:type="dxa" w:w="4535"/>
+            <w:tcW w:type="dxa" w:w="4252"/>
             <w:shd w:val="clear" w:color="auto" w:fill="EEF3F9"/>
           </w:tcPr>
           <w:p>
             <w:r>
               <w:rPr>
-                <w:sz w:val="20"/>
+                <w:b w:val="0"/>
+                <w:sz w:val="22"/>
               </w:rPr>
               <w:t>11 — Why 2022</w:t>
             </w:r>
@@ -2028,7 +2567,8 @@
           <w:p>
             <w:r>
               <w:rPr>
-                <w:sz w:val="20"/>
+                <w:b w:val="0"/>
+                <w:sz w:val="22"/>
               </w:rPr>
               <w:t>LYAM</w:t>
             </w:r>
@@ -2036,13 +2576,14 @@
         </w:tc>
         <w:tc>
           <w:tcPr>
-            <w:tcW w:type="dxa" w:w="1701"/>
+            <w:tcW w:type="dxa" w:w="1814"/>
             <w:shd w:val="clear" w:color="auto" w:fill="EEF3F9"/>
           </w:tcPr>
           <w:p>
             <w:r>
               <w:rPr>
-                <w:sz w:val="20"/>
+                <w:b w:val="0"/>
+                <w:sz w:val="22"/>
               </w:rPr>
               <w:t>1 min 30 s</w:t>
             </w:r>
@@ -2052,15 +2593,16 @@
       <w:tr>
         <w:tc>
           <w:tcPr>
-            <w:tcW w:type="dxa" w:w="4535"/>
+            <w:tcW w:type="dxa" w:w="4252"/>
             <w:shd w:val="clear" w:color="auto" w:fill="FFFFFF"/>
           </w:tcPr>
           <w:p>
             <w:r>
               <w:rPr>
-                <w:sz w:val="20"/>
+                <w:b w:val="0"/>
+                <w:sz w:val="22"/>
               </w:rPr>
-              <w:t>12 — Trading Backtest</w:t>
+              <w:t>12 — Trading</w:t>
             </w:r>
           </w:p>
         </w:tc>
@@ -2072,7 +2614,8 @@
           <w:p>
             <w:r>
               <w:rPr>
-                <w:sz w:val="20"/>
+                <w:b w:val="0"/>
+                <w:sz w:val="22"/>
               </w:rPr>
               <w:t>LYAM</w:t>
             </w:r>
@@ -2080,13 +2623,14 @@
         </w:tc>
         <w:tc>
           <w:tcPr>
-            <w:tcW w:type="dxa" w:w="1701"/>
+            <w:tcW w:type="dxa" w:w="1814"/>
             <w:shd w:val="clear" w:color="auto" w:fill="FFFFFF"/>
           </w:tcPr>
           <w:p>
             <w:r>
               <w:rPr>
-                <w:sz w:val="20"/>
+                <w:b w:val="0"/>
+                <w:sz w:val="22"/>
               </w:rPr>
               <w:t>1 min</w:t>
             </w:r>
@@ -2096,13 +2640,14 @@
       <w:tr>
         <w:tc>
           <w:tcPr>
-            <w:tcW w:type="dxa" w:w="4535"/>
+            <w:tcW w:type="dxa" w:w="4252"/>
             <w:shd w:val="clear" w:color="auto" w:fill="EEF3F9"/>
           </w:tcPr>
           <w:p>
             <w:r>
               <w:rPr>
-                <w:sz w:val="20"/>
+                <w:b w:val="0"/>
+                <w:sz w:val="22"/>
               </w:rPr>
               <w:t>13 — Robustness</w:t>
             </w:r>
@@ -2116,7 +2661,8 @@
           <w:p>
             <w:r>
               <w:rPr>
-                <w:sz w:val="20"/>
+                <w:b w:val="0"/>
+                <w:sz w:val="22"/>
               </w:rPr>
               <w:t>LYAM</w:t>
             </w:r>
@@ -2124,13 +2670,14 @@
         </w:tc>
         <w:tc>
           <w:tcPr>
-            <w:tcW w:type="dxa" w:w="1701"/>
+            <w:tcW w:type="dxa" w:w="1814"/>
             <w:shd w:val="clear" w:color="auto" w:fill="EEF3F9"/>
           </w:tcPr>
           <w:p>
             <w:r>
               <w:rPr>
-                <w:sz w:val="20"/>
+                <w:b w:val="0"/>
+                <w:sz w:val="22"/>
               </w:rPr>
               <w:t>30 s</w:t>
             </w:r>
@@ -2140,13 +2687,14 @@
       <w:tr>
         <w:tc>
           <w:tcPr>
-            <w:tcW w:type="dxa" w:w="4535"/>
+            <w:tcW w:type="dxa" w:w="4252"/>
             <w:shd w:val="clear" w:color="auto" w:fill="FFFFFF"/>
           </w:tcPr>
           <w:p>
             <w:r>
               <w:rPr>
-                <w:sz w:val="20"/>
+                <w:b w:val="0"/>
+                <w:sz w:val="22"/>
               </w:rPr>
               <w:t>14 — Limitations</w:t>
             </w:r>
@@ -2160,7 +2708,8 @@
           <w:p>
             <w:r>
               <w:rPr>
-                <w:sz w:val="20"/>
+                <w:b w:val="0"/>
+                <w:sz w:val="22"/>
               </w:rPr>
               <w:t>LYAM</w:t>
             </w:r>
@@ -2168,13 +2717,14 @@
         </w:tc>
         <w:tc>
           <w:tcPr>
-            <w:tcW w:type="dxa" w:w="1701"/>
+            <w:tcW w:type="dxa" w:w="1814"/>
             <w:shd w:val="clear" w:color="auto" w:fill="FFFFFF"/>
           </w:tcPr>
           <w:p>
             <w:r>
               <w:rPr>
-                <w:sz w:val="20"/>
+                <w:b w:val="0"/>
+                <w:sz w:val="22"/>
               </w:rPr>
               <w:t>45 s</w:t>
             </w:r>
@@ -2184,13 +2734,14 @@
       <w:tr>
         <w:tc>
           <w:tcPr>
-            <w:tcW w:type="dxa" w:w="4535"/>
+            <w:tcW w:type="dxa" w:w="4252"/>
             <w:shd w:val="clear" w:color="auto" w:fill="EEF3F9"/>
           </w:tcPr>
           <w:p>
             <w:r>
               <w:rPr>
-                <w:sz w:val="20"/>
+                <w:b w:val="0"/>
+                <w:sz w:val="22"/>
               </w:rPr>
               <w:t>15 — Conclusions</w:t>
             </w:r>
@@ -2204,7 +2755,8 @@
           <w:p>
             <w:r>
               <w:rPr>
-                <w:sz w:val="20"/>
+                <w:b w:val="0"/>
+                <w:sz w:val="22"/>
               </w:rPr>
               <w:t>LYAM</w:t>
             </w:r>
@@ -2212,13 +2764,14 @@
         </w:tc>
         <w:tc>
           <w:tcPr>
-            <w:tcW w:type="dxa" w:w="1701"/>
+            <w:tcW w:type="dxa" w:w="1814"/>
             <w:shd w:val="clear" w:color="auto" w:fill="EEF3F9"/>
           </w:tcPr>
           <w:p>
             <w:r>
               <w:rPr>
-                <w:sz w:val="20"/>
+                <w:b w:val="0"/>
+                <w:sz w:val="22"/>
               </w:rPr>
               <w:t>1 min 30 s</w:t>
             </w:r>
@@ -2228,13 +2781,14 @@
       <w:tr>
         <w:tc>
           <w:tcPr>
-            <w:tcW w:type="dxa" w:w="4535"/>
+            <w:tcW w:type="dxa" w:w="4252"/>
             <w:shd w:val="clear" w:color="auto" w:fill="FFFFFF"/>
           </w:tcPr>
           <w:p>
             <w:r>
               <w:rPr>
-                <w:sz w:val="20"/>
+                <w:b w:val="0"/>
+                <w:sz w:val="22"/>
               </w:rPr>
               <w:t>16 — Questions</w:t>
             </w:r>
@@ -2248,21 +2802,23 @@
           <w:p>
             <w:r>
               <w:rPr>
-                <w:sz w:val="20"/>
+                <w:b w:val="0"/>
+                <w:sz w:val="22"/>
               </w:rPr>
-              <w:t>LEO + LYAM</w:t>
+              <w:t>BOTH</w:t>
             </w:r>
           </w:p>
         </w:tc>
         <w:tc>
           <w:tcPr>
-            <w:tcW w:type="dxa" w:w="1701"/>
+            <w:tcW w:type="dxa" w:w="1814"/>
             <w:shd w:val="clear" w:color="auto" w:fill="FFFFFF"/>
           </w:tcPr>
           <w:p>
             <w:r>
               <w:rPr>
-                <w:sz w:val="20"/>
+                <w:b w:val="0"/>
+                <w:sz w:val="22"/>
               </w:rPr>
               <w:t>20 s</w:t>
             </w:r>
@@ -2272,13 +2828,15 @@
       <w:tr>
         <w:tc>
           <w:tcPr>
-            <w:tcW w:type="dxa" w:w="4535"/>
-            <w:shd w:val="clear" w:color="auto" w:fill="EEF3F9"/>
+            <w:tcW w:type="dxa" w:w="4252"/>
+            <w:shd w:val="clear" w:color="auto" w:fill="D6E4F0"/>
           </w:tcPr>
           <w:p>
             <w:r>
               <w:rPr>
-                <w:sz w:val="20"/>
+                <w:b/>
+                <w:color w:val="002255"/>
+                <w:sz w:val="22"/>
               </w:rPr>
               <w:t>TOTAL</w:t>
             </w:r>
@@ -2287,25 +2845,29 @@
         <w:tc>
           <w:tcPr>
             <w:tcW w:type="dxa" w:w="1984"/>
-            <w:shd w:val="clear" w:color="auto" w:fill="EEF3F9"/>
+            <w:shd w:val="clear" w:color="auto" w:fill="D6E4F0"/>
           </w:tcPr>
           <w:p>
             <w:r>
               <w:rPr>
-                <w:sz w:val="20"/>
+                <w:b/>
+                <w:color w:val="002255"/>
+                <w:sz w:val="22"/>
               </w:rPr>
             </w:r>
           </w:p>
         </w:tc>
         <w:tc>
           <w:tcPr>
-            <w:tcW w:type="dxa" w:w="1701"/>
-            <w:shd w:val="clear" w:color="auto" w:fill="EEF3F9"/>
+            <w:tcW w:type="dxa" w:w="1814"/>
+            <w:shd w:val="clear" w:color="auto" w:fill="D6E4F0"/>
           </w:tcPr>
           <w:p>
             <w:r>
               <w:rPr>
-                <w:sz w:val="20"/>
+                <w:b/>
+                <w:color w:val="002255"/>
+                <w:sz w:val="22"/>
               </w:rPr>
               <w:t>~17 min</w:t>
             </w:r>
@@ -2314,12 +2876,11 @@
       </w:tr>
     </w:tbl>
     <w:p/>
-    <w:p/>
     <w:p>
       <w:pPr>
-        <w:spacing w:before="80" w:after="40"/>
+        <w:spacing w:before="160" w:after="40"/>
         <w:pBdr>
-          <w:bottom w:val="single" w:sz="12" w:space="4" w:color="002255"/>
+          <w:bottom w:val="single" w:sz="10" w:space="4" w:color="002255"/>
         </w:pBdr>
       </w:pPr>
       <w:r>
@@ -2327,7 +2888,7 @@
           <w:b/>
           <w:i w:val="0"/>
           <w:color w:val="002255"/>
-          <w:sz w:val="40"/>
+          <w:sz w:val="34"/>
         </w:rPr>
         <w:t>KEY TRANSITIONS</w:t>
       </w:r>
@@ -2340,21 +2901,15 @@
           <w:color w:val="002255"/>
           <w:sz w:val="22"/>
         </w:rPr>
-        <w:t>Slide 7 → 8  (LEO hands to LYAM):</w:t>
+        <w:t xml:space="preserve">Slide 7 → 8  (LEO to LYAM):  </w:t>
       </w:r>
-    </w:p>
-    <w:p>
-      <w:pPr>
-        <w:spacing w:before="0" w:after="80"/>
-        <w:ind w:left="227"/>
-      </w:pPr>
       <w:r>
         <w:rPr>
           <w:b w:val="0"/>
-          <w:i w:val="0"/>
-          <w:color w:val="212529"/>
+          <w:i/>
+          <w:sz w:val="22"/>
         </w:rPr>
-        <w:t>"I'll hand over to Lyam, who will explain the mechanism and show what happens in the 2022 crisis."</w:t>
+        <w:t>"Lyam will take it from here."</w:t>
       </w:r>
     </w:p>
     <w:p>
@@ -2365,21 +2920,15 @@
           <w:color w:val="002255"/>
           <w:sz w:val="22"/>
         </w:rPr>
-        <w:t>Slide 9 → 10  (LYAM continues):</w:t>
+        <w:t xml:space="preserve">Slide 9 → 10  (LYAM continues):  </w:t>
       </w:r>
-    </w:p>
-    <w:p>
-      <w:pPr>
-        <w:spacing w:before="0" w:after="80"/>
-        <w:ind w:left="227"/>
-      </w:pPr>
       <w:r>
         <w:rPr>
           <w:b w:val="0"/>
-          <w:i w:val="0"/>
-          <w:color w:val="212529"/>
+          <w:i/>
+          <w:sz w:val="22"/>
         </w:rPr>
-        <w:t>"But this only holds when those three channels are working. In 2022, they all broke at once."</w:t>
+        <w:t>"As long as they hold. In 2022, none of them did."</w:t>
       </w:r>
     </w:p>
     <w:p>
@@ -2390,21 +2939,15 @@
           <w:color w:val="002255"/>
           <w:sz w:val="22"/>
         </w:rPr>
-        <w:t>End of slide 15:</w:t>
+        <w:t xml:space="preserve">End of slide 15:  </w:t>
       </w:r>
-    </w:p>
-    <w:p>
-      <w:pPr>
-        <w:spacing w:before="0" w:after="80"/>
-        <w:ind w:left="227"/>
-      </w:pPr>
       <w:r>
         <w:rPr>
           <w:b w:val="0"/>
-          <w:i w:val="0"/>
-          <w:color w:val="212529"/>
+          <w:i/>
+          <w:sz w:val="22"/>
         </w:rPr>
-        <w:t>"Thank you very much. We're happy to take your questions."</w:t>
+        <w:t>"Thank you."</w:t>
       </w:r>
     </w:p>
     <w:sectPr>
